--- a/文档/智肤定靶_嵌入式设计大赛作品说明书.docx
+++ b/文档/智肤定靶_嵌入式设计大赛作品说明书.docx
@@ -24,12 +24,28 @@
           <w:lang w:eastAsia="zh-CN"/>
         </w:rPr>
       </w:pPr>
-      <w:r>
-        <w:rPr>
-          <w:lang w:eastAsia="zh-CN"/>
-        </w:rPr>
-        <w:t>智肤定靶：基于单目精瞄与</w:t>
-      </w:r>
+      <w:proofErr w:type="gramStart"/>
+      <w:r>
+        <w:rPr>
+          <w:lang w:eastAsia="zh-CN"/>
+        </w:rPr>
+        <w:t>智肤定靶</w:t>
+      </w:r>
+      <w:proofErr w:type="gramEnd"/>
+      <w:r>
+        <w:rPr>
+          <w:lang w:eastAsia="zh-CN"/>
+        </w:rPr>
+        <w:t>：基于单目</w:t>
+      </w:r>
+      <w:proofErr w:type="gramStart"/>
+      <w:r>
+        <w:rPr>
+          <w:lang w:eastAsia="zh-CN"/>
+        </w:rPr>
+        <w:t>精瞄与</w:t>
+      </w:r>
+      <w:proofErr w:type="gramEnd"/>
       <w:r>
         <w:rPr>
           <w:lang w:eastAsia="zh-CN"/>
@@ -40,7 +56,21 @@
         <w:rPr>
           <w:lang w:eastAsia="zh-CN"/>
         </w:rPr>
-        <w:t>深度感知的五轴机械臂皮肤靶点安全定位平台</w:t>
+        <w:t>深度感知</w:t>
+      </w:r>
+      <w:proofErr w:type="gramStart"/>
+      <w:r>
+        <w:rPr>
+          <w:lang w:eastAsia="zh-CN"/>
+        </w:rPr>
+        <w:t>的五轴机械</w:t>
+      </w:r>
+      <w:proofErr w:type="gramEnd"/>
+      <w:r>
+        <w:rPr>
+          <w:lang w:eastAsia="zh-CN"/>
+        </w:rPr>
+        <w:t>臂皮肤靶点安全定位平台</w:t>
       </w:r>
     </w:p>
     <w:p>
@@ -48,6 +78,7 @@
         <w:spacing w:after="80" w:line="288" w:lineRule="auto"/>
         <w:jc w:val="center"/>
         <w:rPr>
+          <w:rFonts w:hint="eastAsia"/>
           <w:lang w:eastAsia="zh-CN"/>
         </w:rPr>
       </w:pPr>
@@ -76,83 +107,260 @@
       <w:pPr>
         <w:spacing w:after="80" w:line="288" w:lineRule="auto"/>
         <w:rPr>
-          <w:lang w:eastAsia="zh-CN"/>
-        </w:rPr>
-      </w:pPr>
-      <w:r>
-        <w:rPr>
-          <w:lang w:eastAsia="zh-CN"/>
-        </w:rPr>
-        <w:t>本作品面向皮肤科辅助定位演示、医美训练和医学教学中的微小靶点安全定位需求，构建了由 Jetson Nano 视觉计算、RA6M5 实时安全控制、五轴机械臂和低功率指示光组成的嵌入式定位平台。系统采用“顶部 RGB-D 全局感知、末端单目局部精瞄、RA6M5 本地联锁”的分层架构：RGB-D 模块提供目标区域深度与安全距离依据，末端单目相机通过无黑痣基准图、ECC 配准、LAB-L 差分和多维过滤输出黑痣中心偏差，RA6M5 负责串口帧校验、S 曲线轨迹、逆运动学连续选解、视觉定靶状态机和 P000/P801 安全输出门控。</w:t>
-      </w:r>
-      <w:commentRangeStart w:id="0"/>
-      <w:r>
-        <w:rPr>
-          <w:lang w:eastAsia="zh-CN"/>
-        </w:rPr>
-        <w:t>台架测试记录显示，单目样机黑痣识别成功率为 96.7%（348/360），中心定位抖动约 ±0.8 px，光斑对准平均偏差 0.42 mm，重复定位误差均值 0.38 mm，25 次异常注入均被拦截。RGB-D 模块已完成 RGB 标定、深度图采集和三维坐标换算验证，RGB 标定重投影误差约 0.285 px。本文档严格限定为非人体、非临床、非治疗性工程样机说明，文中“激光/输出”均指低功率指示或模拟输出信号。</w:t>
-      </w:r>
-      <w:commentRangeEnd w:id="0"/>
-      <w:r>
-        <w:rPr>
-          <w:rStyle w:val="aff9"/>
-        </w:rPr>
-        <w:commentReference w:id="0"/>
+          <w:rFonts w:hint="eastAsia"/>
+          <w:lang w:eastAsia="zh-CN"/>
+        </w:rPr>
+      </w:pPr>
+      <w:r>
+        <w:rPr>
+          <w:lang w:eastAsia="zh-CN"/>
+        </w:rPr>
+        <w:t>本作品面向皮肤科辅助定位演示、</w:t>
+      </w:r>
+      <w:proofErr w:type="gramStart"/>
+      <w:r>
+        <w:rPr>
+          <w:lang w:eastAsia="zh-CN"/>
+        </w:rPr>
+        <w:t>医</w:t>
+      </w:r>
+      <w:proofErr w:type="gramEnd"/>
+      <w:r>
+        <w:rPr>
+          <w:lang w:eastAsia="zh-CN"/>
+        </w:rPr>
+        <w:t>美训练和医学教学中的微小靶点安全定位需求，构建了由 Jetson Nano 视觉计算、RA6M5 实时安全控制、</w:t>
+      </w:r>
+      <w:proofErr w:type="gramStart"/>
+      <w:r>
+        <w:rPr>
+          <w:lang w:eastAsia="zh-CN"/>
+        </w:rPr>
+        <w:t>五轴机械</w:t>
+      </w:r>
+      <w:proofErr w:type="gramEnd"/>
+      <w:r>
+        <w:rPr>
+          <w:lang w:eastAsia="zh-CN"/>
+        </w:rPr>
+        <w:t>臂和低功率指示光组成的嵌入式定位平台。系统采用“顶部 RGB-D 全局感知、末端单目局部精瞄、RA6M5 本地</w:t>
+      </w:r>
+      <w:proofErr w:type="gramStart"/>
+      <w:r>
+        <w:rPr>
+          <w:lang w:eastAsia="zh-CN"/>
+        </w:rPr>
+        <w:t>联锁</w:t>
+      </w:r>
+      <w:proofErr w:type="gramEnd"/>
+      <w:r>
+        <w:rPr>
+          <w:lang w:eastAsia="zh-CN"/>
+        </w:rPr>
+        <w:t>”的分层架构：RGB-D 模块提供目标区域深度与安全距离依据，末端单目相机通过无黑痣基准图、ECC 配准、LAB-L 差分和多维过滤输出黑痣中心偏差，RA6M5 负责串口</w:t>
+      </w:r>
+      <w:proofErr w:type="gramStart"/>
+      <w:r>
+        <w:rPr>
+          <w:lang w:eastAsia="zh-CN"/>
+        </w:rPr>
+        <w:t>帧</w:t>
+      </w:r>
+      <w:proofErr w:type="gramEnd"/>
+      <w:r>
+        <w:rPr>
+          <w:lang w:eastAsia="zh-CN"/>
+        </w:rPr>
+        <w:t>校验、S 曲线轨迹、逆运动学连续选解、</w:t>
+      </w:r>
+      <w:proofErr w:type="gramStart"/>
+      <w:r>
+        <w:rPr>
+          <w:lang w:eastAsia="zh-CN"/>
+        </w:rPr>
+        <w:t>视觉定靶状态机</w:t>
+      </w:r>
+      <w:proofErr w:type="gramEnd"/>
+      <w:r>
+        <w:rPr>
+          <w:lang w:eastAsia="zh-CN"/>
+        </w:rPr>
+        <w:t xml:space="preserve">和 </w:t>
+      </w:r>
+      <w:r>
+        <w:rPr>
+          <w:rFonts w:hint="eastAsia"/>
+          <w:lang w:eastAsia="zh-CN"/>
+        </w:rPr>
+        <w:t>按键/激光</w:t>
+      </w:r>
+      <w:r>
+        <w:rPr>
+          <w:lang w:eastAsia="zh-CN"/>
+        </w:rPr>
+        <w:t xml:space="preserve"> 安全输出门控。台架测试记录显示，单目样机黑痣识别成功率为 96.7%（348/360），中心定位抖动约 ±0.8 </w:t>
+      </w:r>
+      <w:proofErr w:type="spellStart"/>
+      <w:r>
+        <w:rPr>
+          <w:lang w:eastAsia="zh-CN"/>
+        </w:rPr>
+        <w:t>px</w:t>
+      </w:r>
+      <w:proofErr w:type="spellEnd"/>
+      <w:r>
+        <w:rPr>
+          <w:lang w:eastAsia="zh-CN"/>
+        </w:rPr>
+        <w:t xml:space="preserve">，光斑对准平均偏差 0.42 mm，重复定位误差均值 0.38 mm，25 次异常注入均被拦截。RGB-D 模块已完成 RGB 标定、深度图采集和三维坐标换算验证，RGB 标定重投影误差约 0.285 </w:t>
+      </w:r>
+      <w:proofErr w:type="spellStart"/>
+      <w:r>
+        <w:rPr>
+          <w:lang w:eastAsia="zh-CN"/>
+        </w:rPr>
+        <w:t>px</w:t>
+      </w:r>
+      <w:proofErr w:type="spellEnd"/>
+      <w:r>
+        <w:rPr>
+          <w:lang w:eastAsia="zh-CN"/>
+        </w:rPr>
+        <w:t>。本文档严格限定为非人体、非临床、非治疗性工程样机说明，文中“激光/输出”均指低功率指示或模拟输出信号。</w:t>
       </w:r>
     </w:p>
     <w:p>
       <w:pPr>
         <w:spacing w:after="80" w:line="288" w:lineRule="auto"/>
         <w:rPr>
-          <w:lang w:eastAsia="zh-CN"/>
-        </w:rPr>
-      </w:pPr>
-      <w:r>
-        <w:rPr>
-          <w:lang w:eastAsia="zh-CN"/>
-        </w:rPr>
-        <w:t>关键词：RA6M5；Jetson Nano；单目视觉；RGB-D；五轴机械臂；安全联锁；S 曲线插补</w:t>
+          <w:rFonts w:hint="eastAsia"/>
+          <w:lang w:eastAsia="zh-CN"/>
+        </w:rPr>
+      </w:pPr>
+      <w:r>
+        <w:rPr>
+          <w:lang w:eastAsia="zh-CN"/>
+        </w:rPr>
+        <w:t>关键词：RA6M5；Jetson Nano；单目视觉；RGB-D；</w:t>
+      </w:r>
+      <w:proofErr w:type="gramStart"/>
+      <w:r>
+        <w:rPr>
+          <w:lang w:eastAsia="zh-CN"/>
+        </w:rPr>
+        <w:t>五轴机械</w:t>
+      </w:r>
+      <w:proofErr w:type="gramEnd"/>
+      <w:r>
+        <w:rPr>
+          <w:lang w:eastAsia="zh-CN"/>
+        </w:rPr>
+        <w:t>臂；安全</w:t>
+      </w:r>
+      <w:proofErr w:type="gramStart"/>
+      <w:r>
+        <w:rPr>
+          <w:lang w:eastAsia="zh-CN"/>
+        </w:rPr>
+        <w:t>联锁</w:t>
+      </w:r>
+      <w:proofErr w:type="gramEnd"/>
+      <w:r>
+        <w:rPr>
+          <w:lang w:eastAsia="zh-CN"/>
+        </w:rPr>
+        <w:t>；S 曲线插补</w:t>
       </w:r>
     </w:p>
     <w:p>
       <w:pPr>
         <w:pStyle w:val="1"/>
       </w:pPr>
+      <w:proofErr w:type="spellStart"/>
+      <w:proofErr w:type="gramStart"/>
       <w:r>
         <w:t>第一部分</w:t>
       </w:r>
+      <w:proofErr w:type="spellEnd"/>
       <w:r>
         <w:t xml:space="preserve">  </w:t>
       </w:r>
+      <w:proofErr w:type="spellStart"/>
       <w:r>
         <w:t>作品概述</w:t>
       </w:r>
+      <w:proofErr w:type="spellEnd"/>
+      <w:proofErr w:type="gramEnd"/>
     </w:p>
     <w:p>
       <w:pPr>
         <w:pStyle w:val="21"/>
       </w:pPr>
+      <w:proofErr w:type="spellStart"/>
       <w:r>
         <w:t>功能与特性</w:t>
       </w:r>
+      <w:proofErr w:type="spellEnd"/>
     </w:p>
     <w:p>
       <w:pPr>
         <w:spacing w:after="80" w:line="288" w:lineRule="auto"/>
         <w:rPr>
-          <w:lang w:eastAsia="zh-CN"/>
-        </w:rPr>
-      </w:pPr>
-      <w:r>
-        <w:rPr>
-          <w:lang w:eastAsia="zh-CN"/>
-        </w:rPr>
-        <w:t>作品实现了黑痣靶点识别、机械臂安全接近、末端视觉精瞄、低功率指示光输出和全过程日志记录。Jetson 端完成图像采集、基准图差分识别和 Qt 操作界面；RA6M5 端完成运动控制、安全状态机、限位/急停/按键许可和 P801 输出控制。系统上电默认关闭输出，未复位、视觉超时、P000 未按下或限位触发时均不能进入输出状态。</w:t>
+          <w:rFonts w:hint="eastAsia"/>
+          <w:lang w:eastAsia="zh-CN"/>
+        </w:rPr>
+      </w:pPr>
+      <w:r>
+        <w:rPr>
+          <w:lang w:eastAsia="zh-CN"/>
+        </w:rPr>
+        <w:t>作品实现了黑痣靶点识别、机械</w:t>
+      </w:r>
+      <w:proofErr w:type="gramStart"/>
+      <w:r>
+        <w:rPr>
+          <w:lang w:eastAsia="zh-CN"/>
+        </w:rPr>
+        <w:t>臂安全</w:t>
+      </w:r>
+      <w:proofErr w:type="gramEnd"/>
+      <w:r>
+        <w:rPr>
+          <w:lang w:eastAsia="zh-CN"/>
+        </w:rPr>
+        <w:t xml:space="preserve">接近、末端视觉精瞄、低功率指示光输出和全过程日志记录。Jetson 端完成图像采集、基准图差分识别和 Qt 操作界面；RA6M5 端完成运动控制、安全状态机、限位/急停/按键许可和 </w:t>
+      </w:r>
+      <w:r>
+        <w:rPr>
+          <w:lang w:eastAsia="zh-CN"/>
+        </w:rPr>
+        <w:t>激光</w:t>
+      </w:r>
+      <w:r>
+        <w:rPr>
+          <w:lang w:eastAsia="zh-CN"/>
+        </w:rPr>
+        <w:t xml:space="preserve"> 输出控制。系统上电默认关闭输出，未复位、视觉超时、</w:t>
+      </w:r>
+      <w:r>
+        <w:rPr>
+          <w:lang w:eastAsia="zh-CN"/>
+        </w:rPr>
+        <w:t>按键</w:t>
+      </w:r>
+      <w:r>
+        <w:rPr>
+          <w:lang w:eastAsia="zh-CN"/>
+        </w:rPr>
+        <w:t xml:space="preserve"> 未按下或限位触发时均不能进入输出状态。</w:t>
       </w:r>
     </w:p>
     <w:p>
       <w:pPr>
         <w:jc w:val="center"/>
+        <w:rPr>
+          <w:rFonts w:hint="eastAsia"/>
+        </w:rPr>
       </w:pPr>
       <w:r>
         <w:rPr>
@@ -175,7 +383,7 @@
                     <pic:cNvPicPr/>
                   </pic:nvPicPr>
                   <pic:blipFill>
-                    <a:blip r:embed="rId12"/>
+                    <a:blip r:embed="rId8"/>
                     <a:stretch>
                       <a:fillRect/>
                     </a:stretch>
@@ -200,10 +408,11 @@
       <w:pPr>
         <w:jc w:val="center"/>
         <w:rPr>
-          <w:lang w:eastAsia="zh-CN"/>
-        </w:rPr>
-      </w:pPr>
-      <w:commentRangeStart w:id="1"/>
+          <w:rFonts w:hint="eastAsia"/>
+          <w:lang w:eastAsia="zh-CN"/>
+        </w:rPr>
+      </w:pPr>
+      <w:commentRangeStart w:id="0"/>
       <w:r>
         <w:rPr>
           <w:color w:val="5A5A5A"/>
@@ -212,12 +421,12 @@
         </w:rPr>
         <w:t>图 1 作品系统架构与安全控制边界</w:t>
       </w:r>
-      <w:commentRangeEnd w:id="1"/>
+      <w:commentRangeEnd w:id="0"/>
       <w:r>
         <w:rPr>
           <w:rStyle w:val="aff9"/>
         </w:rPr>
-        <w:commentReference w:id="1"/>
+        <w:commentReference w:id="0"/>
       </w:r>
     </w:p>
     <w:p>
@@ -238,19 +447,37 @@
       <w:pPr>
         <w:spacing w:after="80" w:line="288" w:lineRule="auto"/>
         <w:rPr>
-          <w:lang w:eastAsia="zh-CN"/>
-        </w:rPr>
-      </w:pPr>
-      <w:r>
-        <w:rPr>
-          <w:lang w:eastAsia="zh-CN"/>
-        </w:rPr>
-        <w:t>平台适用于医学教学训练、医美流程仿真、微小表面缺陷标记和机器视觉定位实验。当前样机使用仿真人脸模型、硅胶样本和纸面靶标验证，不面向真人治疗。作品的价值在于把“识别—定位—接近—确认—输出—异常拦截”转化为可观察、可记录、可复核的嵌入式闭环流程。</w:t>
+          <w:rFonts w:hint="eastAsia"/>
+          <w:lang w:eastAsia="zh-CN"/>
+        </w:rPr>
+      </w:pPr>
+      <w:r>
+        <w:rPr>
+          <w:lang w:eastAsia="zh-CN"/>
+        </w:rPr>
+        <w:t>平台适用于医学教学训练、</w:t>
+      </w:r>
+      <w:proofErr w:type="gramStart"/>
+      <w:r>
+        <w:rPr>
+          <w:lang w:eastAsia="zh-CN"/>
+        </w:rPr>
+        <w:t>医</w:t>
+      </w:r>
+      <w:proofErr w:type="gramEnd"/>
+      <w:r>
+        <w:rPr>
+          <w:lang w:eastAsia="zh-CN"/>
+        </w:rPr>
+        <w:t>美流程仿真、微小表面缺陷标记和机器视觉定位实验。当前样机使用仿真人脸模型、硅胶样本和纸面靶标验证，不面向真人治疗。作品的价值在于把“识别—定位—接近—确认—输出—异常拦截”转化为可观察、可记录、可复核的嵌入式闭环流程。</w:t>
       </w:r>
     </w:p>
     <w:p>
       <w:pPr>
         <w:spacing w:after="80" w:line="288" w:lineRule="auto"/>
+        <w:rPr>
+          <w:rFonts w:hint="eastAsia"/>
+        </w:rPr>
       </w:pPr>
       <w:r>
         <w:rPr>
@@ -266,23 +493,40 @@
       <w:pPr>
         <w:pStyle w:val="21"/>
       </w:pPr>
+      <w:proofErr w:type="spellStart"/>
       <w:r>
         <w:t>主要技术特点</w:t>
       </w:r>
+      <w:proofErr w:type="spellEnd"/>
     </w:p>
     <w:p>
       <w:pPr>
         <w:pStyle w:val="a0"/>
         <w:spacing w:after="40"/>
         <w:rPr>
-          <w:lang w:eastAsia="zh-CN"/>
-        </w:rPr>
-      </w:pPr>
-      <w:r>
-        <w:rPr>
-          <w:lang w:eastAsia="zh-CN"/>
-        </w:rPr>
-        <w:t>分层感知：RGB-D 负责全局深度与安全距离，末端单目负责近距离高分辨率精瞄。</w:t>
+          <w:rFonts w:hint="eastAsia"/>
+          <w:lang w:eastAsia="zh-CN"/>
+        </w:rPr>
+      </w:pPr>
+      <w:r>
+        <w:rPr>
+          <w:lang w:eastAsia="zh-CN"/>
+        </w:rPr>
+        <w:t>分层感知：RGB-D 负责全局深度与安全距离，末端单</w:t>
+      </w:r>
+      <w:proofErr w:type="gramStart"/>
+      <w:r>
+        <w:rPr>
+          <w:lang w:eastAsia="zh-CN"/>
+        </w:rPr>
+        <w:t>目负责</w:t>
+      </w:r>
+      <w:proofErr w:type="gramEnd"/>
+      <w:r>
+        <w:rPr>
+          <w:lang w:eastAsia="zh-CN"/>
+        </w:rPr>
+        <w:t>近距离高分辨率精瞄。</w:t>
       </w:r>
     </w:p>
     <w:p>
@@ -290,14 +534,29 @@
         <w:pStyle w:val="a0"/>
         <w:spacing w:after="40"/>
         <w:rPr>
-          <w:lang w:eastAsia="zh-CN"/>
-        </w:rPr>
-      </w:pPr>
-      <w:r>
-        <w:rPr>
-          <w:lang w:eastAsia="zh-CN"/>
-        </w:rPr>
-        <w:t>差分识别：无黑痣基准图经 ECC 配准后与当前图像做 LAB-L 差分，降低固定暗区误检。</w:t>
+          <w:rFonts w:hint="eastAsia"/>
+          <w:lang w:eastAsia="zh-CN"/>
+        </w:rPr>
+      </w:pPr>
+      <w:r>
+        <w:rPr>
+          <w:lang w:eastAsia="zh-CN"/>
+        </w:rPr>
+        <w:t>差分识别：无黑痣</w:t>
+      </w:r>
+      <w:proofErr w:type="gramStart"/>
+      <w:r>
+        <w:rPr>
+          <w:lang w:eastAsia="zh-CN"/>
+        </w:rPr>
+        <w:t>基准图经</w:t>
+      </w:r>
+      <w:proofErr w:type="gramEnd"/>
+      <w:r>
+        <w:rPr>
+          <w:lang w:eastAsia="zh-CN"/>
+        </w:rPr>
+        <w:t xml:space="preserve"> ECC 配准后与当前图像做 LAB-L 差分，降低固定暗区误检。</w:t>
       </w:r>
     </w:p>
     <w:p>
@@ -305,14 +564,43 @@
         <w:pStyle w:val="a0"/>
         <w:spacing w:after="40"/>
         <w:rPr>
-          <w:lang w:eastAsia="zh-CN"/>
-        </w:rPr>
-      </w:pPr>
-      <w:r>
-        <w:rPr>
-          <w:lang w:eastAsia="zh-CN"/>
-        </w:rPr>
-        <w:t>平滑运动：AUTO 采用 10 ms S 曲线笛卡尔插补、逆运动学分支锁定和逐关节前馈 + P 控制。</w:t>
+          <w:rFonts w:hint="eastAsia"/>
+          <w:lang w:eastAsia="zh-CN"/>
+        </w:rPr>
+      </w:pPr>
+      <w:r>
+        <w:rPr>
+          <w:lang w:eastAsia="zh-CN"/>
+        </w:rPr>
+        <w:t xml:space="preserve">平滑运动：AUTO 采用 10 </w:t>
+      </w:r>
+      <w:proofErr w:type="spellStart"/>
+      <w:r>
+        <w:rPr>
+          <w:lang w:eastAsia="zh-CN"/>
+        </w:rPr>
+        <w:t>ms</w:t>
+      </w:r>
+      <w:proofErr w:type="spellEnd"/>
+      <w:r>
+        <w:rPr>
+          <w:lang w:eastAsia="zh-CN"/>
+        </w:rPr>
+        <w:t xml:space="preserve"> S 曲线笛卡尔插补、逆运动学分支锁定和</w:t>
+      </w:r>
+      <w:proofErr w:type="gramStart"/>
+      <w:r>
+        <w:rPr>
+          <w:lang w:eastAsia="zh-CN"/>
+        </w:rPr>
+        <w:t>逐关节</w:t>
+      </w:r>
+      <w:proofErr w:type="gramEnd"/>
+      <w:r>
+        <w:rPr>
+          <w:lang w:eastAsia="zh-CN"/>
+        </w:rPr>
+        <w:t>前馈 + P 控制。</w:t>
       </w:r>
     </w:p>
     <w:p>
@@ -320,28 +608,75 @@
         <w:pStyle w:val="a0"/>
         <w:spacing w:after="40"/>
         <w:rPr>
-          <w:lang w:eastAsia="zh-CN"/>
-        </w:rPr>
-      </w:pPr>
-      <w:r>
-        <w:rPr>
-          <w:lang w:eastAsia="zh-CN"/>
-        </w:rPr>
-        <w:t>安全联锁：</w:t>
-      </w:r>
-      <w:commentRangeStart w:id="2"/>
-      <w:r>
-        <w:rPr>
-          <w:lang w:eastAsia="zh-CN"/>
-        </w:rPr>
-        <w:t>P801 仅在视觉稳定、状态机启用、P000 按住且无异常时允许输出。</w:t>
-      </w:r>
-      <w:commentRangeEnd w:id="2"/>
+          <w:rFonts w:hint="eastAsia"/>
+          <w:lang w:eastAsia="zh-CN"/>
+        </w:rPr>
+      </w:pPr>
+      <w:r>
+        <w:rPr>
+          <w:lang w:eastAsia="zh-CN"/>
+        </w:rPr>
+        <w:t>安全</w:t>
+      </w:r>
+      <w:proofErr w:type="gramStart"/>
+      <w:r>
+        <w:rPr>
+          <w:lang w:eastAsia="zh-CN"/>
+        </w:rPr>
+        <w:t>联锁</w:t>
+      </w:r>
+      <w:proofErr w:type="gramEnd"/>
+      <w:r>
+        <w:rPr>
+          <w:lang w:eastAsia="zh-CN"/>
+        </w:rPr>
+        <w:t>：</w:t>
+      </w:r>
+      <w:r>
+        <w:rPr>
+          <w:lang w:eastAsia="zh-CN"/>
+        </w:rPr>
+        <w:t>激光</w:t>
+      </w:r>
+      <w:commentRangeStart w:id="1"/>
+      <w:r>
+        <w:rPr>
+          <w:lang w:eastAsia="zh-CN"/>
+        </w:rPr>
+        <w:t xml:space="preserve"> 仅在视觉稳定、状态机启用、</w:t>
+      </w:r>
+      <w:r>
+        <w:rPr>
+          <w:lang w:eastAsia="zh-CN"/>
+        </w:rPr>
+        <w:t>按键</w:t>
+      </w:r>
+      <w:r>
+        <w:rPr>
+          <w:lang w:eastAsia="zh-CN"/>
+        </w:rPr>
+        <w:t xml:space="preserve"> </w:t>
+      </w:r>
+      <w:proofErr w:type="gramStart"/>
+      <w:r>
+        <w:rPr>
+          <w:lang w:eastAsia="zh-CN"/>
+        </w:rPr>
+        <w:t>按住且</w:t>
+      </w:r>
+      <w:proofErr w:type="gramEnd"/>
+      <w:r>
+        <w:rPr>
+          <w:lang w:eastAsia="zh-CN"/>
+        </w:rPr>
+        <w:t>无异常时允许输出。</w:t>
+      </w:r>
+      <w:commentRangeEnd w:id="1"/>
       <w:r>
         <w:rPr>
           <w:rStyle w:val="aff9"/>
         </w:rPr>
-        <w:commentReference w:id="2"/>
+        <w:commentReference w:id="1"/>
       </w:r>
     </w:p>
     <w:p>
@@ -349,6 +684,7 @@
         <w:pStyle w:val="a0"/>
         <w:spacing w:after="40"/>
         <w:rPr>
+          <w:rFonts w:hint="eastAsia"/>
           <w:lang w:eastAsia="zh-CN"/>
         </w:rPr>
       </w:pPr>
@@ -363,9 +699,11 @@
       <w:pPr>
         <w:pStyle w:val="21"/>
       </w:pPr>
+      <w:proofErr w:type="spellStart"/>
       <w:r>
         <w:t>主要性能指标</w:t>
       </w:r>
+      <w:proofErr w:type="spellEnd"/>
     </w:p>
     <w:tbl>
       <w:tblPr>
@@ -392,7 +730,11 @@
           <w:p>
             <w:pPr>
               <w:jc w:val="center"/>
+              <w:rPr>
+                <w:rFonts w:hint="eastAsia"/>
+              </w:rPr>
             </w:pPr>
+            <w:proofErr w:type="spellStart"/>
             <w:r>
               <w:rPr>
                 <w:b/>
@@ -401,6 +743,7 @@
               </w:rPr>
               <w:t>指标</w:t>
             </w:r>
+            <w:proofErr w:type="spellEnd"/>
           </w:p>
         </w:tc>
         <w:tc>
@@ -412,7 +755,11 @@
           <w:p>
             <w:pPr>
               <w:jc w:val="center"/>
+              <w:rPr>
+                <w:rFonts w:hint="eastAsia"/>
+              </w:rPr>
             </w:pPr>
+            <w:proofErr w:type="spellStart"/>
             <w:r>
               <w:rPr>
                 <w:b/>
@@ -421,6 +768,7 @@
               </w:rPr>
               <w:t>实测或当前实现</w:t>
             </w:r>
+            <w:proofErr w:type="spellEnd"/>
           </w:p>
         </w:tc>
         <w:tc>
@@ -432,7 +780,11 @@
           <w:p>
             <w:pPr>
               <w:jc w:val="center"/>
+              <w:rPr>
+                <w:rFonts w:hint="eastAsia"/>
+              </w:rPr>
             </w:pPr>
+            <w:proofErr w:type="spellStart"/>
             <w:r>
               <w:rPr>
                 <w:b/>
@@ -441,6 +793,7 @@
               </w:rPr>
               <w:t>验证说明</w:t>
             </w:r>
+            <w:proofErr w:type="spellEnd"/>
           </w:p>
         </w:tc>
       </w:tr>
@@ -454,6 +807,12 @@
             <w:vAlign w:val="center"/>
           </w:tcPr>
           <w:p>
+            <w:pPr>
+              <w:rPr>
+                <w:rFonts w:hint="eastAsia"/>
+              </w:rPr>
+            </w:pPr>
+            <w:proofErr w:type="spellStart"/>
             <w:r>
               <w:rPr>
                 <w:color w:val="000000"/>
@@ -461,6 +820,7 @@
               </w:rPr>
               <w:t>黑痣识别成功率</w:t>
             </w:r>
+            <w:proofErr w:type="spellEnd"/>
           </w:p>
         </w:tc>
         <w:tc>
@@ -469,6 +829,11 @@
             <w:vAlign w:val="center"/>
           </w:tcPr>
           <w:p>
+            <w:pPr>
+              <w:rPr>
+                <w:rFonts w:hint="eastAsia"/>
+              </w:rPr>
+            </w:pPr>
             <w:r>
               <w:rPr>
                 <w:color w:val="000000"/>
@@ -484,6 +849,12 @@
             <w:vAlign w:val="center"/>
           </w:tcPr>
           <w:p>
+            <w:pPr>
+              <w:rPr>
+                <w:rFonts w:hint="eastAsia"/>
+              </w:rPr>
+            </w:pPr>
+            <w:proofErr w:type="spellStart"/>
             <w:r>
               <w:rPr>
                 <w:color w:val="000000"/>
@@ -491,6 +862,7 @@
               </w:rPr>
               <w:t>单目样机台架记录</w:t>
             </w:r>
+            <w:proofErr w:type="spellEnd"/>
           </w:p>
         </w:tc>
       </w:tr>
@@ -504,6 +876,12 @@
             <w:vAlign w:val="center"/>
           </w:tcPr>
           <w:p>
+            <w:pPr>
+              <w:rPr>
+                <w:rFonts w:hint="eastAsia"/>
+              </w:rPr>
+            </w:pPr>
+            <w:proofErr w:type="spellStart"/>
             <w:r>
               <w:rPr>
                 <w:color w:val="000000"/>
@@ -512,6 +890,7 @@
               <w:lastRenderedPageBreak/>
               <w:t>中心定位抖动</w:t>
             </w:r>
+            <w:proofErr w:type="spellEnd"/>
           </w:p>
         </w:tc>
         <w:tc>
@@ -520,13 +899,27 @@
             <w:vAlign w:val="center"/>
           </w:tcPr>
           <w:p>
+            <w:pPr>
+              <w:rPr>
+                <w:rFonts w:hint="eastAsia"/>
+              </w:rPr>
+            </w:pPr>
             <w:r>
               <w:rPr>
                 <w:color w:val="000000"/>
                 <w:sz w:val="18"/>
               </w:rPr>
-              <w:t>约 ±0.8 px</w:t>
+              <w:t xml:space="preserve">约 ±0.8 </w:t>
             </w:r>
+            <w:proofErr w:type="spellStart"/>
+            <w:r>
+              <w:rPr>
+                <w:color w:val="000000"/>
+                <w:sz w:val="18"/>
+              </w:rPr>
+              <w:t>px</w:t>
+            </w:r>
+            <w:proofErr w:type="spellEnd"/>
           </w:p>
         </w:tc>
         <w:tc>
@@ -535,6 +928,12 @@
             <w:vAlign w:val="center"/>
           </w:tcPr>
           <w:p>
+            <w:pPr>
+              <w:rPr>
+                <w:rFonts w:hint="eastAsia"/>
+              </w:rPr>
+            </w:pPr>
+            <w:proofErr w:type="spellStart"/>
             <w:r>
               <w:rPr>
                 <w:color w:val="000000"/>
@@ -542,6 +941,7 @@
               </w:rPr>
               <w:t>连续帧目标中心统计</w:t>
             </w:r>
+            <w:proofErr w:type="spellEnd"/>
           </w:p>
         </w:tc>
       </w:tr>
@@ -555,6 +955,12 @@
             <w:vAlign w:val="center"/>
           </w:tcPr>
           <w:p>
+            <w:pPr>
+              <w:rPr>
+                <w:rFonts w:hint="eastAsia"/>
+              </w:rPr>
+            </w:pPr>
+            <w:proofErr w:type="spellStart"/>
             <w:r>
               <w:rPr>
                 <w:color w:val="000000"/>
@@ -562,6 +968,7 @@
               </w:rPr>
               <w:t>光斑对准平均偏差</w:t>
             </w:r>
+            <w:proofErr w:type="spellEnd"/>
           </w:p>
         </w:tc>
         <w:tc>
@@ -570,6 +977,11 @@
             <w:vAlign w:val="center"/>
           </w:tcPr>
           <w:p>
+            <w:pPr>
+              <w:rPr>
+                <w:rFonts w:hint="eastAsia"/>
+              </w:rPr>
+            </w:pPr>
             <w:r>
               <w:rPr>
                 <w:color w:val="000000"/>
@@ -587,6 +999,7 @@
           <w:p>
             <w:pPr>
               <w:rPr>
+                <w:rFonts w:hint="eastAsia"/>
                 <w:lang w:eastAsia="zh-CN"/>
               </w:rPr>
             </w:pPr>
@@ -611,6 +1024,12 @@
             <w:vAlign w:val="center"/>
           </w:tcPr>
           <w:p>
+            <w:pPr>
+              <w:rPr>
+                <w:rFonts w:hint="eastAsia"/>
+              </w:rPr>
+            </w:pPr>
+            <w:proofErr w:type="spellStart"/>
             <w:r>
               <w:rPr>
                 <w:color w:val="000000"/>
@@ -618,6 +1037,7 @@
               </w:rPr>
               <w:t>重复定位误差均值</w:t>
             </w:r>
+            <w:proofErr w:type="spellEnd"/>
           </w:p>
         </w:tc>
         <w:tc>
@@ -626,6 +1046,11 @@
             <w:vAlign w:val="center"/>
           </w:tcPr>
           <w:p>
+            <w:pPr>
+              <w:rPr>
+                <w:rFonts w:hint="eastAsia"/>
+              </w:rPr>
+            </w:pPr>
             <w:r>
               <w:rPr>
                 <w:color w:val="000000"/>
@@ -641,6 +1066,12 @@
             <w:vAlign w:val="center"/>
           </w:tcPr>
           <w:p>
+            <w:pPr>
+              <w:rPr>
+                <w:rFonts w:hint="eastAsia"/>
+              </w:rPr>
+            </w:pPr>
+            <w:proofErr w:type="spellStart"/>
             <w:r>
               <w:rPr>
                 <w:color w:val="000000"/>
@@ -648,6 +1079,7 @@
               </w:rPr>
               <w:t>多次定位统计</w:t>
             </w:r>
+            <w:proofErr w:type="spellEnd"/>
           </w:p>
         </w:tc>
       </w:tr>
@@ -661,6 +1093,12 @@
             <w:vAlign w:val="center"/>
           </w:tcPr>
           <w:p>
+            <w:pPr>
+              <w:rPr>
+                <w:rFonts w:hint="eastAsia"/>
+              </w:rPr>
+            </w:pPr>
+            <w:proofErr w:type="spellStart"/>
             <w:r>
               <w:rPr>
                 <w:color w:val="000000"/>
@@ -668,6 +1106,7 @@
               </w:rPr>
               <w:t>异常拦截</w:t>
             </w:r>
+            <w:proofErr w:type="spellEnd"/>
           </w:p>
         </w:tc>
         <w:tc>
@@ -676,6 +1115,11 @@
             <w:vAlign w:val="center"/>
           </w:tcPr>
           <w:p>
+            <w:pPr>
+              <w:rPr>
+                <w:rFonts w:hint="eastAsia"/>
+              </w:rPr>
+            </w:pPr>
             <w:r>
               <w:rPr>
                 <w:color w:val="000000"/>
@@ -693,6 +1137,7 @@
           <w:p>
             <w:pPr>
               <w:rPr>
+                <w:rFonts w:hint="eastAsia"/>
                 <w:lang w:eastAsia="zh-CN"/>
               </w:rPr>
             </w:pPr>
@@ -717,6 +1162,12 @@
             <w:vAlign w:val="center"/>
           </w:tcPr>
           <w:p>
+            <w:pPr>
+              <w:rPr>
+                <w:rFonts w:hint="eastAsia"/>
+              </w:rPr>
+            </w:pPr>
+            <w:proofErr w:type="spellStart"/>
             <w:r>
               <w:rPr>
                 <w:color w:val="000000"/>
@@ -724,6 +1175,7 @@
               </w:rPr>
               <w:t>运动控制周期</w:t>
             </w:r>
+            <w:proofErr w:type="spellEnd"/>
           </w:p>
         </w:tc>
         <w:tc>
@@ -732,6 +1184,11 @@
             <w:vAlign w:val="center"/>
           </w:tcPr>
           <w:p>
+            <w:pPr>
+              <w:rPr>
+                <w:rFonts w:hint="eastAsia"/>
+              </w:rPr>
+            </w:pPr>
             <w:r>
               <w:rPr>
                 <w:color w:val="000000"/>
@@ -747,13 +1204,43 @@
             <w:vAlign w:val="center"/>
           </w:tcPr>
           <w:p>
+            <w:pPr>
+              <w:rPr>
+                <w:rFonts w:hint="eastAsia"/>
+              </w:rPr>
+            </w:pPr>
             <w:r>
               <w:rPr>
                 <w:color w:val="000000"/>
                 <w:sz w:val="18"/>
               </w:rPr>
-              <w:t>RA6M5 FreeRTOS 控制任务</w:t>
+              <w:t xml:space="preserve">RA6M5 </w:t>
             </w:r>
+            <w:proofErr w:type="spellStart"/>
+            <w:r>
+              <w:rPr>
+                <w:color w:val="000000"/>
+                <w:sz w:val="18"/>
+              </w:rPr>
+              <w:t>FreeRTOS</w:t>
+            </w:r>
+            <w:proofErr w:type="spellEnd"/>
+            <w:r>
+              <w:rPr>
+                <w:color w:val="000000"/>
+                <w:sz w:val="18"/>
+              </w:rPr>
+              <w:t xml:space="preserve"> </w:t>
+            </w:r>
+            <w:proofErr w:type="spellStart"/>
+            <w:r>
+              <w:rPr>
+                <w:color w:val="000000"/>
+                <w:sz w:val="18"/>
+              </w:rPr>
+              <w:t>控制任务</w:t>
+            </w:r>
+            <w:proofErr w:type="spellEnd"/>
           </w:p>
         </w:tc>
       </w:tr>
@@ -767,13 +1254,27 @@
             <w:vAlign w:val="center"/>
           </w:tcPr>
           <w:p>
+            <w:pPr>
+              <w:rPr>
+                <w:rFonts w:hint="eastAsia"/>
+              </w:rPr>
+            </w:pPr>
             <w:r>
               <w:rPr>
                 <w:color w:val="000000"/>
                 <w:sz w:val="18"/>
               </w:rPr>
-              <w:t>S 曲线路径缓存</w:t>
+              <w:t xml:space="preserve">S </w:t>
             </w:r>
+            <w:proofErr w:type="spellStart"/>
+            <w:r>
+              <w:rPr>
+                <w:color w:val="000000"/>
+                <w:sz w:val="18"/>
+              </w:rPr>
+              <w:t>曲线路径缓存</w:t>
+            </w:r>
+            <w:proofErr w:type="spellEnd"/>
           </w:p>
         </w:tc>
         <w:tc>
@@ -782,12 +1283,26 @@
             <w:vAlign w:val="center"/>
           </w:tcPr>
           <w:p>
+            <w:pPr>
+              <w:rPr>
+                <w:rFonts w:hint="eastAsia"/>
+              </w:rPr>
+            </w:pPr>
+            <w:proofErr w:type="spellStart"/>
             <w:r>
               <w:rPr>
                 <w:color w:val="000000"/>
                 <w:sz w:val="18"/>
               </w:rPr>
-              <w:t>最大 800 点</w:t>
+              <w:t>最大</w:t>
+            </w:r>
+            <w:proofErr w:type="spellEnd"/>
+            <w:r>
+              <w:rPr>
+                <w:color w:val="000000"/>
+                <w:sz w:val="18"/>
+              </w:rPr>
+              <w:t xml:space="preserve"> 800 点</w:t>
             </w:r>
           </w:p>
         </w:tc>
@@ -799,6 +1314,7 @@
           <w:p>
             <w:pPr>
               <w:rPr>
+                <w:rFonts w:hint="eastAsia"/>
                 <w:lang w:eastAsia="zh-CN"/>
               </w:rPr>
             </w:pPr>
@@ -817,6 +1333,7 @@
     <w:p>
       <w:pPr>
         <w:rPr>
+          <w:rFonts w:hint="eastAsia"/>
           <w:lang w:eastAsia="zh-CN"/>
         </w:rPr>
       </w:pPr>
@@ -825,19 +1342,22 @@
       <w:pPr>
         <w:pStyle w:val="21"/>
       </w:pPr>
+      <w:proofErr w:type="spellStart"/>
       <w:r>
         <w:t>主要创新点</w:t>
       </w:r>
+      <w:proofErr w:type="spellEnd"/>
     </w:p>
     <w:p>
       <w:pPr>
         <w:pStyle w:val="a0"/>
         <w:spacing w:after="40"/>
         <w:rPr>
-          <w:lang w:eastAsia="zh-CN"/>
-        </w:rPr>
-      </w:pPr>
-      <w:commentRangeStart w:id="3"/>
+          <w:rFonts w:hint="eastAsia"/>
+          <w:lang w:eastAsia="zh-CN"/>
+        </w:rPr>
+      </w:pPr>
+      <w:commentRangeStart w:id="2"/>
       <w:r>
         <w:rPr>
           <w:lang w:eastAsia="zh-CN"/>
@@ -850,14 +1370,29 @@
         <w:pStyle w:val="a0"/>
         <w:spacing w:after="40"/>
         <w:rPr>
-          <w:lang w:eastAsia="zh-CN"/>
-        </w:rPr>
-      </w:pPr>
-      <w:r>
-        <w:rPr>
-          <w:lang w:eastAsia="zh-CN"/>
-        </w:rPr>
-        <w:t>把视觉结果限定为低带宽误差和状态帧，实时安全决策放在 RA6M5 本地完成。</w:t>
+          <w:rFonts w:hint="eastAsia"/>
+          <w:lang w:eastAsia="zh-CN"/>
+        </w:rPr>
+      </w:pPr>
+      <w:r>
+        <w:rPr>
+          <w:lang w:eastAsia="zh-CN"/>
+        </w:rPr>
+        <w:t>把视觉结果限定为低带宽误差和状态帧，实时</w:t>
+      </w:r>
+      <w:proofErr w:type="gramStart"/>
+      <w:r>
+        <w:rPr>
+          <w:lang w:eastAsia="zh-CN"/>
+        </w:rPr>
+        <w:t>安全决策</w:t>
+      </w:r>
+      <w:proofErr w:type="gramEnd"/>
+      <w:r>
+        <w:rPr>
+          <w:lang w:eastAsia="zh-CN"/>
+        </w:rPr>
+        <w:t>放在 RA6M5 本地完成。</w:t>
       </w:r>
     </w:p>
     <w:p>
@@ -865,14 +1400,29 @@
         <w:pStyle w:val="a0"/>
         <w:spacing w:after="40"/>
         <w:rPr>
-          <w:lang w:eastAsia="zh-CN"/>
-        </w:rPr>
-      </w:pPr>
-      <w:r>
-        <w:rPr>
-          <w:lang w:eastAsia="zh-CN"/>
-        </w:rPr>
-        <w:t>将 S 曲线轨迹、IK 连续选解、前馈 + P 控制组合用于低成本五轴机械臂平滑定位。</w:t>
+          <w:rFonts w:hint="eastAsia"/>
+          <w:lang w:eastAsia="zh-CN"/>
+        </w:rPr>
+      </w:pPr>
+      <w:r>
+        <w:rPr>
+          <w:lang w:eastAsia="zh-CN"/>
+        </w:rPr>
+        <w:t>将 S 曲线轨迹、IK 连续选解、前馈 + P 控制组合用于</w:t>
+      </w:r>
+      <w:proofErr w:type="gramStart"/>
+      <w:r>
+        <w:rPr>
+          <w:lang w:eastAsia="zh-CN"/>
+        </w:rPr>
+        <w:t>低成本五轴机械</w:t>
+      </w:r>
+      <w:proofErr w:type="gramEnd"/>
+      <w:r>
+        <w:rPr>
+          <w:lang w:eastAsia="zh-CN"/>
+        </w:rPr>
+        <w:t>臂平滑定位。</w:t>
       </w:r>
     </w:p>
     <w:p>
@@ -880,21 +1430,46 @@
         <w:pStyle w:val="a0"/>
         <w:spacing w:after="40"/>
         <w:rPr>
-          <w:lang w:eastAsia="zh-CN"/>
-        </w:rPr>
-      </w:pPr>
-      <w:r>
-        <w:rPr>
-          <w:lang w:eastAsia="zh-CN"/>
-        </w:rPr>
-        <w:t>使用 P000 许可、P801 输出、P003/P503 状态指示构成可观察的输出安全链路。</w:t>
-      </w:r>
-      <w:commentRangeEnd w:id="3"/>
+          <w:rFonts w:hint="eastAsia"/>
+          <w:lang w:eastAsia="zh-CN"/>
+        </w:rPr>
+      </w:pPr>
+      <w:r>
+        <w:rPr>
+          <w:lang w:eastAsia="zh-CN"/>
+        </w:rPr>
+        <w:t xml:space="preserve">使用 </w:t>
+      </w:r>
+      <w:r>
+        <w:rPr>
+          <w:lang w:eastAsia="zh-CN"/>
+        </w:rPr>
+        <w:t>按键</w:t>
+      </w:r>
+      <w:r>
+        <w:rPr>
+          <w:lang w:eastAsia="zh-CN"/>
+        </w:rPr>
+        <w:t xml:space="preserve"> 许可、</w:t>
+      </w:r>
+      <w:r>
+        <w:rPr>
+          <w:lang w:eastAsia="zh-CN"/>
+        </w:rPr>
+        <w:t>激光</w:t>
+      </w:r>
+      <w:r>
+        <w:rPr>
+          <w:lang w:eastAsia="zh-CN"/>
+        </w:rPr>
+        <w:t xml:space="preserve"> 输出、P003/P503 状态指示构成可观察的输出安全链路。</w:t>
+      </w:r>
+      <w:commentRangeEnd w:id="2"/>
       <w:r>
         <w:rPr>
           <w:rStyle w:val="aff9"/>
         </w:rPr>
-        <w:commentReference w:id="3"/>
+        <w:commentReference w:id="2"/>
       </w:r>
     </w:p>
     <w:p>
@@ -915,19 +1490,51 @@
       <w:pPr>
         <w:spacing w:after="80" w:line="288" w:lineRule="auto"/>
         <w:rPr>
-          <w:lang w:eastAsia="zh-CN"/>
-        </w:rPr>
-      </w:pPr>
-      <w:r>
-        <w:rPr>
-          <w:lang w:eastAsia="zh-CN"/>
-        </w:rPr>
-        <w:t>系统设计按“需求拆解—视觉识别—运动控制—安全联锁—台架验证”推进。先定义非人体样机边界和安全输出条件，再完成 Jetson 视觉识别与 RA6M5 控制协议，随后在五轴机械臂上验证 S 曲线运动、视觉对准和异常拦截，最终形成可演示的双界面调试流程。</w:t>
+          <w:rFonts w:hint="eastAsia"/>
+          <w:lang w:eastAsia="zh-CN"/>
+        </w:rPr>
+      </w:pPr>
+      <w:r>
+        <w:rPr>
+          <w:lang w:eastAsia="zh-CN"/>
+        </w:rPr>
+        <w:t>系统设计按“需求拆解—视觉识别—运动控制—安全</w:t>
+      </w:r>
+      <w:proofErr w:type="gramStart"/>
+      <w:r>
+        <w:rPr>
+          <w:lang w:eastAsia="zh-CN"/>
+        </w:rPr>
+        <w:t>联锁</w:t>
+      </w:r>
+      <w:proofErr w:type="gramEnd"/>
+      <w:r>
+        <w:rPr>
+          <w:lang w:eastAsia="zh-CN"/>
+        </w:rPr>
+        <w:t>—台架验证”推进。先定义非人体样机边界和安全输出条件，再完成 Jetson 视觉识别与 RA6M5 控制协议，随后</w:t>
+      </w:r>
+      <w:proofErr w:type="gramStart"/>
+      <w:r>
+        <w:rPr>
+          <w:lang w:eastAsia="zh-CN"/>
+        </w:rPr>
+        <w:t>在五轴机械</w:t>
+      </w:r>
+      <w:proofErr w:type="gramEnd"/>
+      <w:r>
+        <w:rPr>
+          <w:lang w:eastAsia="zh-CN"/>
+        </w:rPr>
+        <w:t>臂上验证 S 曲线运动、视觉对准和异常拦截，最终形成可演示的双界面调试流程。</w:t>
       </w:r>
     </w:p>
     <w:p>
       <w:pPr>
         <w:jc w:val="center"/>
+        <w:rPr>
+          <w:rFonts w:hint="eastAsia"/>
+        </w:rPr>
       </w:pPr>
       <w:r>
         <w:rPr>
@@ -974,6 +1581,7 @@
       <w:pPr>
         <w:jc w:val="center"/>
         <w:rPr>
+          <w:rFonts w:hint="eastAsia"/>
           <w:lang w:eastAsia="zh-CN"/>
         </w:rPr>
       </w:pPr>
@@ -1031,33 +1639,77 @@
       <w:pPr>
         <w:spacing w:after="80" w:line="288" w:lineRule="auto"/>
         <w:rPr>
-          <w:lang w:eastAsia="zh-CN"/>
-        </w:rPr>
-      </w:pPr>
-      <w:r>
-        <w:rPr>
-          <w:lang w:eastAsia="zh-CN"/>
-        </w:rPr>
-        <w:t>系统由视觉感知层、视觉计算层、安全控制层和执行层构成。Jetson Nano 不直接控制输出端，而是通过串口向 RA6M5 发送状态机启停和视觉误差帧；RA6M5 对帧头、长度、功能码、校验和帧尾进行校验，并在本地状态机中决定是否运动和</w:t>
-      </w:r>
-      <w:commentRangeStart w:id="4"/>
-      <w:r>
-        <w:rPr>
-          <w:lang w:eastAsia="zh-CN"/>
-        </w:rPr>
-        <w:t>是否允许 P801 输出。</w:t>
-      </w:r>
-      <w:commentRangeEnd w:id="4"/>
+          <w:rFonts w:hint="eastAsia"/>
+          <w:lang w:eastAsia="zh-CN"/>
+        </w:rPr>
+      </w:pPr>
+      <w:r>
+        <w:rPr>
+          <w:lang w:eastAsia="zh-CN"/>
+        </w:rPr>
+        <w:t xml:space="preserve">系统由视觉感知层、视觉计算层、安全控制层和执行层构成。Jetson Nano 不直接控制输出端，而是通过串口向 RA6M5 发送状态机启停和视觉误差帧；RA6M5 </w:t>
+      </w:r>
+      <w:proofErr w:type="gramStart"/>
+      <w:r>
+        <w:rPr>
+          <w:lang w:eastAsia="zh-CN"/>
+        </w:rPr>
+        <w:t>对帧头</w:t>
+      </w:r>
+      <w:proofErr w:type="gramEnd"/>
+      <w:r>
+        <w:rPr>
+          <w:lang w:eastAsia="zh-CN"/>
+        </w:rPr>
+        <w:t>、长度、功能码、校验和</w:t>
+      </w:r>
+      <w:proofErr w:type="gramStart"/>
+      <w:r>
+        <w:rPr>
+          <w:lang w:eastAsia="zh-CN"/>
+        </w:rPr>
+        <w:t>帧尾进行</w:t>
+      </w:r>
+      <w:proofErr w:type="gramEnd"/>
+      <w:r>
+        <w:rPr>
+          <w:lang w:eastAsia="zh-CN"/>
+        </w:rPr>
+        <w:t>校验，并在本地状态机中决定是否运动和</w:t>
+      </w:r>
+      <w:commentRangeStart w:id="3"/>
+      <w:r>
+        <w:rPr>
+          <w:lang w:eastAsia="zh-CN"/>
+        </w:rPr>
+        <w:t xml:space="preserve">是否允许 </w:t>
+      </w:r>
+      <w:r>
+        <w:rPr>
+          <w:lang w:eastAsia="zh-CN"/>
+        </w:rPr>
+        <w:t>激光</w:t>
+      </w:r>
+      <w:r>
+        <w:rPr>
+          <w:lang w:eastAsia="zh-CN"/>
+        </w:rPr>
+        <w:t xml:space="preserve"> 输出。</w:t>
+      </w:r>
+      <w:commentRangeEnd w:id="3"/>
       <w:r>
         <w:rPr>
           <w:rStyle w:val="aff9"/>
         </w:rPr>
-        <w:commentReference w:id="4"/>
+        <w:commentReference w:id="3"/>
       </w:r>
     </w:p>
     <w:p>
       <w:pPr>
         <w:jc w:val="center"/>
+        <w:rPr>
+          <w:rFonts w:hint="eastAsia"/>
+        </w:rPr>
       </w:pPr>
       <w:r>
         <w:rPr>
@@ -1104,6 +1756,7 @@
       <w:pPr>
         <w:jc w:val="center"/>
         <w:rPr>
+          <w:rFonts w:hint="eastAsia"/>
           <w:lang w:eastAsia="zh-CN"/>
         </w:rPr>
       </w:pPr>
@@ -1143,7 +1796,11 @@
           <w:p>
             <w:pPr>
               <w:jc w:val="center"/>
+              <w:rPr>
+                <w:rFonts w:hint="eastAsia"/>
+              </w:rPr>
             </w:pPr>
+            <w:proofErr w:type="spellStart"/>
             <w:r>
               <w:rPr>
                 <w:b/>
@@ -1152,6 +1809,7 @@
               </w:rPr>
               <w:t>层级</w:t>
             </w:r>
+            <w:proofErr w:type="spellEnd"/>
           </w:p>
         </w:tc>
         <w:tc>
@@ -1163,7 +1821,11 @@
           <w:p>
             <w:pPr>
               <w:jc w:val="center"/>
+              <w:rPr>
+                <w:rFonts w:hint="eastAsia"/>
+              </w:rPr>
             </w:pPr>
+            <w:proofErr w:type="spellStart"/>
             <w:r>
               <w:rPr>
                 <w:b/>
@@ -1172,6 +1834,7 @@
               </w:rPr>
               <w:t>核心模块</w:t>
             </w:r>
+            <w:proofErr w:type="spellEnd"/>
           </w:p>
         </w:tc>
         <w:tc>
@@ -1183,7 +1846,11 @@
           <w:p>
             <w:pPr>
               <w:jc w:val="center"/>
+              <w:rPr>
+                <w:rFonts w:hint="eastAsia"/>
+              </w:rPr>
             </w:pPr>
+            <w:proofErr w:type="spellStart"/>
             <w:r>
               <w:rPr>
                 <w:b/>
@@ -1192,6 +1859,7 @@
               </w:rPr>
               <w:t>输入</w:t>
             </w:r>
+            <w:proofErr w:type="spellEnd"/>
           </w:p>
         </w:tc>
         <w:tc>
@@ -1203,7 +1871,11 @@
           <w:p>
             <w:pPr>
               <w:jc w:val="center"/>
+              <w:rPr>
+                <w:rFonts w:hint="eastAsia"/>
+              </w:rPr>
             </w:pPr>
+            <w:proofErr w:type="spellStart"/>
             <w:r>
               <w:rPr>
                 <w:b/>
@@ -1212,6 +1884,7 @@
               </w:rPr>
               <w:t>输出</w:t>
             </w:r>
+            <w:proofErr w:type="spellEnd"/>
           </w:p>
         </w:tc>
         <w:tc>
@@ -1223,7 +1896,11 @@
           <w:p>
             <w:pPr>
               <w:jc w:val="center"/>
+              <w:rPr>
+                <w:rFonts w:hint="eastAsia"/>
+              </w:rPr>
             </w:pPr>
+            <w:proofErr w:type="spellStart"/>
             <w:r>
               <w:rPr>
                 <w:b/>
@@ -1232,6 +1909,7 @@
               </w:rPr>
               <w:t>安全约束</w:t>
             </w:r>
+            <w:proofErr w:type="spellEnd"/>
           </w:p>
         </w:tc>
       </w:tr>
@@ -1245,6 +1923,12 @@
             <w:vAlign w:val="center"/>
           </w:tcPr>
           <w:p>
+            <w:pPr>
+              <w:rPr>
+                <w:rFonts w:hint="eastAsia"/>
+              </w:rPr>
+            </w:pPr>
+            <w:proofErr w:type="spellStart"/>
             <w:r>
               <w:rPr>
                 <w:color w:val="000000"/>
@@ -1252,6 +1936,7 @@
               </w:rPr>
               <w:t>全局深度层</w:t>
             </w:r>
+            <w:proofErr w:type="spellEnd"/>
           </w:p>
         </w:tc>
         <w:tc>
@@ -1260,6 +1945,11 @@
             <w:vAlign w:val="center"/>
           </w:tcPr>
           <w:p>
+            <w:pPr>
+              <w:rPr>
+                <w:rFonts w:hint="eastAsia"/>
+              </w:rPr>
+            </w:pPr>
             <w:r>
               <w:rPr>
                 <w:color w:val="000000"/>
@@ -1275,28 +1965,27 @@
             <w:vAlign w:val="center"/>
           </w:tcPr>
           <w:p>
+            <w:pPr>
+              <w:rPr>
+                <w:rFonts w:hint="eastAsia"/>
+              </w:rPr>
+            </w:pPr>
             <w:r>
               <w:rPr>
                 <w:color w:val="000000"/>
                 <w:sz w:val="18"/>
               </w:rPr>
-              <w:t>RGB 图、深度图</w:t>
+              <w:t xml:space="preserve">RGB </w:t>
             </w:r>
-          </w:p>
-        </w:tc>
-        <w:tc>
-          <w:tcPr>
-            <w:tcW w:w="1949" w:type="dxa"/>
-            <w:vAlign w:val="center"/>
-          </w:tcPr>
-          <w:p>
+            <w:proofErr w:type="spellStart"/>
             <w:r>
               <w:rPr>
                 <w:color w:val="000000"/>
                 <w:sz w:val="18"/>
               </w:rPr>
-              <w:t>目标深度、三维点</w:t>
+              <w:t>图、深度图</w:t>
             </w:r>
+            <w:proofErr w:type="spellEnd"/>
           </w:p>
         </w:tc>
         <w:tc>
@@ -1307,6 +1996,29 @@
           <w:p>
             <w:pPr>
               <w:rPr>
+                <w:rFonts w:hint="eastAsia"/>
+              </w:rPr>
+            </w:pPr>
+            <w:proofErr w:type="spellStart"/>
+            <w:r>
+              <w:rPr>
+                <w:color w:val="000000"/>
+                <w:sz w:val="18"/>
+              </w:rPr>
+              <w:t>目标深度、三维点</w:t>
+            </w:r>
+            <w:proofErr w:type="spellEnd"/>
+          </w:p>
+        </w:tc>
+        <w:tc>
+          <w:tcPr>
+            <w:tcW w:w="1949" w:type="dxa"/>
+            <w:vAlign w:val="center"/>
+          </w:tcPr>
+          <w:p>
+            <w:pPr>
+              <w:rPr>
+                <w:rFonts w:hint="eastAsia"/>
                 <w:lang w:eastAsia="zh-CN"/>
               </w:rPr>
             </w:pPr>
@@ -1316,8 +2028,18 @@
                 <w:sz w:val="18"/>
                 <w:lang w:eastAsia="zh-CN"/>
               </w:rPr>
-              <w:t>深度无效或越界时禁止预定位</w:t>
+              <w:t>深度无效或越界时禁止</w:t>
             </w:r>
+            <w:proofErr w:type="gramStart"/>
+            <w:r>
+              <w:rPr>
+                <w:color w:val="000000"/>
+                <w:sz w:val="18"/>
+                <w:lang w:eastAsia="zh-CN"/>
+              </w:rPr>
+              <w:t>预定位</w:t>
+            </w:r>
+            <w:proofErr w:type="gramEnd"/>
           </w:p>
         </w:tc>
       </w:tr>
@@ -1331,6 +2053,12 @@
             <w:vAlign w:val="center"/>
           </w:tcPr>
           <w:p>
+            <w:pPr>
+              <w:rPr>
+                <w:rFonts w:hint="eastAsia"/>
+              </w:rPr>
+            </w:pPr>
+            <w:proofErr w:type="spellStart"/>
             <w:r>
               <w:rPr>
                 <w:color w:val="000000"/>
@@ -1338,51 +2066,7 @@
               </w:rPr>
               <w:t>局部精瞄层</w:t>
             </w:r>
-          </w:p>
-        </w:tc>
-        <w:tc>
-          <w:tcPr>
-            <w:tcW w:w="1949" w:type="dxa"/>
-            <w:vAlign w:val="center"/>
-          </w:tcPr>
-          <w:p>
-            <w:r>
-              <w:rPr>
-                <w:color w:val="000000"/>
-                <w:sz w:val="18"/>
-              </w:rPr>
-              <w:t>末端 USB 单目相机</w:t>
-            </w:r>
-          </w:p>
-        </w:tc>
-        <w:tc>
-          <w:tcPr>
-            <w:tcW w:w="1949" w:type="dxa"/>
-            <w:vAlign w:val="center"/>
-          </w:tcPr>
-          <w:p>
-            <w:r>
-              <w:rPr>
-                <w:color w:val="000000"/>
-                <w:sz w:val="18"/>
-              </w:rPr>
-              <w:t>近距离靶区图像</w:t>
-            </w:r>
-          </w:p>
-        </w:tc>
-        <w:tc>
-          <w:tcPr>
-            <w:tcW w:w="1949" w:type="dxa"/>
-            <w:vAlign w:val="center"/>
-          </w:tcPr>
-          <w:p>
-            <w:r>
-              <w:rPr>
-                <w:color w:val="000000"/>
-                <w:sz w:val="18"/>
-              </w:rPr>
-              <w:t>目标中心、dcx/dcy</w:t>
-            </w:r>
+            <w:proofErr w:type="spellEnd"/>
           </w:p>
         </w:tc>
         <w:tc>
@@ -1393,6 +2077,105 @@
           <w:p>
             <w:pPr>
               <w:rPr>
+                <w:rFonts w:hint="eastAsia"/>
+              </w:rPr>
+            </w:pPr>
+            <w:proofErr w:type="spellStart"/>
+            <w:r>
+              <w:rPr>
+                <w:color w:val="000000"/>
+                <w:sz w:val="18"/>
+              </w:rPr>
+              <w:t>末端</w:t>
+            </w:r>
+            <w:proofErr w:type="spellEnd"/>
+            <w:r>
+              <w:rPr>
+                <w:color w:val="000000"/>
+                <w:sz w:val="18"/>
+              </w:rPr>
+              <w:t xml:space="preserve"> USB </w:t>
+            </w:r>
+            <w:proofErr w:type="spellStart"/>
+            <w:r>
+              <w:rPr>
+                <w:color w:val="000000"/>
+                <w:sz w:val="18"/>
+              </w:rPr>
+              <w:t>单目相机</w:t>
+            </w:r>
+            <w:proofErr w:type="spellEnd"/>
+          </w:p>
+        </w:tc>
+        <w:tc>
+          <w:tcPr>
+            <w:tcW w:w="1949" w:type="dxa"/>
+            <w:vAlign w:val="center"/>
+          </w:tcPr>
+          <w:p>
+            <w:pPr>
+              <w:rPr>
+                <w:rFonts w:hint="eastAsia"/>
+              </w:rPr>
+            </w:pPr>
+            <w:proofErr w:type="spellStart"/>
+            <w:r>
+              <w:rPr>
+                <w:color w:val="000000"/>
+                <w:sz w:val="18"/>
+              </w:rPr>
+              <w:t>近距离靶区图像</w:t>
+            </w:r>
+            <w:proofErr w:type="spellEnd"/>
+          </w:p>
+        </w:tc>
+        <w:tc>
+          <w:tcPr>
+            <w:tcW w:w="1949" w:type="dxa"/>
+            <w:vAlign w:val="center"/>
+          </w:tcPr>
+          <w:p>
+            <w:pPr>
+              <w:rPr>
+                <w:rFonts w:hint="eastAsia"/>
+              </w:rPr>
+            </w:pPr>
+            <w:proofErr w:type="spellStart"/>
+            <w:r>
+              <w:rPr>
+                <w:color w:val="000000"/>
+                <w:sz w:val="18"/>
+              </w:rPr>
+              <w:t>目标中心、dcx</w:t>
+            </w:r>
+            <w:proofErr w:type="spellEnd"/>
+            <w:r>
+              <w:rPr>
+                <w:color w:val="000000"/>
+                <w:sz w:val="18"/>
+              </w:rPr>
+              <w:t>/</w:t>
+            </w:r>
+            <w:proofErr w:type="spellStart"/>
+            <w:r>
+              <w:rPr>
+                <w:color w:val="000000"/>
+                <w:sz w:val="18"/>
+              </w:rPr>
+              <w:t>dcy</w:t>
+            </w:r>
+            <w:proofErr w:type="spellEnd"/>
+          </w:p>
+        </w:tc>
+        <w:tc>
+          <w:tcPr>
+            <w:tcW w:w="1949" w:type="dxa"/>
+            <w:vAlign w:val="center"/>
+          </w:tcPr>
+          <w:p>
+            <w:pPr>
+              <w:rPr>
+                <w:rFonts w:hint="eastAsia"/>
                 <w:lang w:eastAsia="zh-CN"/>
               </w:rPr>
             </w:pPr>
@@ -1417,6 +2200,12 @@
             <w:vAlign w:val="center"/>
           </w:tcPr>
           <w:p>
+            <w:pPr>
+              <w:rPr>
+                <w:rFonts w:hint="eastAsia"/>
+              </w:rPr>
+            </w:pPr>
+            <w:proofErr w:type="spellStart"/>
             <w:r>
               <w:rPr>
                 <w:color w:val="000000"/>
@@ -1424,6 +2213,7 @@
               </w:rPr>
               <w:t>视觉计算层</w:t>
             </w:r>
+            <w:proofErr w:type="spellEnd"/>
           </w:p>
         </w:tc>
         <w:tc>
@@ -1432,6 +2222,11 @@
             <w:vAlign w:val="center"/>
           </w:tcPr>
           <w:p>
+            <w:pPr>
+              <w:rPr>
+                <w:rFonts w:hint="eastAsia"/>
+              </w:rPr>
+            </w:pPr>
             <w:r>
               <w:rPr>
                 <w:color w:val="000000"/>
@@ -1447,6 +2242,12 @@
             <w:vAlign w:val="center"/>
           </w:tcPr>
           <w:p>
+            <w:pPr>
+              <w:rPr>
+                <w:rFonts w:hint="eastAsia"/>
+              </w:rPr>
+            </w:pPr>
+            <w:proofErr w:type="spellStart"/>
             <w:r>
               <w:rPr>
                 <w:color w:val="000000"/>
@@ -1454,6 +2255,7 @@
               </w:rPr>
               <w:t>图像帧、标定参数</w:t>
             </w:r>
+            <w:proofErr w:type="spellEnd"/>
           </w:p>
         </w:tc>
         <w:tc>
@@ -1464,6 +2266,7 @@
           <w:p>
             <w:pPr>
               <w:rPr>
+                <w:rFonts w:hint="eastAsia"/>
                 <w:lang w:eastAsia="zh-CN"/>
               </w:rPr>
             </w:pPr>
@@ -1485,6 +2288,7 @@
           <w:p>
             <w:pPr>
               <w:rPr>
+                <w:rFonts w:hint="eastAsia"/>
                 <w:lang w:eastAsia="zh-CN"/>
               </w:rPr>
             </w:pPr>
@@ -1509,6 +2313,12 @@
             <w:vAlign w:val="center"/>
           </w:tcPr>
           <w:p>
+            <w:pPr>
+              <w:rPr>
+                <w:rFonts w:hint="eastAsia"/>
+              </w:rPr>
+            </w:pPr>
+            <w:proofErr w:type="spellStart"/>
             <w:r>
               <w:rPr>
                 <w:color w:val="000000"/>
@@ -1516,6 +2326,7 @@
               </w:rPr>
               <w:t>安全控制层</w:t>
             </w:r>
+            <w:proofErr w:type="spellEnd"/>
           </w:p>
         </w:tc>
         <w:tc>
@@ -1524,6 +2335,11 @@
             <w:vAlign w:val="center"/>
           </w:tcPr>
           <w:p>
+            <w:pPr>
+              <w:rPr>
+                <w:rFonts w:hint="eastAsia"/>
+              </w:rPr>
+            </w:pPr>
             <w:r>
               <w:rPr>
                 <w:color w:val="000000"/>
@@ -1541,6 +2357,7 @@
           <w:p>
             <w:pPr>
               <w:rPr>
+                <w:rFonts w:hint="eastAsia"/>
                 <w:lang w:eastAsia="zh-CN"/>
               </w:rPr>
             </w:pPr>
@@ -1562,6 +2379,7 @@
           <w:p>
             <w:pPr>
               <w:rPr>
+                <w:rFonts w:hint="eastAsia"/>
                 <w:lang w:eastAsia="zh-CN"/>
               </w:rPr>
             </w:pPr>
@@ -1583,6 +2401,7 @@
           <w:p>
             <w:pPr>
               <w:rPr>
+                <w:rFonts w:hint="eastAsia"/>
                 <w:lang w:eastAsia="zh-CN"/>
               </w:rPr>
             </w:pPr>
@@ -1607,12 +2426,67 @@
             <w:vAlign w:val="center"/>
           </w:tcPr>
           <w:p>
+            <w:pPr>
+              <w:rPr>
+                <w:rFonts w:hint="eastAsia"/>
+              </w:rPr>
+            </w:pPr>
+            <w:proofErr w:type="spellStart"/>
             <w:r>
               <w:rPr>
                 <w:color w:val="000000"/>
                 <w:sz w:val="18"/>
               </w:rPr>
               <w:t>执行层</w:t>
+            </w:r>
+            <w:proofErr w:type="spellEnd"/>
+          </w:p>
+        </w:tc>
+        <w:tc>
+          <w:tcPr>
+            <w:tcW w:w="1949" w:type="dxa"/>
+            <w:vAlign w:val="center"/>
+          </w:tcPr>
+          <w:p>
+            <w:pPr>
+              <w:rPr>
+                <w:rFonts w:hint="eastAsia"/>
+                <w:lang w:eastAsia="zh-CN"/>
+              </w:rPr>
+            </w:pPr>
+            <w:proofErr w:type="gramStart"/>
+            <w:r>
+              <w:rPr>
+                <w:color w:val="000000"/>
+                <w:sz w:val="18"/>
+                <w:lang w:eastAsia="zh-CN"/>
+              </w:rPr>
+              <w:t>五轴机械</w:t>
+            </w:r>
+            <w:proofErr w:type="gramEnd"/>
+            <w:r>
+              <w:rPr>
+                <w:color w:val="000000"/>
+                <w:sz w:val="18"/>
+                <w:lang w:eastAsia="zh-CN"/>
+              </w:rPr>
+              <w:t>臂、</w:t>
+            </w:r>
+            <w:r>
+              <w:rPr>
+                <w:color w:val="000000"/>
+                <w:sz w:val="18"/>
+                <w:lang w:eastAsia="zh-CN"/>
+              </w:rPr>
+              <w:t>激光</w:t>
+            </w:r>
+            <w:r>
+              <w:rPr>
+                <w:color w:val="000000"/>
+                <w:sz w:val="18"/>
+                <w:lang w:eastAsia="zh-CN"/>
+              </w:rPr>
+              <w:t xml:space="preserve"> 指示光</w:t>
             </w:r>
           </w:p>
         </w:tc>
@@ -1624,47 +2498,18 @@
           <w:p>
             <w:pPr>
               <w:rPr>
-                <w:lang w:eastAsia="zh-CN"/>
+                <w:rFonts w:hint="eastAsia"/>
               </w:rPr>
             </w:pPr>
+            <w:proofErr w:type="spellStart"/>
             <w:r>
               <w:rPr>
                 <w:color w:val="000000"/>
                 <w:sz w:val="18"/>
-                <w:lang w:eastAsia="zh-CN"/>
-              </w:rPr>
-              <w:t>五轴机械臂、P801 指示光</w:t>
-            </w:r>
-          </w:p>
-        </w:tc>
-        <w:tc>
-          <w:tcPr>
-            <w:tcW w:w="1949" w:type="dxa"/>
-            <w:vAlign w:val="center"/>
-          </w:tcPr>
-          <w:p>
-            <w:r>
-              <w:rPr>
-                <w:color w:val="000000"/>
-                <w:sz w:val="18"/>
               </w:rPr>
               <w:t>轨迹节点、输出许可</w:t>
             </w:r>
-          </w:p>
-        </w:tc>
-        <w:tc>
-          <w:tcPr>
-            <w:tcW w:w="1949" w:type="dxa"/>
-            <w:vAlign w:val="center"/>
-          </w:tcPr>
-          <w:p>
-            <w:r>
-              <w:rPr>
-                <w:color w:val="000000"/>
-                <w:sz w:val="18"/>
-              </w:rPr>
-              <w:t>安全接近、光斑指示</w:t>
-            </w:r>
+            <w:proofErr w:type="spellEnd"/>
           </w:p>
         </w:tc>
         <w:tc>
@@ -1675,6 +2520,29 @@
           <w:p>
             <w:pPr>
               <w:rPr>
+                <w:rFonts w:hint="eastAsia"/>
+              </w:rPr>
+            </w:pPr>
+            <w:proofErr w:type="spellStart"/>
+            <w:r>
+              <w:rPr>
+                <w:color w:val="000000"/>
+                <w:sz w:val="18"/>
+              </w:rPr>
+              <w:t>安全接近、光斑指示</w:t>
+            </w:r>
+            <w:proofErr w:type="spellEnd"/>
+          </w:p>
+        </w:tc>
+        <w:tc>
+          <w:tcPr>
+            <w:tcW w:w="1949" w:type="dxa"/>
+            <w:vAlign w:val="center"/>
+          </w:tcPr>
+          <w:p>
+            <w:pPr>
+              <w:rPr>
+                <w:rFonts w:hint="eastAsia"/>
                 <w:lang w:eastAsia="zh-CN"/>
               </w:rPr>
             </w:pPr>
@@ -1684,7 +2552,23 @@
                 <w:sz w:val="18"/>
                 <w:lang w:eastAsia="zh-CN"/>
               </w:rPr>
-              <w:t>限位/超时/P000 松开立即关断</w:t>
+              <w:t>限位/超时/</w:t>
+            </w:r>
+            <w:r>
+              <w:rPr>
+                <w:color w:val="000000"/>
+                <w:sz w:val="18"/>
+                <w:lang w:eastAsia="zh-CN"/>
+              </w:rPr>
+              <w:t>按键</w:t>
+            </w:r>
+            <w:r>
+              <w:rPr>
+                <w:color w:val="000000"/>
+                <w:sz w:val="18"/>
+                <w:lang w:eastAsia="zh-CN"/>
+              </w:rPr>
+              <w:t xml:space="preserve"> 松开立即关断</w:t>
             </w:r>
           </w:p>
         </w:tc>
@@ -1693,6 +2577,7 @@
     <w:p>
       <w:pPr>
         <w:rPr>
+          <w:rFonts w:hint="eastAsia"/>
           <w:lang w:eastAsia="zh-CN"/>
         </w:rPr>
       </w:pPr>
@@ -1735,40 +2620,153 @@
     <w:p>
       <w:pPr>
         <w:spacing w:after="80" w:line="288" w:lineRule="auto"/>
-      </w:pPr>
-      <w:r>
-        <w:t>硬件由五轴机械臂本体、RA6M5 控制板、Jetson Nano、RGB-D 深度相机、末端 USB 单目相机、</w:t>
-      </w:r>
-      <w:commentRangeStart w:id="5"/>
-      <w:r>
-        <w:t>P000 发射许可按键、P801 低功率指示输出和 P003/P503 状态 LED 构成。</w:t>
-      </w:r>
-      <w:commentRangeEnd w:id="5"/>
-      <w:r>
-        <w:rPr>
-          <w:rStyle w:val="aff9"/>
-        </w:rPr>
-        <w:commentReference w:id="5"/>
-      </w:r>
-      <w:r>
-        <w:t>控制板通过 CAN 与电机通信，通过 UART 与 Jetson/PC 上位机通信。</w:t>
+        <w:rPr>
+          <w:rFonts w:hint="eastAsia"/>
+        </w:rPr>
+      </w:pPr>
+      <w:r>
+        <w:t>硬件</w:t>
+      </w:r>
+      <w:proofErr w:type="gramStart"/>
+      <w:r>
+        <w:t>由五轴机械</w:t>
+      </w:r>
+      <w:proofErr w:type="gramEnd"/>
+      <w:r>
+        <w:t xml:space="preserve">臂本体、RA6M5 </w:t>
+      </w:r>
+      <w:proofErr w:type="spellStart"/>
+      <w:r>
+        <w:t>控制板、Jetson</w:t>
+      </w:r>
+      <w:proofErr w:type="spellEnd"/>
+      <w:r>
+        <w:t xml:space="preserve"> </w:t>
+      </w:r>
+      <w:proofErr w:type="spellStart"/>
+      <w:r>
+        <w:t>Nano、RGB-D</w:t>
+      </w:r>
+      <w:proofErr w:type="spellEnd"/>
+      <w:r>
+        <w:t xml:space="preserve"> </w:t>
+      </w:r>
+      <w:proofErr w:type="spellStart"/>
+      <w:r>
+        <w:t>深度相机、末端</w:t>
+      </w:r>
+      <w:proofErr w:type="spellEnd"/>
+      <w:r>
+        <w:t xml:space="preserve"> USB </w:t>
+      </w:r>
+      <w:proofErr w:type="spellStart"/>
+      <w:r>
+        <w:t>单目相机、</w:t>
+      </w:r>
+      <w:r>
+        <w:t>按键</w:t>
+      </w:r>
+      <w:proofErr w:type="spellEnd"/>
+      <w:r>
+        <w:t xml:space="preserve"> </w:t>
+      </w:r>
+      <w:proofErr w:type="spellStart"/>
+      <w:r>
+        <w:t>发射许可</w:t>
+      </w:r>
+      <w:proofErr w:type="spellEnd"/>
+      <w:r>
+        <w:t>、</w:t>
+      </w:r>
+      <w:r>
+        <w:rPr>
+          <w:rFonts w:hint="eastAsia"/>
+          <w:lang w:eastAsia="zh-CN"/>
+        </w:rPr>
+        <w:t>激光</w:t>
+      </w:r>
+      <w:proofErr w:type="spellStart"/>
+      <w:r>
+        <w:t>低功率指示输出和</w:t>
+      </w:r>
+      <w:proofErr w:type="spellEnd"/>
+      <w:r>
+        <w:t xml:space="preserve"> P003/P503 </w:t>
+      </w:r>
+      <w:proofErr w:type="spellStart"/>
+      <w:r>
+        <w:t>状态</w:t>
+      </w:r>
+      <w:proofErr w:type="spellEnd"/>
+      <w:r>
+        <w:rPr>
+          <w:rFonts w:hint="eastAsia"/>
+          <w:lang w:eastAsia="zh-CN"/>
+        </w:rPr>
+        <w:t>指示灯</w:t>
+      </w:r>
+      <w:proofErr w:type="spellStart"/>
+      <w:r>
+        <w:t>构成。控制板通过</w:t>
+      </w:r>
+      <w:proofErr w:type="spellEnd"/>
+      <w:r>
+        <w:t xml:space="preserve"> CAN </w:t>
+      </w:r>
+      <w:proofErr w:type="spellStart"/>
+      <w:r>
+        <w:t>与电机通信，通过</w:t>
+      </w:r>
+      <w:proofErr w:type="spellEnd"/>
+      <w:r>
+        <w:t xml:space="preserve"> UART 与 Jetson/PC </w:t>
+      </w:r>
+      <w:proofErr w:type="spellStart"/>
+      <w:r>
+        <w:t>上位机通信</w:t>
+      </w:r>
+      <w:proofErr w:type="spellEnd"/>
+      <w:r>
+        <w:t>。</w:t>
       </w:r>
     </w:p>
     <w:p>
       <w:pPr>
         <w:spacing w:after="80" w:line="288" w:lineRule="auto"/>
         <w:rPr>
-          <w:lang w:eastAsia="zh-CN"/>
-        </w:rPr>
-      </w:pPr>
-      <w:r>
-        <w:t>【补充图片：整机接线实物图，标注 Jetson、RA6M5、CAN 总线、P000、P801、P003/P503。</w:t>
-      </w:r>
-      <w:r>
-        <w:rPr>
-          <w:lang w:eastAsia="zh-CN"/>
-        </w:rPr>
-        <w:t>】</w:t>
+          <w:rFonts w:hint="eastAsia"/>
+          <w:lang w:eastAsia="zh-CN"/>
+        </w:rPr>
+      </w:pPr>
+      <w:r>
+        <w:rPr>
+          <w:lang w:eastAsia="zh-CN"/>
+        </w:rPr>
+        <w:t>【补充图片：整机接线实物图，标注 Jetson、RA6M5、CAN 总线、</w:t>
+      </w:r>
+      <w:r>
+        <w:rPr>
+          <w:lang w:eastAsia="zh-CN"/>
+        </w:rPr>
+        <w:t>按键</w:t>
+      </w:r>
+      <w:r>
+        <w:rPr>
+          <w:lang w:eastAsia="zh-CN"/>
+        </w:rPr>
+        <w:t>、</w:t>
+      </w:r>
+      <w:r>
+        <w:rPr>
+          <w:lang w:eastAsia="zh-CN"/>
+        </w:rPr>
+        <w:t>激光</w:t>
+      </w:r>
+      <w:r>
+        <w:rPr>
+          <w:lang w:eastAsia="zh-CN"/>
+        </w:rPr>
+        <w:t>、P003/P503。】</w:t>
       </w:r>
     </w:p>
     <w:p>
@@ -1795,39 +2793,44 @@
       <w:pPr>
         <w:spacing w:after="80" w:line="288" w:lineRule="auto"/>
         <w:rPr>
-          <w:lang w:eastAsia="zh-CN"/>
-        </w:rPr>
-      </w:pPr>
-      <w:r>
-        <w:rPr>
-          <w:lang w:eastAsia="zh-CN"/>
-        </w:rPr>
-        <w:t>机械臂采用五轴定位结构，末端安装单目相机和指示输出模块。设计目标是保证末端相机在仿真人脸近距离范围内具有稳定视场，同时保留足够的关节限位余量，避免对准阶段发生自碰撞。J1-J5 由运动控制链路统一规划，</w:t>
-      </w:r>
-      <w:commentRangeStart w:id="6"/>
-      <w:r>
-        <w:rPr>
-          <w:lang w:eastAsia="zh-CN"/>
-        </w:rPr>
-        <w:t>J6 夹爪模块独立保留</w:t>
-      </w:r>
-      <w:commentRangeEnd w:id="6"/>
-      <w:r>
-        <w:rPr>
-          <w:rStyle w:val="aff9"/>
-        </w:rPr>
-        <w:commentReference w:id="6"/>
-      </w:r>
-      <w:r>
-        <w:rPr>
-          <w:lang w:eastAsia="zh-CN"/>
-        </w:rPr>
-        <w:t>。</w:t>
+          <w:rFonts w:hint="eastAsia"/>
+          <w:lang w:eastAsia="zh-CN"/>
+        </w:rPr>
+      </w:pPr>
+      <w:r>
+        <w:rPr>
+          <w:lang w:eastAsia="zh-CN"/>
+        </w:rPr>
+        <w:t>机械</w:t>
+      </w:r>
+      <w:proofErr w:type="gramStart"/>
+      <w:r>
+        <w:rPr>
+          <w:lang w:eastAsia="zh-CN"/>
+        </w:rPr>
+        <w:t>臂采用五轴</w:t>
+      </w:r>
+      <w:proofErr w:type="gramEnd"/>
+      <w:r>
+        <w:rPr>
+          <w:lang w:eastAsia="zh-CN"/>
+        </w:rPr>
+        <w:t>定位结构，末端安装单目相机和指示输出模块。设计目标是保证末端相机在仿真人脸近距离范围内具有稳定视场，同时保留足够的关节限位余量，避免对准阶段发生自碰撞。J1-J5 由运动控制链路统一规划</w:t>
+      </w:r>
+      <w:r>
+        <w:rPr>
+          <w:rFonts w:hint="eastAsia"/>
+          <w:lang w:eastAsia="zh-CN"/>
+        </w:rPr>
+        <w:t xml:space="preserve">。 </w:t>
       </w:r>
     </w:p>
     <w:p>
       <w:pPr>
         <w:jc w:val="center"/>
+        <w:rPr>
+          <w:rFonts w:hint="eastAsia"/>
+        </w:rPr>
       </w:pPr>
       <w:r>
         <w:rPr>
@@ -1873,18 +2876,33 @@
     <w:p>
       <w:pPr>
         <w:jc w:val="center"/>
+        <w:rPr>
+          <w:rFonts w:hint="eastAsia"/>
+        </w:rPr>
       </w:pPr>
       <w:r>
         <w:rPr>
           <w:color w:val="5A5A5A"/>
           <w:sz w:val="18"/>
         </w:rPr>
-        <w:t>图 4 机械臂三维模型视图</w:t>
-      </w:r>
+        <w:t xml:space="preserve">图 4 </w:t>
+      </w:r>
+      <w:proofErr w:type="spellStart"/>
+      <w:r>
+        <w:rPr>
+          <w:color w:val="5A5A5A"/>
+          <w:sz w:val="18"/>
+        </w:rPr>
+        <w:t>机械臂三维模型视图</w:t>
+      </w:r>
+      <w:proofErr w:type="spellEnd"/>
     </w:p>
     <w:p>
       <w:pPr>
         <w:jc w:val="center"/>
+        <w:rPr>
+          <w:rFonts w:hint="eastAsia"/>
+        </w:rPr>
       </w:pPr>
       <w:r>
         <w:rPr>
@@ -1932,6 +2950,7 @@
       <w:pPr>
         <w:jc w:val="center"/>
         <w:rPr>
+          <w:rFonts w:hint="eastAsia"/>
           <w:lang w:eastAsia="zh-CN"/>
         </w:rPr>
       </w:pPr>
@@ -1947,6 +2966,9 @@
     <w:p>
       <w:pPr>
         <w:spacing w:after="80" w:line="288" w:lineRule="auto"/>
+        <w:rPr>
+          <w:rFonts w:hint="eastAsia"/>
+        </w:rPr>
       </w:pPr>
       <w:r>
         <w:rPr>
@@ -1965,9 +2987,11 @@
       <w:r>
         <w:t xml:space="preserve">2.2.3 </w:t>
       </w:r>
+      <w:proofErr w:type="spellStart"/>
       <w:r>
         <w:t>电路各模块介绍</w:t>
       </w:r>
+      <w:proofErr w:type="spellEnd"/>
     </w:p>
     <w:tbl>
       <w:tblPr>
@@ -1994,7 +3018,11 @@
           <w:p>
             <w:pPr>
               <w:jc w:val="center"/>
+              <w:rPr>
+                <w:rFonts w:hint="eastAsia"/>
+              </w:rPr>
             </w:pPr>
+            <w:proofErr w:type="spellStart"/>
             <w:r>
               <w:rPr>
                 <w:b/>
@@ -2003,6 +3031,7 @@
               </w:rPr>
               <w:t>模块</w:t>
             </w:r>
+            <w:proofErr w:type="spellEnd"/>
           </w:p>
         </w:tc>
         <w:tc>
@@ -2014,7 +3043,11 @@
           <w:p>
             <w:pPr>
               <w:jc w:val="center"/>
+              <w:rPr>
+                <w:rFonts w:hint="eastAsia"/>
+              </w:rPr>
             </w:pPr>
+            <w:proofErr w:type="spellStart"/>
             <w:r>
               <w:rPr>
                 <w:b/>
@@ -2023,6 +3056,7 @@
               </w:rPr>
               <w:t>关键接口</w:t>
             </w:r>
+            <w:proofErr w:type="spellEnd"/>
           </w:p>
         </w:tc>
         <w:tc>
@@ -2034,7 +3068,11 @@
           <w:p>
             <w:pPr>
               <w:jc w:val="center"/>
+              <w:rPr>
+                <w:rFonts w:hint="eastAsia"/>
+              </w:rPr>
             </w:pPr>
+            <w:proofErr w:type="spellStart"/>
             <w:r>
               <w:rPr>
                 <w:b/>
@@ -2043,6 +3081,7 @@
               </w:rPr>
               <w:t>作用</w:t>
             </w:r>
+            <w:proofErr w:type="spellEnd"/>
           </w:p>
         </w:tc>
       </w:tr>
@@ -2056,13 +3095,27 @@
             <w:vAlign w:val="center"/>
           </w:tcPr>
           <w:p>
+            <w:pPr>
+              <w:rPr>
+                <w:rFonts w:hint="eastAsia"/>
+              </w:rPr>
+            </w:pPr>
             <w:r>
               <w:rPr>
                 <w:color w:val="000000"/>
                 <w:sz w:val="18"/>
               </w:rPr>
-              <w:t>RA6M5 主控</w:t>
+              <w:t xml:space="preserve">RA6M5 </w:t>
             </w:r>
+            <w:proofErr w:type="spellStart"/>
+            <w:r>
+              <w:rPr>
+                <w:color w:val="000000"/>
+                <w:sz w:val="18"/>
+              </w:rPr>
+              <w:t>主控</w:t>
+            </w:r>
+            <w:proofErr w:type="spellEnd"/>
           </w:p>
         </w:tc>
         <w:tc>
@@ -2071,6 +3124,11 @@
             <w:vAlign w:val="center"/>
           </w:tcPr>
           <w:p>
+            <w:pPr>
+              <w:rPr>
+                <w:rFonts w:hint="eastAsia"/>
+              </w:rPr>
+            </w:pPr>
             <w:r>
               <w:rPr>
                 <w:color w:val="000000"/>
@@ -2086,13 +3144,52 @@
             <w:vAlign w:val="center"/>
           </w:tcPr>
           <w:p>
+            <w:pPr>
+              <w:rPr>
+                <w:rFonts w:hint="eastAsia"/>
+              </w:rPr>
+            </w:pPr>
+            <w:proofErr w:type="spellStart"/>
             <w:r>
               <w:rPr>
                 <w:color w:val="000000"/>
                 <w:sz w:val="18"/>
               </w:rPr>
-              <w:t>运行 FreeRTOS 控制任务、串口解析和安全状态机</w:t>
+              <w:t>运行</w:t>
             </w:r>
+            <w:proofErr w:type="spellEnd"/>
+            <w:r>
+              <w:rPr>
+                <w:color w:val="000000"/>
+                <w:sz w:val="18"/>
+              </w:rPr>
+              <w:t xml:space="preserve"> </w:t>
+            </w:r>
+            <w:proofErr w:type="spellStart"/>
+            <w:r>
+              <w:rPr>
+                <w:color w:val="000000"/>
+                <w:sz w:val="18"/>
+              </w:rPr>
+              <w:t>FreeRTOS</w:t>
+            </w:r>
+            <w:proofErr w:type="spellEnd"/>
+            <w:r>
+              <w:rPr>
+                <w:color w:val="000000"/>
+                <w:sz w:val="18"/>
+              </w:rPr>
+              <w:t xml:space="preserve"> </w:t>
+            </w:r>
+            <w:proofErr w:type="spellStart"/>
+            <w:r>
+              <w:rPr>
+                <w:color w:val="000000"/>
+                <w:sz w:val="18"/>
+              </w:rPr>
+              <w:t>控制任务、串口解析和安全状态机</w:t>
+            </w:r>
+            <w:proofErr w:type="spellEnd"/>
           </w:p>
         </w:tc>
       </w:tr>
@@ -2106,28 +3203,27 @@
             <w:vAlign w:val="center"/>
           </w:tcPr>
           <w:p>
+            <w:pPr>
+              <w:rPr>
+                <w:rFonts w:hint="eastAsia"/>
+              </w:rPr>
+            </w:pPr>
             <w:r>
               <w:rPr>
                 <w:color w:val="000000"/>
                 <w:sz w:val="18"/>
               </w:rPr>
-              <w:t>CAN 电机总线</w:t>
+              <w:t xml:space="preserve">CAN </w:t>
             </w:r>
-          </w:p>
-        </w:tc>
-        <w:tc>
-          <w:tcPr>
-            <w:tcW w:w="3249" w:type="dxa"/>
-            <w:vAlign w:val="center"/>
-          </w:tcPr>
-          <w:p>
+            <w:proofErr w:type="spellStart"/>
             <w:r>
               <w:rPr>
                 <w:color w:val="000000"/>
                 <w:sz w:val="18"/>
               </w:rPr>
-              <w:t>J1-J5 电机节点</w:t>
+              <w:t>电机总线</w:t>
             </w:r>
+            <w:proofErr w:type="spellEnd"/>
           </w:p>
         </w:tc>
         <w:tc>
@@ -2138,6 +3234,36 @@
           <w:p>
             <w:pPr>
               <w:rPr>
+                <w:rFonts w:hint="eastAsia"/>
+              </w:rPr>
+            </w:pPr>
+            <w:r>
+              <w:rPr>
+                <w:color w:val="000000"/>
+                <w:sz w:val="18"/>
+              </w:rPr>
+              <w:t xml:space="preserve">J1-J5 </w:t>
+            </w:r>
+            <w:proofErr w:type="spellStart"/>
+            <w:r>
+              <w:rPr>
+                <w:color w:val="000000"/>
+                <w:sz w:val="18"/>
+              </w:rPr>
+              <w:t>电机节点</w:t>
+            </w:r>
+            <w:proofErr w:type="spellEnd"/>
+          </w:p>
+        </w:tc>
+        <w:tc>
+          <w:tcPr>
+            <w:tcW w:w="3249" w:type="dxa"/>
+            <w:vAlign w:val="center"/>
+          </w:tcPr>
+          <w:p>
+            <w:pPr>
+              <w:rPr>
+                <w:rFonts w:hint="eastAsia"/>
                 <w:lang w:eastAsia="zh-CN"/>
               </w:rPr>
             </w:pPr>
@@ -2162,13 +3288,27 @@
             <w:vAlign w:val="center"/>
           </w:tcPr>
           <w:p>
+            <w:pPr>
+              <w:rPr>
+                <w:rFonts w:hint="eastAsia"/>
+              </w:rPr>
+            </w:pPr>
             <w:r>
               <w:rPr>
                 <w:color w:val="000000"/>
                 <w:sz w:val="18"/>
               </w:rPr>
-              <w:t>Jetson 通信</w:t>
+              <w:t xml:space="preserve">Jetson </w:t>
             </w:r>
+            <w:proofErr w:type="spellStart"/>
+            <w:r>
+              <w:rPr>
+                <w:color w:val="000000"/>
+                <w:sz w:val="18"/>
+              </w:rPr>
+              <w:t>通信</w:t>
+            </w:r>
+            <w:proofErr w:type="spellEnd"/>
           </w:p>
         </w:tc>
         <w:tc>
@@ -2177,6 +3317,11 @@
             <w:vAlign w:val="center"/>
           </w:tcPr>
           <w:p>
+            <w:pPr>
+              <w:rPr>
+                <w:rFonts w:hint="eastAsia"/>
+              </w:rPr>
+            </w:pPr>
             <w:r>
               <w:rPr>
                 <w:color w:val="000000"/>
@@ -2192,12 +3337,26 @@
             <w:vAlign w:val="center"/>
           </w:tcPr>
           <w:p>
+            <w:pPr>
+              <w:rPr>
+                <w:rFonts w:hint="eastAsia"/>
+              </w:rPr>
+            </w:pPr>
+            <w:proofErr w:type="spellStart"/>
             <w:r>
               <w:rPr>
                 <w:color w:val="000000"/>
                 <w:sz w:val="18"/>
               </w:rPr>
-              <w:t>接收视觉误差与状态机启停帧，回传 READY/ALIGN/OUTPUT</w:t>
+              <w:t>接收视觉误差与状态机启停帧，回传</w:t>
+            </w:r>
+            <w:proofErr w:type="spellEnd"/>
+            <w:r>
+              <w:rPr>
+                <w:color w:val="000000"/>
+                <w:sz w:val="18"/>
+              </w:rPr>
+              <w:t xml:space="preserve"> READY/ALIGN/OUTPUT</w:t>
             </w:r>
           </w:p>
         </w:tc>
@@ -2212,6 +3371,12 @@
             <w:vAlign w:val="center"/>
           </w:tcPr>
           <w:p>
+            <w:pPr>
+              <w:rPr>
+                <w:rFonts w:hint="eastAsia"/>
+              </w:rPr>
+            </w:pPr>
+            <w:proofErr w:type="spellStart"/>
             <w:r>
               <w:rPr>
                 <w:color w:val="000000"/>
@@ -2219,6 +3384,7 @@
               </w:rPr>
               <w:t>安全输入</w:t>
             </w:r>
+            <w:proofErr w:type="spellEnd"/>
           </w:p>
         </w:tc>
         <w:tc>
@@ -2227,12 +3393,26 @@
             <w:vAlign w:val="center"/>
           </w:tcPr>
           <w:p>
+            <w:pPr>
+              <w:rPr>
+                <w:rFonts w:hint="eastAsia"/>
+              </w:rPr>
+            </w:pPr>
             <w:r>
               <w:rPr>
+                <w:rFonts w:hint="eastAsia"/>
                 <w:color w:val="000000"/>
                 <w:sz w:val="18"/>
-              </w:rPr>
-              <w:t>P000、限位、急停</w:t>
+                <w:lang w:eastAsia="zh-CN"/>
+              </w:rPr>
+              <w:t>P000</w:t>
+            </w:r>
+            <w:r>
+              <w:rPr>
+                <w:color w:val="000000"/>
+                <w:sz w:val="18"/>
+              </w:rPr>
+              <w:t>、限位、急停</w:t>
             </w:r>
           </w:p>
         </w:tc>
@@ -2244,6 +3424,7 @@
           <w:p>
             <w:pPr>
               <w:rPr>
+                <w:rFonts w:hint="eastAsia"/>
                 <w:lang w:eastAsia="zh-CN"/>
               </w:rPr>
             </w:pPr>
@@ -2268,6 +3449,12 @@
             <w:vAlign w:val="center"/>
           </w:tcPr>
           <w:p>
+            <w:pPr>
+              <w:rPr>
+                <w:rFonts w:hint="eastAsia"/>
+              </w:rPr>
+            </w:pPr>
+            <w:proofErr w:type="spellStart"/>
             <w:r>
               <w:rPr>
                 <w:color w:val="000000"/>
@@ -2275,6 +3462,7 @@
               </w:rPr>
               <w:t>输出与指示</w:t>
             </w:r>
+            <w:proofErr w:type="spellEnd"/>
           </w:p>
         </w:tc>
         <w:tc>
@@ -2283,6 +3471,11 @@
             <w:vAlign w:val="center"/>
           </w:tcPr>
           <w:p>
+            <w:pPr>
+              <w:rPr>
+                <w:rFonts w:hint="eastAsia"/>
+              </w:rPr>
+            </w:pPr>
             <w:r>
               <w:rPr>
                 <w:color w:val="000000"/>
@@ -2300,6 +3493,7 @@
           <w:p>
             <w:pPr>
               <w:rPr>
+                <w:rFonts w:hint="eastAsia"/>
                 <w:lang w:eastAsia="zh-CN"/>
               </w:rPr>
             </w:pPr>
@@ -2318,6 +3512,7 @@
     <w:p>
       <w:pPr>
         <w:rPr>
+          <w:rFonts w:hint="eastAsia"/>
           <w:lang w:eastAsia="zh-CN"/>
         </w:rPr>
       </w:pPr>
@@ -2326,20 +3521,34 @@
       <w:pPr>
         <w:spacing w:after="80" w:line="288" w:lineRule="auto"/>
         <w:rPr>
-          <w:lang w:eastAsia="zh-CN"/>
-        </w:rPr>
-      </w:pPr>
-      <w:r>
-        <w:rPr>
-          <w:lang w:eastAsia="zh-CN"/>
-        </w:rPr>
-        <w:t>【补充图片：RA6M5 控制板原理图截图，标注 UART、CAN、P000、P801、P003、P503。】</w:t>
+          <w:rFonts w:hint="eastAsia"/>
+          <w:lang w:eastAsia="zh-CN"/>
+        </w:rPr>
+      </w:pPr>
+      <w:r>
+        <w:rPr>
+          <w:lang w:eastAsia="zh-CN"/>
+        </w:rPr>
+        <w:t>【补充图片：RA6M5 控制板原理图截图，标注 UART、CAN、</w:t>
+      </w:r>
+      <w:r>
+        <w:rPr>
+          <w:lang w:eastAsia="zh-CN"/>
+        </w:rPr>
+        <w:t>按键</w:t>
+      </w:r>
+      <w:r>
+        <w:rPr>
+          <w:lang w:eastAsia="zh-CN"/>
+        </w:rPr>
+        <w:t>、P801、P003、P503。】</w:t>
       </w:r>
     </w:p>
     <w:p>
       <w:pPr>
         <w:spacing w:after="80" w:line="288" w:lineRule="auto"/>
         <w:rPr>
+          <w:rFonts w:hint="eastAsia"/>
           <w:lang w:eastAsia="zh-CN"/>
         </w:rPr>
       </w:pPr>
@@ -2387,32 +3596,91 @@
     <w:p>
       <w:pPr>
         <w:spacing w:after="80" w:line="288" w:lineRule="auto"/>
-      </w:pPr>
-      <w:r>
-        <w:t>软件分为 Jetson 端、RA6M5 端和 PC 调试端。Jetson Qt 界面负责摄像头显示、基准图采集、识别结果显示和状态机控制；</w:t>
-      </w:r>
-      <w:commentRangeStart w:id="7"/>
-      <w:r>
-        <w:t>RA6M5 端负责 `robot_control_task`、`robot_cmd_service`、</w:t>
+        <w:rPr>
+          <w:rFonts w:hint="eastAsia"/>
+        </w:rPr>
+      </w:pPr>
+      <w:proofErr w:type="spellStart"/>
+      <w:r>
+        <w:t>软件分为</w:t>
+      </w:r>
+      <w:proofErr w:type="spellEnd"/>
+      <w:r>
+        <w:t xml:space="preserve"> Jetson 端、RA6M5 </w:t>
+      </w:r>
+      <w:proofErr w:type="spellStart"/>
+      <w:r>
+        <w:t>端和</w:t>
+      </w:r>
+      <w:proofErr w:type="spellEnd"/>
+      <w:r>
+        <w:t xml:space="preserve"> PC </w:t>
+      </w:r>
+      <w:proofErr w:type="spellStart"/>
+      <w:r>
+        <w:t>调试端。Jetson</w:t>
+      </w:r>
+      <w:proofErr w:type="spellEnd"/>
+      <w:r>
+        <w:t xml:space="preserve"> Qt 界面负责摄像头显示、基准图采集、识别结果显示和状态机控制；</w:t>
+      </w:r>
+      <w:commentRangeStart w:id="4"/>
+      <w:r>
+        <w:t xml:space="preserve">RA6M5 </w:t>
+      </w:r>
+      <w:proofErr w:type="spellStart"/>
+      <w:r>
+        <w:t>端负责</w:t>
+      </w:r>
+      <w:proofErr w:type="spellEnd"/>
+      <w:r>
+        <w:t xml:space="preserve"> `robot_control_task`、`robot_cmd_service`、</w:t>
       </w:r>
       <w:r>
         <w:lastRenderedPageBreak/>
-        <w:t>`jetson_vision_process` 与 `robot_target_step`；</w:t>
-      </w:r>
-      <w:commentRangeEnd w:id="7"/>
+        <w:t>`</w:t>
+      </w:r>
+      <w:proofErr w:type="spellStart"/>
+      <w:r>
+        <w:t>jetson_vision_process</w:t>
+      </w:r>
+      <w:proofErr w:type="spellEnd"/>
+      <w:r>
+        <w:t>` 与 `</w:t>
+      </w:r>
+      <w:proofErr w:type="spellStart"/>
+      <w:r>
+        <w:t>robot_target_step`；</w:t>
+      </w:r>
+      <w:commentRangeEnd w:id="4"/>
       <w:r>
         <w:rPr>
           <w:rStyle w:val="aff9"/>
         </w:rPr>
-        <w:commentReference w:id="7"/>
-      </w:r>
-      <w:r>
-        <w:t>PC 上位机用于双串口调试、自动演示、拍摄点位配方和日志落盘。</w:t>
+        <w:commentReference w:id="4"/>
+      </w:r>
+      <w:r>
+        <w:t>PC</w:t>
+      </w:r>
+      <w:proofErr w:type="spellEnd"/>
+      <w:r>
+        <w:t xml:space="preserve"> </w:t>
+      </w:r>
+      <w:proofErr w:type="spellStart"/>
+      <w:r>
+        <w:t>上位机用于双串口调试、自动演示、拍摄点位配方和日志落盘</w:t>
+      </w:r>
+      <w:proofErr w:type="spellEnd"/>
+      <w:r>
+        <w:t>。</w:t>
       </w:r>
     </w:p>
     <w:p>
       <w:pPr>
         <w:jc w:val="center"/>
+        <w:rPr>
+          <w:rFonts w:hint="eastAsia"/>
+        </w:rPr>
       </w:pPr>
       <w:r>
         <w:rPr>
@@ -2459,6 +3727,7 @@
       <w:pPr>
         <w:jc w:val="center"/>
         <w:rPr>
+          <w:rFonts w:hint="eastAsia"/>
           <w:lang w:eastAsia="zh-CN"/>
         </w:rPr>
       </w:pPr>
@@ -2475,6 +3744,7 @@
       <w:pPr>
         <w:spacing w:after="80" w:line="288" w:lineRule="auto"/>
         <w:rPr>
+          <w:rFonts w:hint="eastAsia"/>
           <w:lang w:eastAsia="zh-CN"/>
         </w:rPr>
       </w:pPr>
@@ -2509,89 +3779,291 @@
       <w:pPr>
         <w:spacing w:after="80" w:line="288" w:lineRule="auto"/>
         <w:rPr>
-          <w:lang w:eastAsia="zh-CN"/>
-        </w:rPr>
-      </w:pPr>
-      <w:r>
-        <w:rPr>
-          <w:lang w:eastAsia="zh-CN"/>
-        </w:rPr>
-        <w:t>视觉识别模块：输入当前图像和无黑痣基准图，输出 `dcx/dcy`、识别状态和置信度。核心流程见图 2。</w:t>
+          <w:rFonts w:hint="eastAsia"/>
+          <w:lang w:eastAsia="zh-CN"/>
+        </w:rPr>
+      </w:pPr>
+      <w:r>
+        <w:rPr>
+          <w:lang w:eastAsia="zh-CN"/>
+        </w:rPr>
+        <w:t>视觉识别模块：输入当前图像和无黑痣基准图，输出 `dcx/</w:t>
+      </w:r>
+      <w:proofErr w:type="spellStart"/>
+      <w:r>
+        <w:rPr>
+          <w:lang w:eastAsia="zh-CN"/>
+        </w:rPr>
+        <w:t>dcy</w:t>
+      </w:r>
+      <w:proofErr w:type="spellEnd"/>
+      <w:r>
+        <w:rPr>
+          <w:lang w:eastAsia="zh-CN"/>
+        </w:rPr>
+        <w:t>`、识别状态和置信度。核心流程见图 2。</w:t>
       </w:r>
     </w:p>
     <w:p>
       <w:pPr>
         <w:spacing w:after="80" w:line="288" w:lineRule="auto"/>
         <w:rPr>
-          <w:lang w:eastAsia="zh-CN"/>
-        </w:rPr>
-      </w:pPr>
-      <w:r>
-        <w:rPr>
-          <w:lang w:eastAsia="zh-CN"/>
-        </w:rPr>
-        <w:t>运动控制模块：输入笛卡尔目标位移，按 10 ms 生成 S 曲线路径点，逐点进行 IK 求解和分支锁定，再以逐关节前馈 + P 速度控制跟踪目标角度。当前核心控制律为：</w:t>
+          <w:rFonts w:hint="eastAsia"/>
+          <w:lang w:eastAsia="zh-CN"/>
+        </w:rPr>
+      </w:pPr>
+      <w:r>
+        <w:rPr>
+          <w:lang w:eastAsia="zh-CN"/>
+        </w:rPr>
+        <w:t>运动控制模块：输入笛卡</w:t>
+      </w:r>
+      <w:proofErr w:type="gramStart"/>
+      <w:r>
+        <w:rPr>
+          <w:lang w:eastAsia="zh-CN"/>
+        </w:rPr>
+        <w:t>尔目标</w:t>
+      </w:r>
+      <w:proofErr w:type="gramEnd"/>
+      <w:r>
+        <w:rPr>
+          <w:lang w:eastAsia="zh-CN"/>
+        </w:rPr>
+        <w:t xml:space="preserve">位移，按 10 </w:t>
+      </w:r>
+      <w:proofErr w:type="spellStart"/>
+      <w:r>
+        <w:rPr>
+          <w:lang w:eastAsia="zh-CN"/>
+        </w:rPr>
+        <w:t>ms</w:t>
+      </w:r>
+      <w:proofErr w:type="spellEnd"/>
+      <w:r>
+        <w:rPr>
+          <w:lang w:eastAsia="zh-CN"/>
+        </w:rPr>
+        <w:t xml:space="preserve"> 生成 S 曲线路径点，逐点进行 IK 求解和分支锁定，再以逐关节前馈 + P 速度控制跟踪目标角度。当前核心控制律为：</w:t>
       </w:r>
     </w:p>
     <w:p>
       <w:pPr>
         <w:spacing w:after="80" w:line="288" w:lineRule="auto"/>
         <w:rPr>
-          <w:lang w:eastAsia="zh-CN"/>
-        </w:rPr>
-      </w:pPr>
-      <w:r>
-        <w:rPr>
-          <w:lang w:eastAsia="zh-CN"/>
-        </w:rPr>
-        <w:t>v_j = clamp(FF_GAIN_j · feedforward_j + Kp_j · error_j, -200, +200) deg/s</w:t>
+          <w:rFonts w:hint="eastAsia"/>
+          <w:lang w:eastAsia="zh-CN"/>
+        </w:rPr>
+      </w:pPr>
+      <w:proofErr w:type="spellStart"/>
+      <w:r>
+        <w:rPr>
+          <w:lang w:eastAsia="zh-CN"/>
+        </w:rPr>
+        <w:t>v_j</w:t>
+      </w:r>
+      <w:proofErr w:type="spellEnd"/>
+      <w:r>
+        <w:rPr>
+          <w:lang w:eastAsia="zh-CN"/>
+        </w:rPr>
+        <w:t xml:space="preserve"> = </w:t>
+      </w:r>
+      <w:proofErr w:type="gramStart"/>
+      <w:r>
+        <w:rPr>
+          <w:lang w:eastAsia="zh-CN"/>
+        </w:rPr>
+        <w:t>clamp(</w:t>
+      </w:r>
+      <w:proofErr w:type="spellStart"/>
+      <w:proofErr w:type="gramEnd"/>
+      <w:r>
+        <w:rPr>
+          <w:lang w:eastAsia="zh-CN"/>
+        </w:rPr>
+        <w:t>FF_GAIN_j</w:t>
+      </w:r>
+      <w:proofErr w:type="spellEnd"/>
+      <w:r>
+        <w:rPr>
+          <w:lang w:eastAsia="zh-CN"/>
+        </w:rPr>
+        <w:t xml:space="preserve"> · </w:t>
+      </w:r>
+      <w:proofErr w:type="spellStart"/>
+      <w:r>
+        <w:rPr>
+          <w:lang w:eastAsia="zh-CN"/>
+        </w:rPr>
+        <w:t>feedforward_j</w:t>
+      </w:r>
+      <w:proofErr w:type="spellEnd"/>
+      <w:r>
+        <w:rPr>
+          <w:lang w:eastAsia="zh-CN"/>
+        </w:rPr>
+        <w:t xml:space="preserve"> + </w:t>
+      </w:r>
+      <w:proofErr w:type="spellStart"/>
+      <w:r>
+        <w:rPr>
+          <w:lang w:eastAsia="zh-CN"/>
+        </w:rPr>
+        <w:t>Kp_j</w:t>
+      </w:r>
+      <w:proofErr w:type="spellEnd"/>
+      <w:r>
+        <w:rPr>
+          <w:lang w:eastAsia="zh-CN"/>
+        </w:rPr>
+        <w:t xml:space="preserve"> · </w:t>
+      </w:r>
+      <w:proofErr w:type="spellStart"/>
+      <w:r>
+        <w:rPr>
+          <w:lang w:eastAsia="zh-CN"/>
+        </w:rPr>
+        <w:t>error_j</w:t>
+      </w:r>
+      <w:proofErr w:type="spellEnd"/>
+      <w:r>
+        <w:rPr>
+          <w:lang w:eastAsia="zh-CN"/>
+        </w:rPr>
+        <w:t>, -200, +200) deg/s</w:t>
       </w:r>
     </w:p>
     <w:p>
       <w:pPr>
         <w:spacing w:after="80" w:line="288" w:lineRule="auto"/>
         <w:rPr>
-          <w:lang w:eastAsia="zh-CN"/>
-        </w:rPr>
-      </w:pPr>
-      <w:r>
-        <w:rPr>
-          <w:lang w:eastAsia="zh-CN"/>
-        </w:rPr>
-        <w:t>其中 `error_j` 为当前关节角与目标关节角的最短角差，`feedforward_j` 为相邻 IK 节点角差除以 10 ms。当前 Kp 为 `{0.65, 3.00, 3.00, 2.00, 2.30, 10.0}`，FF_GAIN 为 `{1.0, 0.65, 0.55, 1.0, 0.60, 1.0}`。</w:t>
+          <w:rFonts w:hint="eastAsia"/>
+          <w:lang w:eastAsia="zh-CN"/>
+        </w:rPr>
+      </w:pPr>
+      <w:r>
+        <w:rPr>
+          <w:lang w:eastAsia="zh-CN"/>
+        </w:rPr>
+        <w:t>其中 `</w:t>
+      </w:r>
+      <w:proofErr w:type="spellStart"/>
+      <w:r>
+        <w:rPr>
+          <w:lang w:eastAsia="zh-CN"/>
+        </w:rPr>
+        <w:t>error_j</w:t>
+      </w:r>
+      <w:proofErr w:type="spellEnd"/>
+      <w:r>
+        <w:rPr>
+          <w:lang w:eastAsia="zh-CN"/>
+        </w:rPr>
+        <w:t>` 为当前关节角与目标关节角的最短角差，`</w:t>
+      </w:r>
+      <w:proofErr w:type="spellStart"/>
+      <w:r>
+        <w:rPr>
+          <w:lang w:eastAsia="zh-CN"/>
+        </w:rPr>
+        <w:t>feedforward_j</w:t>
+      </w:r>
+      <w:proofErr w:type="spellEnd"/>
+      <w:r>
+        <w:rPr>
+          <w:lang w:eastAsia="zh-CN"/>
+        </w:rPr>
+        <w:t xml:space="preserve">` 为相邻 IK </w:t>
+      </w:r>
+      <w:proofErr w:type="gramStart"/>
+      <w:r>
+        <w:rPr>
+          <w:lang w:eastAsia="zh-CN"/>
+        </w:rPr>
+        <w:t>节点角差除</w:t>
+      </w:r>
+      <w:proofErr w:type="gramEnd"/>
+      <w:r>
+        <w:rPr>
+          <w:lang w:eastAsia="zh-CN"/>
+        </w:rPr>
+        <w:t xml:space="preserve">以 10 </w:t>
+      </w:r>
+      <w:proofErr w:type="spellStart"/>
+      <w:r>
+        <w:rPr>
+          <w:lang w:eastAsia="zh-CN"/>
+        </w:rPr>
+        <w:t>ms</w:t>
+      </w:r>
+      <w:proofErr w:type="spellEnd"/>
+      <w:r>
+        <w:rPr>
+          <w:lang w:eastAsia="zh-CN"/>
+        </w:rPr>
+        <w:t xml:space="preserve">。当前 </w:t>
+      </w:r>
+      <w:proofErr w:type="spellStart"/>
+      <w:r>
+        <w:rPr>
+          <w:lang w:eastAsia="zh-CN"/>
+        </w:rPr>
+        <w:t>Kp</w:t>
+      </w:r>
+      <w:proofErr w:type="spellEnd"/>
+      <w:r>
+        <w:rPr>
+          <w:lang w:eastAsia="zh-CN"/>
+        </w:rPr>
+        <w:t xml:space="preserve"> 为 `{0.65, 3.00, 3.00, 2.00, 2.30, 10.0}`，FF_GAIN 为 `{1.0, 0.65, 0.55, 1.0, 0.60, 1.0}`。</w:t>
       </w:r>
     </w:p>
     <w:p>
       <w:pPr>
         <w:spacing w:after="80" w:line="288" w:lineRule="auto"/>
         <w:rPr>
-          <w:lang w:eastAsia="zh-CN"/>
-        </w:rPr>
-      </w:pPr>
-      <w:r>
-        <w:rPr>
-          <w:lang w:eastAsia="zh-CN"/>
-        </w:rPr>
-        <w:t>状态机模块：</w:t>
-      </w:r>
-      <w:commentRangeStart w:id="8"/>
-      <w:r>
-        <w:rPr>
-          <w:lang w:eastAsia="zh-CN"/>
-        </w:rPr>
-        <w:t>输入视觉误差、P000、限位/急停和通信状态，输出状态回传与 P801 许可。</w:t>
-      </w:r>
-      <w:commentRangeEnd w:id="8"/>
-      <w:r>
-        <w:rPr>
-          <w:rStyle w:val="aff9"/>
-        </w:rPr>
-        <w:commentReference w:id="8"/>
+          <w:rFonts w:hint="eastAsia"/>
+          <w:lang w:eastAsia="zh-CN"/>
+        </w:rPr>
+      </w:pPr>
+      <w:r>
+        <w:rPr>
+          <w:lang w:eastAsia="zh-CN"/>
+        </w:rPr>
+        <w:t>状态机模块：输入视觉误差、</w:t>
+      </w:r>
+      <w:r>
+        <w:rPr>
+          <w:lang w:eastAsia="zh-CN"/>
+        </w:rPr>
+        <w:t>按键</w:t>
+      </w:r>
+      <w:r>
+        <w:rPr>
+          <w:lang w:eastAsia="zh-CN"/>
+        </w:rPr>
+        <w:t xml:space="preserve">、限位/急停和通信状态，输出状态回传与 </w:t>
+      </w:r>
+      <w:r>
+        <w:rPr>
+          <w:lang w:eastAsia="zh-CN"/>
+        </w:rPr>
+        <w:t>激光发射</w:t>
+      </w:r>
+      <w:r>
+        <w:rPr>
+          <w:lang w:eastAsia="zh-CN"/>
+        </w:rPr>
+        <w:t xml:space="preserve"> 许可。</w:t>
       </w:r>
     </w:p>
     <w:p>
       <w:pPr>
         <w:jc w:val="center"/>
+        <w:rPr>
+          <w:rFonts w:hint="eastAsia"/>
+        </w:rPr>
       </w:pPr>
       <w:r>
         <w:rPr>
@@ -2639,24 +4111,43 @@
       <w:pPr>
         <w:jc w:val="center"/>
         <w:rPr>
-          <w:lang w:eastAsia="zh-CN"/>
-        </w:rPr>
-      </w:pPr>
-      <w:commentRangeStart w:id="9"/>
+          <w:rFonts w:hint="eastAsia"/>
+          <w:lang w:eastAsia="zh-CN"/>
+        </w:rPr>
+      </w:pPr>
+      <w:commentRangeStart w:id="5"/>
       <w:r>
         <w:rPr>
           <w:color w:val="5A5A5A"/>
           <w:sz w:val="18"/>
           <w:lang w:eastAsia="zh-CN"/>
         </w:rPr>
-        <w:t>图 7 RA6M5 定靶状态机与安全回退</w:t>
-      </w:r>
-      <w:commentRangeEnd w:id="9"/>
+        <w:t xml:space="preserve">图 7 RA6M5 </w:t>
+      </w:r>
+      <w:proofErr w:type="gramStart"/>
+      <w:r>
+        <w:rPr>
+          <w:color w:val="5A5A5A"/>
+          <w:sz w:val="18"/>
+          <w:lang w:eastAsia="zh-CN"/>
+        </w:rPr>
+        <w:t>定靶状态机</w:t>
+      </w:r>
+      <w:proofErr w:type="gramEnd"/>
+      <w:r>
+        <w:rPr>
+          <w:color w:val="5A5A5A"/>
+          <w:sz w:val="18"/>
+          <w:lang w:eastAsia="zh-CN"/>
+        </w:rPr>
+        <w:t>与安全回退</w:t>
+      </w:r>
+      <w:commentRangeEnd w:id="5"/>
       <w:r>
         <w:rPr>
           <w:rStyle w:val="aff9"/>
         </w:rPr>
-        <w:commentReference w:id="9"/>
+        <w:commentReference w:id="5"/>
       </w:r>
     </w:p>
     <w:tbl>
@@ -2684,6 +4175,9 @@
           <w:p>
             <w:pPr>
               <w:jc w:val="center"/>
+              <w:rPr>
+                <w:rFonts w:hint="eastAsia"/>
+              </w:rPr>
             </w:pPr>
             <w:r>
               <w:rPr>
@@ -2704,7 +4198,11 @@
           <w:p>
             <w:pPr>
               <w:jc w:val="center"/>
+              <w:rPr>
+                <w:rFonts w:hint="eastAsia"/>
+              </w:rPr>
             </w:pPr>
+            <w:proofErr w:type="spellStart"/>
             <w:r>
               <w:rPr>
                 <w:b/>
@@ -2713,6 +4211,7 @@
               </w:rPr>
               <w:t>方向</w:t>
             </w:r>
+            <w:proofErr w:type="spellEnd"/>
           </w:p>
         </w:tc>
         <w:tc>
@@ -2724,7 +4223,11 @@
           <w:p>
             <w:pPr>
               <w:jc w:val="center"/>
+              <w:rPr>
+                <w:rFonts w:hint="eastAsia"/>
+              </w:rPr>
             </w:pPr>
+            <w:proofErr w:type="spellStart"/>
             <w:r>
               <w:rPr>
                 <w:b/>
@@ -2732,6 +4235,159 @@
                 <w:sz w:val="18"/>
               </w:rPr>
               <w:t>含义</w:t>
+            </w:r>
+            <w:proofErr w:type="spellEnd"/>
+          </w:p>
+        </w:tc>
+      </w:tr>
+      <w:tr>
+        <w:trPr>
+          <w:jc w:val="center"/>
+        </w:trPr>
+        <w:tc>
+          <w:tcPr>
+            <w:tcW w:w="3249" w:type="dxa"/>
+            <w:vAlign w:val="center"/>
+          </w:tcPr>
+          <w:p>
+            <w:pPr>
+              <w:rPr>
+                <w:rFonts w:hint="eastAsia"/>
+              </w:rPr>
+            </w:pPr>
+            <w:r>
+              <w:rPr>
+                <w:color w:val="000000"/>
+                <w:sz w:val="18"/>
+              </w:rPr>
+              <w:t>AA 01 01 BB</w:t>
+            </w:r>
+          </w:p>
+        </w:tc>
+        <w:tc>
+          <w:tcPr>
+            <w:tcW w:w="3249" w:type="dxa"/>
+            <w:vAlign w:val="center"/>
+          </w:tcPr>
+          <w:p>
+            <w:pPr>
+              <w:rPr>
+                <w:rFonts w:hint="eastAsia"/>
+              </w:rPr>
+            </w:pPr>
+            <w:r>
+              <w:rPr>
+                <w:color w:val="000000"/>
+                <w:sz w:val="18"/>
+              </w:rPr>
+              <w:t>Jetson -&gt; RA6M5</w:t>
+            </w:r>
+          </w:p>
+        </w:tc>
+        <w:tc>
+          <w:tcPr>
+            <w:tcW w:w="3249" w:type="dxa"/>
+            <w:vAlign w:val="center"/>
+          </w:tcPr>
+          <w:p>
+            <w:pPr>
+              <w:rPr>
+                <w:rFonts w:hint="eastAsia"/>
+              </w:rPr>
+            </w:pPr>
+            <w:proofErr w:type="spellStart"/>
+            <w:r>
+              <w:rPr>
+                <w:color w:val="000000"/>
+                <w:sz w:val="18"/>
+              </w:rPr>
+              <w:t>请求启用定靶状态机</w:t>
+            </w:r>
+            <w:proofErr w:type="spellEnd"/>
+          </w:p>
+        </w:tc>
+      </w:tr>
+      <w:tr>
+        <w:trPr>
+          <w:jc w:val="center"/>
+        </w:trPr>
+        <w:tc>
+          <w:tcPr>
+            <w:tcW w:w="3249" w:type="dxa"/>
+            <w:vAlign w:val="center"/>
+          </w:tcPr>
+          <w:p>
+            <w:pPr>
+              <w:rPr>
+                <w:rFonts w:hint="eastAsia"/>
+              </w:rPr>
+            </w:pPr>
+            <w:r>
+              <w:rPr>
+                <w:color w:val="000000"/>
+                <w:sz w:val="18"/>
+              </w:rPr>
+              <w:t>AA 01 00 BB</w:t>
+            </w:r>
+          </w:p>
+        </w:tc>
+        <w:tc>
+          <w:tcPr>
+            <w:tcW w:w="3249" w:type="dxa"/>
+            <w:vAlign w:val="center"/>
+          </w:tcPr>
+          <w:p>
+            <w:pPr>
+              <w:rPr>
+                <w:rFonts w:hint="eastAsia"/>
+              </w:rPr>
+            </w:pPr>
+            <w:r>
+              <w:rPr>
+                <w:color w:val="000000"/>
+                <w:sz w:val="18"/>
+              </w:rPr>
+              <w:t>Jetson -&gt; RA6M5</w:t>
+            </w:r>
+          </w:p>
+        </w:tc>
+        <w:tc>
+          <w:tcPr>
+            <w:tcW w:w="3249" w:type="dxa"/>
+            <w:vAlign w:val="center"/>
+          </w:tcPr>
+          <w:p>
+            <w:pPr>
+              <w:rPr>
+                <w:rFonts w:hint="eastAsia"/>
+                <w:lang w:eastAsia="zh-CN"/>
+              </w:rPr>
+            </w:pPr>
+            <w:r>
+              <w:rPr>
+                <w:color w:val="000000"/>
+                <w:sz w:val="18"/>
+                <w:lang w:eastAsia="zh-CN"/>
+              </w:rPr>
+              <w:t>请求</w:t>
+            </w:r>
+            <w:proofErr w:type="gramStart"/>
+            <w:r>
+              <w:rPr>
+                <w:color w:val="000000"/>
+                <w:sz w:val="18"/>
+                <w:lang w:eastAsia="zh-CN"/>
+              </w:rPr>
+              <w:t>关闭定靶状态机</w:t>
+            </w:r>
+            <w:proofErr w:type="gramEnd"/>
+            <w:r>
+              <w:rPr>
+                <w:color w:val="000000"/>
+                <w:sz w:val="18"/>
+                <w:lang w:eastAsia="zh-CN"/>
+              </w:rPr>
+              <w:t>并关断输出</w:t>
             </w:r>
           </w:p>
         </w:tc>
@@ -2746,12 +4402,17 @@
             <w:vAlign w:val="center"/>
           </w:tcPr>
           <w:p>
+            <w:pPr>
+              <w:rPr>
+                <w:rFonts w:hint="eastAsia"/>
+              </w:rPr>
+            </w:pPr>
             <w:r>
               <w:rPr>
                 <w:color w:val="000000"/>
                 <w:sz w:val="18"/>
               </w:rPr>
-              <w:t>AA 01 01 BB</w:t>
+              <w:t>FF 05 03 ... FE</w:t>
             </w:r>
           </w:p>
         </w:tc>
@@ -2761,6 +4422,11 @@
             <w:vAlign w:val="center"/>
           </w:tcPr>
           <w:p>
+            <w:pPr>
+              <w:rPr>
+                <w:rFonts w:hint="eastAsia"/>
+              </w:rPr>
+            </w:pPr>
             <w:r>
               <w:rPr>
                 <w:color w:val="000000"/>
@@ -2776,12 +4442,37 @@
             <w:vAlign w:val="center"/>
           </w:tcPr>
           <w:p>
+            <w:pPr>
+              <w:rPr>
+                <w:rFonts w:hint="eastAsia"/>
+                <w:lang w:eastAsia="zh-CN"/>
+              </w:rPr>
+            </w:pPr>
             <w:r>
               <w:rPr>
                 <w:color w:val="000000"/>
                 <w:sz w:val="18"/>
-              </w:rPr>
-              <w:t>请求启用定靶状态机</w:t>
+                <w:lang w:eastAsia="zh-CN"/>
+              </w:rPr>
+              <w:t>视觉误差 dcx/</w:t>
+            </w:r>
+            <w:proofErr w:type="spellStart"/>
+            <w:r>
+              <w:rPr>
+                <w:color w:val="000000"/>
+                <w:sz w:val="18"/>
+                <w:lang w:eastAsia="zh-CN"/>
+              </w:rPr>
+              <w:t>dcy</w:t>
+            </w:r>
+            <w:proofErr w:type="spellEnd"/>
+            <w:r>
+              <w:rPr>
+                <w:color w:val="000000"/>
+                <w:sz w:val="18"/>
+                <w:lang w:eastAsia="zh-CN"/>
+              </w:rPr>
+              <w:t>，带 8 位校验和</w:t>
             </w:r>
           </w:p>
         </w:tc>
@@ -2796,27 +4487,17 @@
             <w:vAlign w:val="center"/>
           </w:tcPr>
           <w:p>
+            <w:pPr>
+              <w:rPr>
+                <w:rFonts w:hint="eastAsia"/>
+              </w:rPr>
+            </w:pPr>
             <w:r>
               <w:rPr>
                 <w:color w:val="000000"/>
                 <w:sz w:val="18"/>
               </w:rPr>
-              <w:t>AA 01 00 BB</w:t>
-            </w:r>
-          </w:p>
-        </w:tc>
-        <w:tc>
-          <w:tcPr>
-            <w:tcW w:w="3249" w:type="dxa"/>
-            <w:vAlign w:val="center"/>
-          </w:tcPr>
-          <w:p>
-            <w:r>
-              <w:rPr>
-                <w:color w:val="000000"/>
-                <w:sz w:val="18"/>
-              </w:rPr>
-              <w:t>Jetson -&gt; RA6M5</w:t>
+              <w:t>CC 04 01/00 DD</w:t>
             </w:r>
           </w:p>
         </w:tc>
@@ -2828,16 +4509,127 @@
           <w:p>
             <w:pPr>
               <w:rPr>
-                <w:lang w:eastAsia="zh-CN"/>
+                <w:rFonts w:hint="eastAsia"/>
               </w:rPr>
             </w:pPr>
             <w:r>
               <w:rPr>
                 <w:color w:val="000000"/>
                 <w:sz w:val="18"/>
-                <w:lang w:eastAsia="zh-CN"/>
-              </w:rPr>
-              <w:t>请求关闭定靶状态机并关断输出</w:t>
+              </w:rPr>
+              <w:t>RA6M5 -&gt; Jetson</w:t>
+            </w:r>
+          </w:p>
+        </w:tc>
+        <w:tc>
+          <w:tcPr>
+            <w:tcW w:w="3249" w:type="dxa"/>
+            <w:vAlign w:val="center"/>
+          </w:tcPr>
+          <w:p>
+            <w:pPr>
+              <w:rPr>
+                <w:rFonts w:hint="eastAsia"/>
+              </w:rPr>
+            </w:pPr>
+            <w:proofErr w:type="spellStart"/>
+            <w:r>
+              <w:rPr>
+                <w:color w:val="000000"/>
+                <w:sz w:val="18"/>
+              </w:rPr>
+              <w:t>状态机启用</w:t>
+            </w:r>
+            <w:proofErr w:type="spellEnd"/>
+            <w:r>
+              <w:rPr>
+                <w:color w:val="000000"/>
+                <w:sz w:val="18"/>
+              </w:rPr>
+              <w:t>/</w:t>
+            </w:r>
+            <w:proofErr w:type="spellStart"/>
+            <w:r>
+              <w:rPr>
+                <w:color w:val="000000"/>
+                <w:sz w:val="18"/>
+              </w:rPr>
+              <w:t>关闭状态</w:t>
+            </w:r>
+            <w:proofErr w:type="spellEnd"/>
+          </w:p>
+        </w:tc>
+      </w:tr>
+      <w:tr>
+        <w:trPr>
+          <w:jc w:val="center"/>
+        </w:trPr>
+        <w:tc>
+          <w:tcPr>
+            <w:tcW w:w="3249" w:type="dxa"/>
+            <w:vAlign w:val="center"/>
+          </w:tcPr>
+          <w:p>
+            <w:pPr>
+              <w:rPr>
+                <w:rFonts w:hint="eastAsia"/>
+              </w:rPr>
+            </w:pPr>
+            <w:r>
+              <w:rPr>
+                <w:color w:val="000000"/>
+                <w:sz w:val="18"/>
+              </w:rPr>
+              <w:t>CC 01 01 DD</w:t>
+            </w:r>
+          </w:p>
+        </w:tc>
+        <w:tc>
+          <w:tcPr>
+            <w:tcW w:w="3249" w:type="dxa"/>
+            <w:vAlign w:val="center"/>
+          </w:tcPr>
+          <w:p>
+            <w:pPr>
+              <w:rPr>
+                <w:rFonts w:hint="eastAsia"/>
+              </w:rPr>
+            </w:pPr>
+            <w:r>
+              <w:rPr>
+                <w:color w:val="000000"/>
+                <w:sz w:val="18"/>
+              </w:rPr>
+              <w:t>RA6M5 -&gt; Jetson</w:t>
+            </w:r>
+          </w:p>
+        </w:tc>
+        <w:tc>
+          <w:tcPr>
+            <w:tcW w:w="3249" w:type="dxa"/>
+            <w:vAlign w:val="center"/>
+          </w:tcPr>
+          <w:p>
+            <w:pPr>
+              <w:rPr>
+                <w:rFonts w:hint="eastAsia"/>
+              </w:rPr>
+            </w:pPr>
+            <w:proofErr w:type="spellStart"/>
+            <w:r>
+              <w:rPr>
+                <w:color w:val="000000"/>
+                <w:sz w:val="18"/>
+              </w:rPr>
+              <w:t>预定位完成</w:t>
+            </w:r>
+            <w:proofErr w:type="spellEnd"/>
+            <w:r>
+              <w:rPr>
+                <w:color w:val="000000"/>
+                <w:sz w:val="18"/>
+              </w:rPr>
+              <w:t xml:space="preserve"> READY</w:t>
             </w:r>
           </w:p>
         </w:tc>
@@ -2852,27 +4644,17 @@
             <w:vAlign w:val="center"/>
           </w:tcPr>
           <w:p>
+            <w:pPr>
+              <w:rPr>
+                <w:rFonts w:hint="eastAsia"/>
+              </w:rPr>
+            </w:pPr>
             <w:r>
               <w:rPr>
                 <w:color w:val="000000"/>
                 <w:sz w:val="18"/>
               </w:rPr>
-              <w:t>FF 05 03 ... FE</w:t>
-            </w:r>
-          </w:p>
-        </w:tc>
-        <w:tc>
-          <w:tcPr>
-            <w:tcW w:w="3249" w:type="dxa"/>
-            <w:vAlign w:val="center"/>
-          </w:tcPr>
-          <w:p>
-            <w:r>
-              <w:rPr>
-                <w:color w:val="000000"/>
-                <w:sz w:val="18"/>
-              </w:rPr>
-              <w:t>Jetson -&gt; RA6M5</w:t>
+              <w:t>CC 02 01 DD</w:t>
             </w:r>
           </w:p>
         </w:tc>
@@ -2884,16 +4666,44 @@
           <w:p>
             <w:pPr>
               <w:rPr>
-                <w:lang w:eastAsia="zh-CN"/>
+                <w:rFonts w:hint="eastAsia"/>
               </w:rPr>
             </w:pPr>
             <w:r>
               <w:rPr>
                 <w:color w:val="000000"/>
                 <w:sz w:val="18"/>
-                <w:lang w:eastAsia="zh-CN"/>
-              </w:rPr>
-              <w:t>视觉误差 dcx/dcy，带 8 位校验和</w:t>
+              </w:rPr>
+              <w:t>RA6M5 -&gt; Jetson</w:t>
+            </w:r>
+          </w:p>
+        </w:tc>
+        <w:tc>
+          <w:tcPr>
+            <w:tcW w:w="3249" w:type="dxa"/>
+            <w:vAlign w:val="center"/>
+          </w:tcPr>
+          <w:p>
+            <w:pPr>
+              <w:rPr>
+                <w:rFonts w:hint="eastAsia"/>
+              </w:rPr>
+            </w:pPr>
+            <w:proofErr w:type="spellStart"/>
+            <w:r>
+              <w:rPr>
+                <w:color w:val="000000"/>
+                <w:sz w:val="18"/>
+              </w:rPr>
+              <w:t>视觉对准完成</w:t>
+            </w:r>
+            <w:proofErr w:type="spellEnd"/>
+            <w:r>
+              <w:rPr>
+                <w:color w:val="000000"/>
+                <w:sz w:val="18"/>
+              </w:rPr>
+              <w:t xml:space="preserve"> ALIGN_DONE</w:t>
             </w:r>
           </w:p>
         </w:tc>
@@ -2908,12 +4718,17 @@
             <w:vAlign w:val="center"/>
           </w:tcPr>
           <w:p>
+            <w:pPr>
+              <w:rPr>
+                <w:rFonts w:hint="eastAsia"/>
+              </w:rPr>
+            </w:pPr>
             <w:r>
               <w:rPr>
                 <w:color w:val="000000"/>
                 <w:sz w:val="18"/>
               </w:rPr>
-              <w:t>CC 04 01/00 DD</w:t>
+              <w:t>CC 03 01/00 DD</w:t>
             </w:r>
           </w:p>
         </w:tc>
@@ -2923,6 +4738,11 @@
             <w:vAlign w:val="center"/>
           </w:tcPr>
           <w:p>
+            <w:pPr>
+              <w:rPr>
+                <w:rFonts w:hint="eastAsia"/>
+              </w:rPr>
+            </w:pPr>
             <w:r>
               <w:rPr>
                 <w:color w:val="000000"/>
@@ -2938,13 +4758,52 @@
             <w:vAlign w:val="center"/>
           </w:tcPr>
           <w:p>
+            <w:pPr>
+              <w:rPr>
+                <w:rFonts w:hint="eastAsia"/>
+              </w:rPr>
+            </w:pPr>
+            <w:proofErr w:type="spellStart"/>
             <w:r>
               <w:rPr>
                 <w:color w:val="000000"/>
                 <w:sz w:val="18"/>
               </w:rPr>
-              <w:t>状态机启用/关闭状态</w:t>
+              <w:t>激光</w:t>
             </w:r>
+            <w:proofErr w:type="spellEnd"/>
+            <w:r>
+              <w:rPr>
+                <w:color w:val="000000"/>
+                <w:sz w:val="18"/>
+              </w:rPr>
+              <w:t xml:space="preserve"> </w:t>
+            </w:r>
+            <w:proofErr w:type="spellStart"/>
+            <w:r>
+              <w:rPr>
+                <w:color w:val="000000"/>
+                <w:sz w:val="18"/>
+              </w:rPr>
+              <w:t>输出打开</w:t>
+            </w:r>
+            <w:proofErr w:type="spellEnd"/>
+            <w:r>
+              <w:rPr>
+                <w:color w:val="000000"/>
+                <w:sz w:val="18"/>
+              </w:rPr>
+              <w:t>/</w:t>
+            </w:r>
+            <w:proofErr w:type="spellStart"/>
+            <w:r>
+              <w:rPr>
+                <w:color w:val="000000"/>
+                <w:sz w:val="18"/>
+              </w:rPr>
+              <w:t>关闭</w:t>
+            </w:r>
+            <w:proofErr w:type="spellEnd"/>
           </w:p>
         </w:tc>
       </w:tr>
@@ -2958,12 +4817,17 @@
             <w:vAlign w:val="center"/>
           </w:tcPr>
           <w:p>
+            <w:pPr>
+              <w:rPr>
+                <w:rFonts w:hint="eastAsia"/>
+              </w:rPr>
+            </w:pPr>
             <w:r>
               <w:rPr>
                 <w:color w:val="000000"/>
                 <w:sz w:val="18"/>
               </w:rPr>
-              <w:t>CC 01 01 DD</w:t>
+              <w:t>CC FE 01 DD</w:t>
             </w:r>
           </w:p>
         </w:tc>
@@ -2973,6 +4837,11 @@
             <w:vAlign w:val="center"/>
           </w:tcPr>
           <w:p>
+            <w:pPr>
+              <w:rPr>
+                <w:rFonts w:hint="eastAsia"/>
+              </w:rPr>
+            </w:pPr>
             <w:r>
               <w:rPr>
                 <w:color w:val="000000"/>
@@ -2988,252 +4857,160 @@
             <w:vAlign w:val="center"/>
           </w:tcPr>
           <w:p>
+            <w:pPr>
+              <w:rPr>
+                <w:rFonts w:hint="eastAsia"/>
+              </w:rPr>
+            </w:pPr>
+            <w:proofErr w:type="spellStart"/>
             <w:r>
               <w:rPr>
                 <w:color w:val="000000"/>
                 <w:sz w:val="18"/>
               </w:rPr>
-              <w:t>预定位完成 READY</w:t>
-            </w:r>
-          </w:p>
-        </w:tc>
-      </w:tr>
-      <w:tr>
-        <w:trPr>
-          <w:jc w:val="center"/>
-        </w:trPr>
-        <w:tc>
-          <w:tcPr>
-            <w:tcW w:w="3249" w:type="dxa"/>
-            <w:vAlign w:val="center"/>
-          </w:tcPr>
-          <w:p>
-            <w:r>
-              <w:rPr>
-                <w:color w:val="000000"/>
-                <w:sz w:val="18"/>
-              </w:rPr>
-              <w:t>CC 02 01 DD</w:t>
-            </w:r>
-          </w:p>
-        </w:tc>
-        <w:tc>
-          <w:tcPr>
-            <w:tcW w:w="3249" w:type="dxa"/>
-            <w:vAlign w:val="center"/>
-          </w:tcPr>
-          <w:p>
-            <w:r>
-              <w:rPr>
-                <w:color w:val="000000"/>
-                <w:sz w:val="18"/>
-              </w:rPr>
-              <w:t>RA6M5 -&gt; Jetson</w:t>
-            </w:r>
-          </w:p>
-        </w:tc>
-        <w:tc>
-          <w:tcPr>
-            <w:tcW w:w="3249" w:type="dxa"/>
-            <w:vAlign w:val="center"/>
-          </w:tcPr>
-          <w:p>
-            <w:r>
-              <w:rPr>
-                <w:color w:val="000000"/>
-                <w:sz w:val="18"/>
-              </w:rPr>
-              <w:t>视觉对准完成 ALIGN_DONE</w:t>
-            </w:r>
-          </w:p>
-        </w:tc>
-      </w:tr>
-      <w:tr>
-        <w:trPr>
-          <w:jc w:val="center"/>
-        </w:trPr>
-        <w:tc>
-          <w:tcPr>
-            <w:tcW w:w="3249" w:type="dxa"/>
-            <w:vAlign w:val="center"/>
-          </w:tcPr>
-          <w:p>
-            <w:r>
-              <w:rPr>
-                <w:color w:val="000000"/>
-                <w:sz w:val="18"/>
-              </w:rPr>
-              <w:t>CC 03 01/00 DD</w:t>
-            </w:r>
-          </w:p>
-        </w:tc>
-        <w:tc>
-          <w:tcPr>
-            <w:tcW w:w="3249" w:type="dxa"/>
-            <w:vAlign w:val="center"/>
-          </w:tcPr>
-          <w:p>
-            <w:r>
-              <w:rPr>
-                <w:color w:val="000000"/>
-                <w:sz w:val="18"/>
-              </w:rPr>
-              <w:t>RA6M5 -&gt; Jetson</w:t>
-            </w:r>
-          </w:p>
-        </w:tc>
-        <w:tc>
-          <w:tcPr>
-            <w:tcW w:w="3249" w:type="dxa"/>
-            <w:vAlign w:val="center"/>
-          </w:tcPr>
-          <w:p>
-            <w:r>
-              <w:rPr>
-                <w:color w:val="000000"/>
-                <w:sz w:val="18"/>
-              </w:rPr>
-              <w:t>P801 输出打开/关闭</w:t>
-            </w:r>
-          </w:p>
-        </w:tc>
-      </w:tr>
-      <w:tr>
-        <w:trPr>
-          <w:jc w:val="center"/>
-        </w:trPr>
-        <w:tc>
-          <w:tcPr>
-            <w:tcW w:w="3249" w:type="dxa"/>
-            <w:vAlign w:val="center"/>
-          </w:tcPr>
-          <w:p>
-            <w:r>
-              <w:rPr>
-                <w:color w:val="000000"/>
-                <w:sz w:val="18"/>
-              </w:rPr>
-              <w:t>CC FE 01 DD</w:t>
-            </w:r>
-          </w:p>
-        </w:tc>
-        <w:tc>
-          <w:tcPr>
-            <w:tcW w:w="3249" w:type="dxa"/>
-            <w:vAlign w:val="center"/>
-          </w:tcPr>
-          <w:p>
-            <w:r>
-              <w:rPr>
-                <w:color w:val="000000"/>
-                <w:sz w:val="18"/>
-              </w:rPr>
-              <w:t>RA6M5 -&gt; Jetson</w:t>
-            </w:r>
-          </w:p>
-        </w:tc>
-        <w:tc>
-          <w:tcPr>
-            <w:tcW w:w="3249" w:type="dxa"/>
-            <w:vAlign w:val="center"/>
-          </w:tcPr>
-          <w:p>
-            <w:r>
-              <w:rPr>
-                <w:color w:val="000000"/>
-                <w:sz w:val="18"/>
-              </w:rPr>
               <w:t>错误或安全异常</w:t>
             </w:r>
+            <w:proofErr w:type="spellEnd"/>
           </w:p>
         </w:tc>
       </w:tr>
     </w:tbl>
-    <w:p/>
     <w:p>
       <w:pPr>
-        <w:pStyle w:val="1"/>
-        <w:rPr>
-          <w:lang w:eastAsia="zh-CN"/>
-        </w:rPr>
-      </w:pPr>
-      <w:r>
-        <w:rPr>
-          <w:lang w:eastAsia="zh-CN"/>
-        </w:rPr>
-        <w:t>第三部分</w:t>
-      </w:r>
-      <w:r>
-        <w:rPr>
-          <w:lang w:eastAsia="zh-CN"/>
-        </w:rPr>
-        <w:t xml:space="preserve">  </w:t>
-      </w:r>
-      <w:r>
-        <w:rPr>
-          <w:lang w:eastAsia="zh-CN"/>
-        </w:rPr>
-        <w:t>完成情况及性能参数</w:t>
-      </w:r>
+        <w:rPr>
+          <w:rFonts w:hint="eastAsia"/>
+        </w:rPr>
+      </w:pPr>
     </w:p>
     <w:p>
       <w:pPr>
-        <w:pStyle w:val="21"/>
-        <w:rPr>
-          <w:lang w:eastAsia="zh-CN"/>
-        </w:rPr>
-      </w:pPr>
-      <w:r>
-        <w:rPr>
-          <w:lang w:eastAsia="zh-CN"/>
-        </w:rPr>
-        <w:t>整体介绍</w:t>
+        <w:pStyle w:val="1"/>
+        <w:rPr>
+          <w:lang w:eastAsia="zh-CN"/>
+        </w:rPr>
+      </w:pPr>
+      <w:r>
+        <w:rPr>
+          <w:lang w:eastAsia="zh-CN"/>
+        </w:rPr>
+        <w:t>第三部分</w:t>
+      </w:r>
+      <w:r>
+        <w:rPr>
+          <w:lang w:eastAsia="zh-CN"/>
+        </w:rPr>
+        <w:t xml:space="preserve">  </w:t>
+      </w:r>
+      <w:r>
+        <w:rPr>
+          <w:lang w:eastAsia="zh-CN"/>
+        </w:rPr>
+        <w:t>完成情况及性能参数</w:t>
       </w:r>
     </w:p>
     <w:p>
       <w:pPr>
-        <w:spacing w:after="80" w:line="288" w:lineRule="auto"/>
-        <w:rPr>
-          <w:lang w:eastAsia="zh-CN"/>
-        </w:rPr>
-      </w:pPr>
-      <w:r>
-        <w:rPr>
-          <w:lang w:eastAsia="zh-CN"/>
-        </w:rPr>
-        <w:t>当前样机已完成单目识别、机械臂运动控制、安全联锁、Jetson Qt 界面和 PC 调试上位机的集成验证。RGB-D 模块已完成标定与深度数据获取验证，作为全局预定位与安全距离约束的阶段性输入。</w:t>
+        <w:pStyle w:val="21"/>
+        <w:rPr>
+          <w:lang w:eastAsia="zh-CN"/>
+        </w:rPr>
+      </w:pPr>
+      <w:r>
+        <w:rPr>
+          <w:lang w:eastAsia="zh-CN"/>
+        </w:rPr>
+        <w:t>整体介绍</w:t>
       </w:r>
     </w:p>
     <w:p>
       <w:pPr>
         <w:spacing w:after="80" w:line="288" w:lineRule="auto"/>
         <w:rPr>
-          <w:lang w:eastAsia="zh-CN"/>
-        </w:rPr>
-      </w:pPr>
-      <w:r>
-        <w:rPr>
-          <w:lang w:eastAsia="zh-CN"/>
-        </w:rPr>
-        <w:t>【补充图片：系统实物正面全局照片。】</w:t>
+          <w:rFonts w:hint="eastAsia"/>
+          <w:lang w:eastAsia="zh-CN"/>
+        </w:rPr>
+      </w:pPr>
+      <w:r>
+        <w:rPr>
+          <w:lang w:eastAsia="zh-CN"/>
+        </w:rPr>
+        <w:t>当前样机已完成单目识别、机械</w:t>
+      </w:r>
+      <w:proofErr w:type="gramStart"/>
+      <w:r>
+        <w:rPr>
+          <w:lang w:eastAsia="zh-CN"/>
+        </w:rPr>
+        <w:t>臂运动</w:t>
+      </w:r>
+      <w:proofErr w:type="gramEnd"/>
+      <w:r>
+        <w:rPr>
+          <w:lang w:eastAsia="zh-CN"/>
+        </w:rPr>
+        <w:t>控制、安全</w:t>
+      </w:r>
+      <w:proofErr w:type="gramStart"/>
+      <w:r>
+        <w:rPr>
+          <w:lang w:eastAsia="zh-CN"/>
+        </w:rPr>
+        <w:t>联锁</w:t>
+      </w:r>
+      <w:proofErr w:type="gramEnd"/>
+      <w:r>
+        <w:rPr>
+          <w:lang w:eastAsia="zh-CN"/>
+        </w:rPr>
+        <w:t>、Jetson Qt 界面和 PC 调试上位机的集成验证。RGB-D 模块已完成标定与深度数据获取验证，作为全局</w:t>
+      </w:r>
+      <w:proofErr w:type="gramStart"/>
+      <w:r>
+        <w:rPr>
+          <w:lang w:eastAsia="zh-CN"/>
+        </w:rPr>
+        <w:t>预定位</w:t>
+      </w:r>
+      <w:proofErr w:type="gramEnd"/>
+      <w:r>
+        <w:rPr>
+          <w:lang w:eastAsia="zh-CN"/>
+        </w:rPr>
+        <w:t>与安全距离约束的阶段性输入。</w:t>
       </w:r>
     </w:p>
     <w:p>
       <w:pPr>
         <w:spacing w:after="80" w:line="288" w:lineRule="auto"/>
         <w:rPr>
-          <w:lang w:eastAsia="zh-CN"/>
-        </w:rPr>
-      </w:pPr>
-      <w:r>
-        <w:rPr>
-          <w:lang w:eastAsia="zh-CN"/>
-        </w:rPr>
-        <w:t>【补充图片：系统实物 45° 斜视全局照片。】</w:t>
+          <w:rFonts w:hint="eastAsia"/>
+          <w:lang w:eastAsia="zh-CN"/>
+        </w:rPr>
+      </w:pPr>
+      <w:r>
+        <w:rPr>
+          <w:lang w:eastAsia="zh-CN"/>
+        </w:rPr>
+        <w:t>【补充图片：系统实物正面全局照片。】</w:t>
       </w:r>
     </w:p>
     <w:p>
       <w:pPr>
+        <w:spacing w:after="80" w:line="288" w:lineRule="auto"/>
+        <w:rPr>
+          <w:rFonts w:hint="eastAsia"/>
+          <w:lang w:eastAsia="zh-CN"/>
+        </w:rPr>
+      </w:pPr>
+      <w:r>
+        <w:rPr>
+          <w:lang w:eastAsia="zh-CN"/>
+        </w:rPr>
+        <w:t>【补充图片：系统实物 45° 斜视全局照片。】</w:t>
+      </w:r>
+    </w:p>
+    <w:p>
+      <w:pPr>
         <w:pStyle w:val="21"/>
         <w:rPr>
           <w:lang w:eastAsia="zh-CN"/>
@@ -3271,28 +5048,65 @@
       <w:pPr>
         <w:spacing w:after="80" w:line="288" w:lineRule="auto"/>
         <w:rPr>
-          <w:lang w:eastAsia="zh-CN"/>
-        </w:rPr>
-      </w:pPr>
-      <w:r>
-        <w:rPr>
-          <w:lang w:eastAsia="zh-CN"/>
-        </w:rPr>
-        <w:t>五轴机械臂能够执行 soft_reset、单关节绝对/相对旋转、AUTO 笛卡尔运动、S 曲线轨迹和视觉定靶预定位。末端相机和指示输出模块已安装在同一末端结构上，</w:t>
-      </w:r>
-      <w:commentRangeStart w:id="10"/>
-      <w:r>
-        <w:rPr>
-          <w:lang w:eastAsia="zh-CN"/>
-        </w:rPr>
-        <w:t>支持人脸模型左视图、正视图和右视图拍摄点位调试。</w:t>
-      </w:r>
-      <w:commentRangeEnd w:id="10"/>
-      <w:r>
-        <w:rPr>
-          <w:rStyle w:val="aff9"/>
-        </w:rPr>
-        <w:commentReference w:id="10"/>
+          <w:rFonts w:hint="eastAsia"/>
+          <w:lang w:eastAsia="zh-CN"/>
+        </w:rPr>
+      </w:pPr>
+      <w:proofErr w:type="gramStart"/>
+      <w:r>
+        <w:rPr>
+          <w:lang w:eastAsia="zh-CN"/>
+        </w:rPr>
+        <w:t>五轴机械臂能够</w:t>
+      </w:r>
+      <w:proofErr w:type="gramEnd"/>
+      <w:r>
+        <w:rPr>
+          <w:lang w:eastAsia="zh-CN"/>
+        </w:rPr>
+        <w:t xml:space="preserve">执行 </w:t>
+      </w:r>
+      <w:r>
+        <w:rPr>
+          <w:rFonts w:hint="eastAsia"/>
+          <w:lang w:eastAsia="zh-CN"/>
+        </w:rPr>
+        <w:t>软件复位（</w:t>
+      </w:r>
+      <w:proofErr w:type="spellStart"/>
+      <w:r>
+        <w:rPr>
+          <w:lang w:eastAsia="zh-CN"/>
+        </w:rPr>
+        <w:t>soft_reset</w:t>
+      </w:r>
+      <w:proofErr w:type="spellEnd"/>
+      <w:r>
+        <w:rPr>
+          <w:rFonts w:hint="eastAsia"/>
+          <w:lang w:eastAsia="zh-CN"/>
+        </w:rPr>
+        <w:t>）</w:t>
+      </w:r>
+      <w:r>
+        <w:rPr>
+          <w:lang w:eastAsia="zh-CN"/>
+        </w:rPr>
+        <w:t>、单关节绝对/相对旋转、AUTO 笛卡尔运动、S 曲线轨迹和</w:t>
+      </w:r>
+      <w:proofErr w:type="gramStart"/>
+      <w:r>
+        <w:rPr>
+          <w:lang w:eastAsia="zh-CN"/>
+        </w:rPr>
+        <w:t>视觉定靶预定</w:t>
+      </w:r>
+      <w:proofErr w:type="gramEnd"/>
+      <w:r>
+        <w:rPr>
+          <w:lang w:eastAsia="zh-CN"/>
+        </w:rPr>
+        <w:t>位。末端相机和指示输出模块已安装在同一末端结构上，支持人脸模型左视图、正视图和右视图拍摄点位调试。</w:t>
       </w:r>
     </w:p>
     <w:p>
@@ -3319,14 +5133,68 @@
       <w:pPr>
         <w:spacing w:after="80" w:line="288" w:lineRule="auto"/>
         <w:rPr>
-          <w:lang w:eastAsia="zh-CN"/>
-        </w:rPr>
-      </w:pPr>
-      <w:r>
-        <w:rPr>
-          <w:lang w:eastAsia="zh-CN"/>
-        </w:rPr>
-        <w:t>RA6M5 控制板完成 UART、CAN、GPIO 输出和安全输入接入；P801 为低功率指示输出，高电平打开；P000 为发射许可按键；P003/P503 用于定靶确认与输出状态显示。</w:t>
+          <w:rFonts w:hint="eastAsia"/>
+          <w:lang w:eastAsia="zh-CN"/>
+        </w:rPr>
+      </w:pPr>
+      <w:r>
+        <w:rPr>
+          <w:lang w:eastAsia="zh-CN"/>
+        </w:rPr>
+        <w:t xml:space="preserve">RA6M5 控制板完成 UART、CAN、GPIO 输出和安全输入接入；P801 </w:t>
+      </w:r>
+      <w:r>
+        <w:rPr>
+          <w:rFonts w:hint="eastAsia"/>
+          <w:lang w:eastAsia="zh-CN"/>
+        </w:rPr>
+        <w:t>引脚</w:t>
+      </w:r>
+      <w:r>
+        <w:rPr>
+          <w:lang w:eastAsia="zh-CN"/>
+        </w:rPr>
+        <w:t>为</w:t>
+      </w:r>
+      <w:r>
+        <w:rPr>
+          <w:rFonts w:hint="eastAsia"/>
+          <w:lang w:eastAsia="zh-CN"/>
+        </w:rPr>
+        <w:t>激光</w:t>
+      </w:r>
+      <w:r>
+        <w:rPr>
+          <w:lang w:eastAsia="zh-CN"/>
+        </w:rPr>
+        <w:t>输出</w:t>
+      </w:r>
+      <w:r>
+        <w:rPr>
+          <w:rFonts w:hint="eastAsia"/>
+          <w:lang w:eastAsia="zh-CN"/>
+        </w:rPr>
+        <w:t>开关</w:t>
+      </w:r>
+      <w:r>
+        <w:rPr>
+          <w:lang w:eastAsia="zh-CN"/>
+        </w:rPr>
+        <w:t xml:space="preserve">，高电平打开；P000 为发射许可按键；P003/P503 </w:t>
+      </w:r>
+      <w:proofErr w:type="gramStart"/>
+      <w:r>
+        <w:rPr>
+          <w:lang w:eastAsia="zh-CN"/>
+        </w:rPr>
+        <w:t>用于定靶确认</w:t>
+      </w:r>
+      <w:proofErr w:type="gramEnd"/>
+      <w:r>
+        <w:rPr>
+          <w:lang w:eastAsia="zh-CN"/>
+        </w:rPr>
+        <w:t>与输出状态显示。</w:t>
       </w:r>
     </w:p>
     <w:p>
@@ -3336,15 +5204,18 @@
       <w:r>
         <w:t xml:space="preserve">3.2.3 </w:t>
       </w:r>
+      <w:proofErr w:type="spellStart"/>
       <w:r>
         <w:t>软件成果</w:t>
       </w:r>
+      <w:proofErr w:type="spellEnd"/>
     </w:p>
     <w:p>
       <w:pPr>
         <w:pStyle w:val="a0"/>
         <w:spacing w:after="40"/>
         <w:rPr>
+          <w:rFonts w:hint="eastAsia"/>
           <w:lang w:eastAsia="zh-CN"/>
         </w:rPr>
       </w:pPr>
@@ -3360,14 +5231,29 @@
         <w:pStyle w:val="a0"/>
         <w:spacing w:after="40"/>
         <w:rPr>
-          <w:lang w:eastAsia="zh-CN"/>
-        </w:rPr>
-      </w:pPr>
-      <w:r>
-        <w:rPr>
-          <w:lang w:eastAsia="zh-CN"/>
-        </w:rPr>
-        <w:t>RA6M5 固件：FreeRTOS 任务、CAN 并行反馈、S 曲线插补、IK 分支锁、视觉状态机和安全关断。</w:t>
+          <w:rFonts w:hint="eastAsia"/>
+          <w:lang w:eastAsia="zh-CN"/>
+        </w:rPr>
+      </w:pPr>
+      <w:r>
+        <w:rPr>
+          <w:lang w:eastAsia="zh-CN"/>
+        </w:rPr>
+        <w:t>RA6M5 固件：</w:t>
+      </w:r>
+      <w:proofErr w:type="spellStart"/>
+      <w:r>
+        <w:rPr>
+          <w:lang w:eastAsia="zh-CN"/>
+        </w:rPr>
+        <w:t>FreeRTOS</w:t>
+      </w:r>
+      <w:proofErr w:type="spellEnd"/>
+      <w:r>
+        <w:rPr>
+          <w:lang w:eastAsia="zh-CN"/>
+        </w:rPr>
+        <w:t xml:space="preserve"> 任务、CAN 并行反馈、S 曲线插补、IK 分支锁、视觉状态机和安全关断。</w:t>
       </w:r>
     </w:p>
     <w:p>
@@ -3375,6 +5261,7 @@
         <w:pStyle w:val="a0"/>
         <w:spacing w:after="40"/>
         <w:rPr>
+          <w:rFonts w:hint="eastAsia"/>
           <w:lang w:eastAsia="zh-CN"/>
         </w:rPr>
       </w:pPr>
@@ -3389,11 +5276,13 @@
       <w:pPr>
         <w:pStyle w:val="21"/>
       </w:pPr>
-      <w:commentRangeStart w:id="11"/>
+      <w:commentRangeStart w:id="6"/>
+      <w:proofErr w:type="spellStart"/>
       <w:r>
         <w:t>特性成果</w:t>
       </w:r>
-      <w:commentRangeEnd w:id="11"/>
+      <w:commentRangeEnd w:id="6"/>
+      <w:proofErr w:type="spellEnd"/>
       <w:r>
         <w:rPr>
           <w:rStyle w:val="aff9"/>
@@ -3402,12 +5291,15 @@
           <w:bCs w:val="0"/>
           <w:color w:val="auto"/>
         </w:rPr>
-        <w:commentReference w:id="11"/>
+        <w:commentReference w:id="6"/>
       </w:r>
     </w:p>
     <w:p>
       <w:pPr>
         <w:jc w:val="center"/>
+        <w:rPr>
+          <w:rFonts w:hint="eastAsia"/>
+        </w:rPr>
       </w:pPr>
       <w:r>
         <w:rPr>
@@ -3454,6 +5346,7 @@
       <w:pPr>
         <w:jc w:val="center"/>
         <w:rPr>
+          <w:rFonts w:hint="eastAsia"/>
           <w:lang w:eastAsia="zh-CN"/>
         </w:rPr>
       </w:pPr>
@@ -3492,7 +5385,11 @@
           <w:p>
             <w:pPr>
               <w:jc w:val="center"/>
+              <w:rPr>
+                <w:rFonts w:hint="eastAsia"/>
+              </w:rPr>
             </w:pPr>
+            <w:proofErr w:type="spellStart"/>
             <w:r>
               <w:rPr>
                 <w:b/>
@@ -3501,6 +5398,7 @@
               </w:rPr>
               <w:t>测试项目</w:t>
             </w:r>
+            <w:proofErr w:type="spellEnd"/>
           </w:p>
         </w:tc>
         <w:tc>
@@ -3512,7 +5410,11 @@
           <w:p>
             <w:pPr>
               <w:jc w:val="center"/>
+              <w:rPr>
+                <w:rFonts w:hint="eastAsia"/>
+              </w:rPr>
             </w:pPr>
+            <w:proofErr w:type="spellStart"/>
             <w:r>
               <w:rPr>
                 <w:b/>
@@ -3521,6 +5423,7 @@
               </w:rPr>
               <w:t>目标</w:t>
             </w:r>
+            <w:proofErr w:type="spellEnd"/>
           </w:p>
         </w:tc>
         <w:tc>
@@ -3532,7 +5435,11 @@
           <w:p>
             <w:pPr>
               <w:jc w:val="center"/>
+              <w:rPr>
+                <w:rFonts w:hint="eastAsia"/>
+              </w:rPr>
             </w:pPr>
+            <w:proofErr w:type="spellStart"/>
             <w:r>
               <w:rPr>
                 <w:b/>
@@ -3541,6 +5448,7 @@
               </w:rPr>
               <w:t>实测记录</w:t>
             </w:r>
+            <w:proofErr w:type="spellEnd"/>
           </w:p>
         </w:tc>
         <w:tc>
@@ -3552,7 +5460,11 @@
           <w:p>
             <w:pPr>
               <w:jc w:val="center"/>
+              <w:rPr>
+                <w:rFonts w:hint="eastAsia"/>
+              </w:rPr>
             </w:pPr>
+            <w:proofErr w:type="spellStart"/>
             <w:r>
               <w:rPr>
                 <w:b/>
@@ -3561,6 +5473,7 @@
               </w:rPr>
               <w:t>结论</w:t>
             </w:r>
+            <w:proofErr w:type="spellEnd"/>
           </w:p>
         </w:tc>
       </w:tr>
@@ -3574,6 +5487,12 @@
             <w:vAlign w:val="center"/>
           </w:tcPr>
           <w:p>
+            <w:pPr>
+              <w:rPr>
+                <w:rFonts w:hint="eastAsia"/>
+              </w:rPr>
+            </w:pPr>
+            <w:proofErr w:type="spellStart"/>
             <w:r>
               <w:rPr>
                 <w:color w:val="000000"/>
@@ -3581,6 +5500,7 @@
               </w:rPr>
               <w:t>黑痣识别稳定性</w:t>
             </w:r>
+            <w:proofErr w:type="spellEnd"/>
           </w:p>
         </w:tc>
         <w:tc>
@@ -3589,12 +5509,26 @@
             <w:vAlign w:val="center"/>
           </w:tcPr>
           <w:p>
+            <w:pPr>
+              <w:rPr>
+                <w:rFonts w:hint="eastAsia"/>
+              </w:rPr>
+            </w:pPr>
+            <w:proofErr w:type="spellStart"/>
             <w:r>
               <w:rPr>
                 <w:color w:val="000000"/>
                 <w:sz w:val="18"/>
               </w:rPr>
-              <w:t>成功率 ≥95%</w:t>
+              <w:t>成功率</w:t>
+            </w:r>
+            <w:proofErr w:type="spellEnd"/>
+            <w:r>
+              <w:rPr>
+                <w:color w:val="000000"/>
+                <w:sz w:val="18"/>
+              </w:rPr>
+              <w:t xml:space="preserve"> ≥95%</w:t>
             </w:r>
           </w:p>
         </w:tc>
@@ -3606,6 +5540,7 @@
           <w:p>
             <w:pPr>
               <w:rPr>
+                <w:rFonts w:hint="eastAsia"/>
                 <w:lang w:eastAsia="zh-CN"/>
               </w:rPr>
             </w:pPr>
@@ -3615,8 +5550,18 @@
                 <w:sz w:val="18"/>
                 <w:lang w:eastAsia="zh-CN"/>
               </w:rPr>
-              <w:t>96.7%（348/360），中心抖动 ±0.8 px</w:t>
+              <w:t xml:space="preserve">96.7%（348/360），中心抖动 ±0.8 </w:t>
             </w:r>
+            <w:proofErr w:type="spellStart"/>
+            <w:r>
+              <w:rPr>
+                <w:color w:val="000000"/>
+                <w:sz w:val="18"/>
+                <w:lang w:eastAsia="zh-CN"/>
+              </w:rPr>
+              <w:t>px</w:t>
+            </w:r>
+            <w:proofErr w:type="spellEnd"/>
           </w:p>
         </w:tc>
         <w:tc>
@@ -3625,6 +5570,12 @@
             <w:vAlign w:val="center"/>
           </w:tcPr>
           <w:p>
+            <w:pPr>
+              <w:rPr>
+                <w:rFonts w:hint="eastAsia"/>
+              </w:rPr>
+            </w:pPr>
+            <w:proofErr w:type="spellStart"/>
             <w:r>
               <w:rPr>
                 <w:color w:val="000000"/>
@@ -3632,6 +5583,7 @@
               </w:rPr>
               <w:t>达标</w:t>
             </w:r>
+            <w:proofErr w:type="spellEnd"/>
           </w:p>
         </w:tc>
       </w:tr>
@@ -3645,12 +5597,86 @@
             <w:vAlign w:val="center"/>
           </w:tcPr>
           <w:p>
+            <w:pPr>
+              <w:rPr>
+                <w:rFonts w:hint="eastAsia"/>
+              </w:rPr>
+            </w:pPr>
+            <w:proofErr w:type="spellStart"/>
             <w:r>
               <w:rPr>
                 <w:color w:val="000000"/>
                 <w:sz w:val="18"/>
               </w:rPr>
               <w:t>光斑对准精度</w:t>
+            </w:r>
+            <w:proofErr w:type="spellEnd"/>
+          </w:p>
+        </w:tc>
+        <w:tc>
+          <w:tcPr>
+            <w:tcW w:w="2436" w:type="dxa"/>
+            <w:vAlign w:val="center"/>
+          </w:tcPr>
+          <w:p>
+            <w:pPr>
+              <w:rPr>
+                <w:rFonts w:hint="eastAsia"/>
+              </w:rPr>
+            </w:pPr>
+            <w:proofErr w:type="spellStart"/>
+            <w:r>
+              <w:rPr>
+                <w:color w:val="000000"/>
+                <w:sz w:val="18"/>
+              </w:rPr>
+              <w:t>平均偏差可量化</w:t>
+            </w:r>
+            <w:proofErr w:type="spellEnd"/>
+          </w:p>
+        </w:tc>
+        <w:tc>
+          <w:tcPr>
+            <w:tcW w:w="2436" w:type="dxa"/>
+            <w:vAlign w:val="center"/>
+          </w:tcPr>
+          <w:p>
+            <w:pPr>
+              <w:rPr>
+                <w:rFonts w:hint="eastAsia"/>
+              </w:rPr>
+            </w:pPr>
+            <w:proofErr w:type="spellStart"/>
+            <w:r>
+              <w:rPr>
+                <w:color w:val="000000"/>
+                <w:sz w:val="18"/>
+              </w:rPr>
+              <w:t>平均</w:t>
+            </w:r>
+            <w:proofErr w:type="spellEnd"/>
+            <w:r>
+              <w:rPr>
+                <w:color w:val="000000"/>
+                <w:sz w:val="18"/>
+              </w:rPr>
+              <w:t xml:space="preserve"> 0.42 </w:t>
+            </w:r>
+            <w:proofErr w:type="spellStart"/>
+            <w:r>
+              <w:rPr>
+                <w:color w:val="000000"/>
+                <w:sz w:val="18"/>
+              </w:rPr>
+              <w:t>mm，最大</w:t>
+            </w:r>
+            <w:proofErr w:type="spellEnd"/>
+            <w:r>
+              <w:rPr>
+                <w:color w:val="000000"/>
+                <w:sz w:val="18"/>
+              </w:rPr>
+              <w:t xml:space="preserve"> 0.91 mm</w:t>
             </w:r>
           </w:p>
         </w:tc>
@@ -3660,43 +5686,20 @@
             <w:vAlign w:val="center"/>
           </w:tcPr>
           <w:p>
+            <w:pPr>
+              <w:rPr>
+                <w:rFonts w:hint="eastAsia"/>
+              </w:rPr>
+            </w:pPr>
+            <w:proofErr w:type="spellStart"/>
             <w:r>
               <w:rPr>
                 <w:color w:val="000000"/>
                 <w:sz w:val="18"/>
               </w:rPr>
-              <w:t>平均偏差可量化</w:t>
-            </w:r>
-          </w:p>
-        </w:tc>
-        <w:tc>
-          <w:tcPr>
-            <w:tcW w:w="2436" w:type="dxa"/>
-            <w:vAlign w:val="center"/>
-          </w:tcPr>
-          <w:p>
-            <w:r>
-              <w:rPr>
-                <w:color w:val="000000"/>
-                <w:sz w:val="18"/>
-              </w:rPr>
-              <w:t>平均 0.42 mm，最大 0.91 mm</w:t>
-            </w:r>
-          </w:p>
-        </w:tc>
-        <w:tc>
-          <w:tcPr>
-            <w:tcW w:w="2436" w:type="dxa"/>
-            <w:vAlign w:val="center"/>
-          </w:tcPr>
-          <w:p>
-            <w:r>
-              <w:rPr>
-                <w:color w:val="000000"/>
-                <w:sz w:val="18"/>
-              </w:rPr>
               <w:t>达标</w:t>
             </w:r>
+            <w:proofErr w:type="spellEnd"/>
           </w:p>
         </w:tc>
       </w:tr>
@@ -3710,12 +5713,102 @@
             <w:vAlign w:val="center"/>
           </w:tcPr>
           <w:p>
+            <w:pPr>
+              <w:rPr>
+                <w:rFonts w:hint="eastAsia"/>
+              </w:rPr>
+            </w:pPr>
+            <w:proofErr w:type="spellStart"/>
             <w:r>
               <w:rPr>
                 <w:color w:val="000000"/>
                 <w:sz w:val="18"/>
               </w:rPr>
               <w:t>重复定位性能</w:t>
+            </w:r>
+            <w:proofErr w:type="spellEnd"/>
+          </w:p>
+        </w:tc>
+        <w:tc>
+          <w:tcPr>
+            <w:tcW w:w="2436" w:type="dxa"/>
+            <w:vAlign w:val="center"/>
+          </w:tcPr>
+          <w:p>
+            <w:pPr>
+              <w:rPr>
+                <w:rFonts w:hint="eastAsia"/>
+              </w:rPr>
+            </w:pPr>
+            <w:proofErr w:type="spellStart"/>
+            <w:r>
+              <w:rPr>
+                <w:color w:val="000000"/>
+                <w:sz w:val="18"/>
+              </w:rPr>
+              <w:t>无明显漂移</w:t>
+            </w:r>
+            <w:proofErr w:type="spellEnd"/>
+          </w:p>
+        </w:tc>
+        <w:tc>
+          <w:tcPr>
+            <w:tcW w:w="2436" w:type="dxa"/>
+            <w:vAlign w:val="center"/>
+          </w:tcPr>
+          <w:p>
+            <w:pPr>
+              <w:rPr>
+                <w:rFonts w:hint="eastAsia"/>
+              </w:rPr>
+            </w:pPr>
+            <w:proofErr w:type="spellStart"/>
+            <w:r>
+              <w:rPr>
+                <w:color w:val="000000"/>
+                <w:sz w:val="18"/>
+              </w:rPr>
+              <w:t>均值</w:t>
+            </w:r>
+            <w:proofErr w:type="spellEnd"/>
+            <w:r>
+              <w:rPr>
+                <w:color w:val="000000"/>
+                <w:sz w:val="18"/>
+              </w:rPr>
+              <w:t xml:space="preserve"> 0.38 </w:t>
+            </w:r>
+            <w:proofErr w:type="spellStart"/>
+            <w:r>
+              <w:rPr>
+                <w:color w:val="000000"/>
+                <w:sz w:val="18"/>
+              </w:rPr>
+              <w:t>mm，标准差</w:t>
+            </w:r>
+            <w:proofErr w:type="spellEnd"/>
+            <w:r>
+              <w:rPr>
+                <w:color w:val="000000"/>
+                <w:sz w:val="18"/>
+              </w:rPr>
+              <w:t xml:space="preserve"> 0.11 </w:t>
+            </w:r>
+            <w:proofErr w:type="spellStart"/>
+            <w:r>
+              <w:rPr>
+                <w:color w:val="000000"/>
+                <w:sz w:val="18"/>
+              </w:rPr>
+              <w:t>mm，最大</w:t>
+            </w:r>
+            <w:proofErr w:type="spellEnd"/>
+            <w:r>
+              <w:rPr>
+                <w:color w:val="000000"/>
+                <w:sz w:val="18"/>
+              </w:rPr>
+              <w:t xml:space="preserve"> 0.63 mm</w:t>
             </w:r>
           </w:p>
         </w:tc>
@@ -3725,43 +5818,20 @@
             <w:vAlign w:val="center"/>
           </w:tcPr>
           <w:p>
+            <w:pPr>
+              <w:rPr>
+                <w:rFonts w:hint="eastAsia"/>
+              </w:rPr>
+            </w:pPr>
+            <w:proofErr w:type="spellStart"/>
             <w:r>
               <w:rPr>
                 <w:color w:val="000000"/>
                 <w:sz w:val="18"/>
               </w:rPr>
-              <w:t>无明显漂移</w:t>
-            </w:r>
-          </w:p>
-        </w:tc>
-        <w:tc>
-          <w:tcPr>
-            <w:tcW w:w="2436" w:type="dxa"/>
-            <w:vAlign w:val="center"/>
-          </w:tcPr>
-          <w:p>
-            <w:r>
-              <w:rPr>
-                <w:color w:val="000000"/>
-                <w:sz w:val="18"/>
-              </w:rPr>
-              <w:t>均值 0.38 mm，标准差 0.11 mm，最大 0.63 mm</w:t>
-            </w:r>
-          </w:p>
-        </w:tc>
-        <w:tc>
-          <w:tcPr>
-            <w:tcW w:w="2436" w:type="dxa"/>
-            <w:vAlign w:val="center"/>
-          </w:tcPr>
-          <w:p>
-            <w:r>
-              <w:rPr>
-                <w:color w:val="000000"/>
-                <w:sz w:val="18"/>
-              </w:rPr>
               <w:t>达标</w:t>
             </w:r>
+            <w:proofErr w:type="spellEnd"/>
           </w:p>
         </w:tc>
       </w:tr>
@@ -3775,6 +5845,12 @@
             <w:vAlign w:val="center"/>
           </w:tcPr>
           <w:p>
+            <w:pPr>
+              <w:rPr>
+                <w:rFonts w:hint="eastAsia"/>
+              </w:rPr>
+            </w:pPr>
+            <w:proofErr w:type="spellStart"/>
             <w:r>
               <w:rPr>
                 <w:color w:val="000000"/>
@@ -3782,6 +5858,7 @@
               </w:rPr>
               <w:t>安全联锁有效性</w:t>
             </w:r>
+            <w:proofErr w:type="spellEnd"/>
           </w:p>
         </w:tc>
         <w:tc>
@@ -3790,12 +5867,26 @@
             <w:vAlign w:val="center"/>
           </w:tcPr>
           <w:p>
+            <w:pPr>
+              <w:rPr>
+                <w:rFonts w:hint="eastAsia"/>
+              </w:rPr>
+            </w:pPr>
+            <w:proofErr w:type="spellStart"/>
             <w:r>
               <w:rPr>
                 <w:color w:val="000000"/>
                 <w:sz w:val="18"/>
               </w:rPr>
-              <w:t>异常拦截 100%</w:t>
+              <w:t>异常拦截</w:t>
+            </w:r>
+            <w:proofErr w:type="spellEnd"/>
+            <w:r>
+              <w:rPr>
+                <w:color w:val="000000"/>
+                <w:sz w:val="18"/>
+              </w:rPr>
+              <w:t xml:space="preserve"> 100%</w:t>
             </w:r>
           </w:p>
         </w:tc>
@@ -3807,6 +5898,7 @@
           <w:p>
             <w:pPr>
               <w:rPr>
+                <w:rFonts w:hint="eastAsia"/>
                 <w:lang w:eastAsia="zh-CN"/>
               </w:rPr>
             </w:pPr>
@@ -3835,6 +5927,12 @@
             <w:vAlign w:val="center"/>
           </w:tcPr>
           <w:p>
+            <w:pPr>
+              <w:rPr>
+                <w:rFonts w:hint="eastAsia"/>
+              </w:rPr>
+            </w:pPr>
+            <w:proofErr w:type="spellStart"/>
             <w:r>
               <w:rPr>
                 <w:color w:val="000000"/>
@@ -3843,6 +5941,7 @@
               <w:lastRenderedPageBreak/>
               <w:t>达标</w:t>
             </w:r>
+            <w:proofErr w:type="spellEnd"/>
           </w:p>
         </w:tc>
       </w:tr>
@@ -3856,12 +5955,70 @@
             <w:vAlign w:val="center"/>
           </w:tcPr>
           <w:p>
+            <w:pPr>
+              <w:rPr>
+                <w:rFonts w:hint="eastAsia"/>
+              </w:rPr>
+            </w:pPr>
+            <w:proofErr w:type="spellStart"/>
             <w:r>
               <w:rPr>
                 <w:color w:val="000000"/>
                 <w:sz w:val="18"/>
               </w:rPr>
               <w:t>单次流程耗时</w:t>
+            </w:r>
+            <w:proofErr w:type="spellEnd"/>
+          </w:p>
+        </w:tc>
+        <w:tc>
+          <w:tcPr>
+            <w:tcW w:w="2436" w:type="dxa"/>
+            <w:vAlign w:val="center"/>
+          </w:tcPr>
+          <w:p>
+            <w:pPr>
+              <w:rPr>
+                <w:rFonts w:hint="eastAsia"/>
+              </w:rPr>
+            </w:pPr>
+            <w:proofErr w:type="spellStart"/>
+            <w:r>
+              <w:rPr>
+                <w:color w:val="000000"/>
+                <w:sz w:val="18"/>
+              </w:rPr>
+              <w:t>满足现场演示</w:t>
+            </w:r>
+            <w:proofErr w:type="spellEnd"/>
+          </w:p>
+        </w:tc>
+        <w:tc>
+          <w:tcPr>
+            <w:tcW w:w="2436" w:type="dxa"/>
+            <w:vAlign w:val="center"/>
+          </w:tcPr>
+          <w:p>
+            <w:pPr>
+              <w:rPr>
+                <w:rFonts w:hint="eastAsia"/>
+              </w:rPr>
+            </w:pPr>
+            <w:proofErr w:type="spellStart"/>
+            <w:r>
+              <w:rPr>
+                <w:color w:val="000000"/>
+                <w:sz w:val="18"/>
+              </w:rPr>
+              <w:t>平均</w:t>
+            </w:r>
+            <w:proofErr w:type="spellEnd"/>
+            <w:r>
+              <w:rPr>
+                <w:color w:val="000000"/>
+                <w:sz w:val="18"/>
+              </w:rPr>
+              <w:t xml:space="preserve"> 4.6 s</w:t>
             </w:r>
           </w:p>
         </w:tc>
@@ -3871,43 +6028,20 @@
             <w:vAlign w:val="center"/>
           </w:tcPr>
           <w:p>
+            <w:pPr>
+              <w:rPr>
+                <w:rFonts w:hint="eastAsia"/>
+              </w:rPr>
+            </w:pPr>
+            <w:proofErr w:type="spellStart"/>
             <w:r>
               <w:rPr>
                 <w:color w:val="000000"/>
                 <w:sz w:val="18"/>
               </w:rPr>
-              <w:t>满足现场演示</w:t>
-            </w:r>
-          </w:p>
-        </w:tc>
-        <w:tc>
-          <w:tcPr>
-            <w:tcW w:w="2436" w:type="dxa"/>
-            <w:vAlign w:val="center"/>
-          </w:tcPr>
-          <w:p>
-            <w:r>
-              <w:rPr>
-                <w:color w:val="000000"/>
-                <w:sz w:val="18"/>
-              </w:rPr>
-              <w:t>平均 4.6 s</w:t>
-            </w:r>
-          </w:p>
-        </w:tc>
-        <w:tc>
-          <w:tcPr>
-            <w:tcW w:w="2436" w:type="dxa"/>
-            <w:vAlign w:val="center"/>
-          </w:tcPr>
-          <w:p>
-            <w:r>
-              <w:rPr>
-                <w:color w:val="000000"/>
-                <w:sz w:val="18"/>
-              </w:rPr>
               <w:t>达标</w:t>
             </w:r>
+            <w:proofErr w:type="spellEnd"/>
           </w:p>
         </w:tc>
       </w:tr>
@@ -3921,13 +6055,27 @@
             <w:vAlign w:val="center"/>
           </w:tcPr>
           <w:p>
+            <w:pPr>
+              <w:rPr>
+                <w:rFonts w:hint="eastAsia"/>
+              </w:rPr>
+            </w:pPr>
             <w:r>
               <w:rPr>
                 <w:color w:val="000000"/>
                 <w:sz w:val="18"/>
               </w:rPr>
-              <w:t>RGB-D 标定</w:t>
+              <w:t xml:space="preserve">RGB-D </w:t>
             </w:r>
+            <w:proofErr w:type="spellStart"/>
+            <w:r>
+              <w:rPr>
+                <w:color w:val="000000"/>
+                <w:sz w:val="18"/>
+              </w:rPr>
+              <w:t>标定</w:t>
+            </w:r>
+            <w:proofErr w:type="spellEnd"/>
           </w:p>
         </w:tc>
         <w:tc>
@@ -3936,6 +6084,12 @@
             <w:vAlign w:val="center"/>
           </w:tcPr>
           <w:p>
+            <w:pPr>
+              <w:rPr>
+                <w:rFonts w:hint="eastAsia"/>
+              </w:rPr>
+            </w:pPr>
+            <w:proofErr w:type="spellStart"/>
             <w:r>
               <w:rPr>
                 <w:color w:val="000000"/>
@@ -3943,6 +6097,7 @@
               </w:rPr>
               <w:t>重投影误差可量化</w:t>
             </w:r>
+            <w:proofErr w:type="spellEnd"/>
           </w:p>
         </w:tc>
         <w:tc>
@@ -3951,13 +6106,43 @@
             <w:vAlign w:val="center"/>
           </w:tcPr>
           <w:p>
+            <w:pPr>
+              <w:rPr>
+                <w:rFonts w:hint="eastAsia"/>
+              </w:rPr>
+            </w:pPr>
             <w:r>
               <w:rPr>
                 <w:color w:val="000000"/>
                 <w:sz w:val="18"/>
               </w:rPr>
-              <w:t>RGB 标定 RMS 约 0.285 px</w:t>
+              <w:t xml:space="preserve">RGB </w:t>
             </w:r>
+            <w:proofErr w:type="spellStart"/>
+            <w:r>
+              <w:rPr>
+                <w:color w:val="000000"/>
+                <w:sz w:val="18"/>
+              </w:rPr>
+              <w:t>标定</w:t>
+            </w:r>
+            <w:proofErr w:type="spellEnd"/>
+            <w:r>
+              <w:rPr>
+                <w:color w:val="000000"/>
+                <w:sz w:val="18"/>
+              </w:rPr>
+              <w:t xml:space="preserve"> RMS 约 0.285 </w:t>
+            </w:r>
+            <w:proofErr w:type="spellStart"/>
+            <w:r>
+              <w:rPr>
+                <w:color w:val="000000"/>
+                <w:sz w:val="18"/>
+              </w:rPr>
+              <w:t>px</w:t>
+            </w:r>
+            <w:proofErr w:type="spellEnd"/>
           </w:p>
         </w:tc>
         <w:tc>
@@ -3966,6 +6151,12 @@
             <w:vAlign w:val="center"/>
           </w:tcPr>
           <w:p>
+            <w:pPr>
+              <w:rPr>
+                <w:rFonts w:hint="eastAsia"/>
+              </w:rPr>
+            </w:pPr>
+            <w:proofErr w:type="spellStart"/>
             <w:r>
               <w:rPr>
                 <w:color w:val="000000"/>
@@ -3973,209 +6164,439 @@
               </w:rPr>
               <w:t>阶段完成</w:t>
             </w:r>
+            <w:proofErr w:type="spellEnd"/>
           </w:p>
         </w:tc>
       </w:tr>
     </w:tbl>
-    <w:p/>
     <w:p>
       <w:pPr>
-        <w:spacing w:after="80" w:line="288" w:lineRule="auto"/>
-        <w:rPr>
-          <w:lang w:eastAsia="zh-CN"/>
-        </w:rPr>
-      </w:pPr>
-      <w:r>
-        <w:rPr>
-          <w:lang w:eastAsia="zh-CN"/>
-        </w:rPr>
-        <w:t>【补充图片：识别稳定性测试现场照片或截图，标注目标框、中心点和 dcx/dcy。】</w:t>
-      </w:r>
+        <w:rPr>
+          <w:rFonts w:hint="eastAsia"/>
+        </w:rPr>
+      </w:pPr>
     </w:p>
     <w:p>
       <w:pPr>
         <w:spacing w:after="80" w:line="288" w:lineRule="auto"/>
         <w:rPr>
-          <w:lang w:eastAsia="zh-CN"/>
-        </w:rPr>
-      </w:pPr>
-      <w:r>
-        <w:rPr>
-          <w:lang w:eastAsia="zh-CN"/>
-        </w:rPr>
-        <w:t>【补充图片：光斑对准测试照片，标注测量尺或毫米网格。】</w:t>
+          <w:rFonts w:hint="eastAsia"/>
+          <w:lang w:eastAsia="zh-CN"/>
+        </w:rPr>
+      </w:pPr>
+      <w:r>
+        <w:rPr>
+          <w:lang w:eastAsia="zh-CN"/>
+        </w:rPr>
+        <w:t>【补充图片：识别稳定性测试现场照片或截图，标注目标框、中心点和 dcx/</w:t>
+      </w:r>
+      <w:proofErr w:type="spellStart"/>
+      <w:r>
+        <w:rPr>
+          <w:lang w:eastAsia="zh-CN"/>
+        </w:rPr>
+        <w:t>dcy</w:t>
+      </w:r>
+      <w:proofErr w:type="spellEnd"/>
+      <w:r>
+        <w:rPr>
+          <w:lang w:eastAsia="zh-CN"/>
+        </w:rPr>
+        <w:t>。】</w:t>
       </w:r>
     </w:p>
     <w:p>
       <w:pPr>
         <w:spacing w:after="80" w:line="288" w:lineRule="auto"/>
         <w:rPr>
-          <w:lang w:eastAsia="zh-CN"/>
-        </w:rPr>
-      </w:pPr>
-      <w:r>
-        <w:rPr>
-          <w:lang w:eastAsia="zh-CN"/>
-        </w:rPr>
-        <w:t>【补充图片：异常拦截测试照片或日志截图，例如 P000 未按下、视觉超时、限位触发。】</w:t>
+          <w:rFonts w:hint="eastAsia"/>
+          <w:lang w:eastAsia="zh-CN"/>
+        </w:rPr>
+      </w:pPr>
+      <w:r>
+        <w:rPr>
+          <w:lang w:eastAsia="zh-CN"/>
+        </w:rPr>
+        <w:t>【补充图片：光斑对准测试照片，标注测量尺或毫米网格。】</w:t>
       </w:r>
     </w:p>
     <w:p>
       <w:pPr>
-        <w:pStyle w:val="1"/>
-        <w:rPr>
-          <w:lang w:eastAsia="zh-CN"/>
-        </w:rPr>
-      </w:pPr>
-      <w:r>
-        <w:rPr>
-          <w:lang w:eastAsia="zh-CN"/>
-        </w:rPr>
-        <w:t>第四部分</w:t>
-      </w:r>
-      <w:r>
-        <w:rPr>
-          <w:lang w:eastAsia="zh-CN"/>
-        </w:rPr>
-        <w:t xml:space="preserve">  </w:t>
-      </w:r>
-      <w:r>
-        <w:rPr>
-          <w:lang w:eastAsia="zh-CN"/>
-        </w:rPr>
-        <w:t>总结</w:t>
+        <w:spacing w:after="80" w:line="288" w:lineRule="auto"/>
+        <w:rPr>
+          <w:rFonts w:hint="eastAsia"/>
+          <w:lang w:eastAsia="zh-CN"/>
+        </w:rPr>
+      </w:pPr>
+      <w:r>
+        <w:rPr>
+          <w:lang w:eastAsia="zh-CN"/>
+        </w:rPr>
+        <w:t xml:space="preserve">【补充图片：异常拦截测试照片或日志截图，例如 </w:t>
+      </w:r>
+      <w:r>
+        <w:rPr>
+          <w:lang w:eastAsia="zh-CN"/>
+        </w:rPr>
+        <w:t>按键</w:t>
+      </w:r>
+      <w:r>
+        <w:rPr>
+          <w:lang w:eastAsia="zh-CN"/>
+        </w:rPr>
+        <w:t xml:space="preserve"> 未按下、视觉超时、限位触发。】</w:t>
       </w:r>
     </w:p>
     <w:p>
       <w:pPr>
-        <w:pStyle w:val="21"/>
-        <w:rPr>
-          <w:lang w:eastAsia="zh-CN"/>
-        </w:rPr>
-      </w:pPr>
-      <w:r>
-        <w:rPr>
-          <w:lang w:eastAsia="zh-CN"/>
-        </w:rPr>
-        <w:t>可扩展之处</w:t>
+        <w:pStyle w:val="1"/>
+        <w:rPr>
+          <w:lang w:eastAsia="zh-CN"/>
+        </w:rPr>
+      </w:pPr>
+      <w:r>
+        <w:rPr>
+          <w:lang w:eastAsia="zh-CN"/>
+        </w:rPr>
+        <w:t>第四部分</w:t>
+      </w:r>
+      <w:r>
+        <w:rPr>
+          <w:lang w:eastAsia="zh-CN"/>
+        </w:rPr>
+        <w:t xml:space="preserve">  </w:t>
+      </w:r>
+      <w:r>
+        <w:rPr>
+          <w:lang w:eastAsia="zh-CN"/>
+        </w:rPr>
+        <w:t>总结</w:t>
       </w:r>
     </w:p>
     <w:p>
       <w:pPr>
-        <w:spacing w:after="80" w:line="288" w:lineRule="auto"/>
-        <w:rPr>
-          <w:lang w:eastAsia="zh-CN"/>
-        </w:rPr>
-      </w:pPr>
-      <w:r>
-        <w:rPr>
-          <w:lang w:eastAsia="zh-CN"/>
-        </w:rPr>
-        <w:t>后续扩展重点是把 RGB-D 深度结果与机械臂基坐标系完成手眼标定闭环，使全局预定位从阶段验证进入实机联动；同时统一 Jetson 与 RA6M5 的视觉通信协议，引入心跳、序号、长度和 CRC16，提高抗噪声能力。软件层面可继续完善 PC 上位机的数据报表、异常回放和参数只读监测，硬件层面可增加稳定补光与更可靠的末端线束固定。</w:t>
+        <w:pStyle w:val="21"/>
+        <w:rPr>
+          <w:lang w:eastAsia="zh-CN"/>
+        </w:rPr>
+      </w:pPr>
+      <w:r>
+        <w:rPr>
+          <w:lang w:eastAsia="zh-CN"/>
+        </w:rPr>
+        <w:t>可扩展之处</w:t>
       </w:r>
     </w:p>
     <w:p>
       <w:pPr>
-        <w:pStyle w:val="21"/>
-        <w:rPr>
-          <w:lang w:eastAsia="zh-CN"/>
-        </w:rPr>
-      </w:pPr>
-      <w:r>
-        <w:rPr>
-          <w:lang w:eastAsia="zh-CN"/>
-        </w:rPr>
-        <w:t>心得体会</w:t>
+        <w:spacing w:after="80" w:line="288" w:lineRule="auto"/>
+        <w:rPr>
+          <w:rFonts w:hint="eastAsia"/>
+          <w:lang w:eastAsia="zh-CN"/>
+        </w:rPr>
+      </w:pPr>
+      <w:r>
+        <w:rPr>
+          <w:lang w:eastAsia="zh-CN"/>
+        </w:rPr>
+        <w:t>后续扩展重点是把 RGB-D 深度结果与</w:t>
+      </w:r>
+      <w:proofErr w:type="gramStart"/>
+      <w:r>
+        <w:rPr>
+          <w:lang w:eastAsia="zh-CN"/>
+        </w:rPr>
+        <w:t>机械臂基坐标系</w:t>
+      </w:r>
+      <w:proofErr w:type="gramEnd"/>
+      <w:r>
+        <w:rPr>
+          <w:lang w:eastAsia="zh-CN"/>
+        </w:rPr>
+        <w:t>完成手眼标定闭环，使全局</w:t>
+      </w:r>
+      <w:proofErr w:type="gramStart"/>
+      <w:r>
+        <w:rPr>
+          <w:lang w:eastAsia="zh-CN"/>
+        </w:rPr>
+        <w:t>预定位</w:t>
+      </w:r>
+      <w:proofErr w:type="gramEnd"/>
+      <w:r>
+        <w:rPr>
+          <w:lang w:eastAsia="zh-CN"/>
+        </w:rPr>
+        <w:t>从阶段验证进入实机联动；同时统一 Jetson 与 RA6M5 的视觉通信协议，引入心跳、序号、长度和 CRC16，提高抗噪声能力。软件层面可继续完善 PC 上位机的数据报表、异常回放和参数只读监测，硬件层面可增加稳定补光与更可靠的末端线束固定。</w:t>
       </w:r>
     </w:p>
     <w:p>
       <w:pPr>
-        <w:spacing w:after="80" w:line="288" w:lineRule="auto"/>
-        <w:rPr>
-          <w:lang w:eastAsia="zh-CN"/>
-        </w:rPr>
-      </w:pPr>
-      <w:r>
-        <w:rPr>
-          <w:lang w:eastAsia="zh-CN"/>
-        </w:rPr>
-        <w:t>本项目的核心难点不是单独完成某一个算法或某一个动作，而是把视觉识别、机械臂运动、安全联锁和调试工具整合成稳定可复现的工程链路。开发过程中，单目识别需要从普通黑点阈值检测升级为基准图差分，才能避开人脸模型中眼睛、眉毛、鼻孔等固定暗区；机械臂控制需要从简单目标点跳转升级为 S 曲线插补、逆解分支锁定和前馈 + P 控制，才能在近距离任务中降低抖动；安全输出必须由 RA6M5 本地状态机把关，不能让 Jetson 或 PC 上位机直接打开指示光。通过持续记录串口日志、状态回传和台架测试数据，项目逐步形成了“问题可定位、参数可追溯、异常可拦截”的调试方法。作为软件和文档整理工作，最大的收获是把代码中的控制事实转化为比赛评审可以理解的系统证据：每个指标对应测试条件，每个输出对应安全前置条件，每个界面功能对应真实调试流程。这种工程化表达比单纯展示功能更能说明作品的可行性和可迭代性。</w:t>
+        <w:pStyle w:val="21"/>
+        <w:rPr>
+          <w:lang w:eastAsia="zh-CN"/>
+        </w:rPr>
+      </w:pPr>
+      <w:r>
+        <w:rPr>
+          <w:lang w:eastAsia="zh-CN"/>
+        </w:rPr>
+        <w:t>心得体会</w:t>
       </w:r>
     </w:p>
     <w:p>
       <w:pPr>
-        <w:pStyle w:val="1"/>
-      </w:pPr>
-      <w:r>
-        <w:t>第五部分</w:t>
-      </w:r>
-      <w:r>
-        <w:t xml:space="preserve">  </w:t>
-      </w:r>
-      <w:r>
-        <w:t>参考文献</w:t>
+        <w:spacing w:after="80" w:line="288" w:lineRule="auto"/>
+        <w:rPr>
+          <w:rFonts w:hint="eastAsia"/>
+          <w:lang w:eastAsia="zh-CN"/>
+        </w:rPr>
+      </w:pPr>
+      <w:r>
+        <w:rPr>
+          <w:lang w:eastAsia="zh-CN"/>
+        </w:rPr>
+        <w:t>本项目的核心难点不是单独完成某一个算法或某一个动作，而是把视觉识别、机械臂运动、安全</w:t>
+      </w:r>
+      <w:proofErr w:type="gramStart"/>
+      <w:r>
+        <w:rPr>
+          <w:lang w:eastAsia="zh-CN"/>
+        </w:rPr>
+        <w:t>联锁</w:t>
+      </w:r>
+      <w:proofErr w:type="gramEnd"/>
+      <w:r>
+        <w:rPr>
+          <w:lang w:eastAsia="zh-CN"/>
+        </w:rPr>
+        <w:t>和调试工具整合成稳定可复现的工程链路。开发过程中，单目识别需要从普通黑点阈值检测升级为基准图差分，才能避开人脸模型中眼睛、眉毛、鼻孔等固定暗区；机械</w:t>
+      </w:r>
+      <w:proofErr w:type="gramStart"/>
+      <w:r>
+        <w:rPr>
+          <w:lang w:eastAsia="zh-CN"/>
+        </w:rPr>
+        <w:t>臂控制</w:t>
+      </w:r>
+      <w:proofErr w:type="gramEnd"/>
+      <w:r>
+        <w:rPr>
+          <w:lang w:eastAsia="zh-CN"/>
+        </w:rPr>
+        <w:t>需要从简单目标点跳转升级为 S 曲线插补、</w:t>
+      </w:r>
+      <w:proofErr w:type="gramStart"/>
+      <w:r>
+        <w:rPr>
+          <w:lang w:eastAsia="zh-CN"/>
+        </w:rPr>
+        <w:t>逆解分支</w:t>
+      </w:r>
+      <w:proofErr w:type="gramEnd"/>
+      <w:r>
+        <w:rPr>
+          <w:lang w:eastAsia="zh-CN"/>
+        </w:rPr>
+        <w:t>锁定和前馈 + P 控制，才能在近距离任务中降低抖动；安全输出必须由 RA6M5 本地状态机把关，不能让 Jetson 或 PC 上位</w:t>
+      </w:r>
+      <w:proofErr w:type="gramStart"/>
+      <w:r>
+        <w:rPr>
+          <w:lang w:eastAsia="zh-CN"/>
+        </w:rPr>
+        <w:t>机直接</w:t>
+      </w:r>
+      <w:proofErr w:type="gramEnd"/>
+      <w:r>
+        <w:rPr>
+          <w:lang w:eastAsia="zh-CN"/>
+        </w:rPr>
+        <w:t>打开指示光。通过持续记录串口日志、状态回传和台架测试数据，项目逐步形成了“问题可定位、参数可追溯、异常可拦截”的调试方法。作为软件和文档整理工作，最大的收获是把代码中的控制事实转化为比赛评审可以理解的系统证据：每个指标对应测试条件，每个输出对应安全前置条件，每个界面功能对应真实调试流程。这种工程化表达比单纯展示功能更能说明作品的可行性和</w:t>
+      </w:r>
+      <w:proofErr w:type="gramStart"/>
+      <w:r>
+        <w:rPr>
+          <w:lang w:eastAsia="zh-CN"/>
+        </w:rPr>
+        <w:t>可</w:t>
+      </w:r>
+      <w:proofErr w:type="gramEnd"/>
+      <w:r>
+        <w:rPr>
+          <w:lang w:eastAsia="zh-CN"/>
+        </w:rPr>
+        <w:t>迭代性。</w:t>
       </w:r>
     </w:p>
     <w:p>
       <w:pPr>
-        <w:spacing w:after="80" w:line="288" w:lineRule="auto"/>
-      </w:pPr>
-      <w:r>
-        <w:t>[1] Hutchinson S, Hager G D, Corke P I. A tutorial on visual servo control[J]. IEEE Transactions on Robotics and Automation, 1996, 12(5): 651-670.</w:t>
-      </w:r>
+        <w:pStyle w:val="1"/>
+      </w:pPr>
+      <w:proofErr w:type="spellStart"/>
+      <w:proofErr w:type="gramStart"/>
+      <w:r>
+        <w:t>第五部分</w:t>
+      </w:r>
+      <w:proofErr w:type="spellEnd"/>
+      <w:r>
+        <w:t xml:space="preserve">  </w:t>
+      </w:r>
+      <w:proofErr w:type="spellStart"/>
+      <w:r>
+        <w:t>参考文献</w:t>
+      </w:r>
+      <w:proofErr w:type="spellEnd"/>
+      <w:proofErr w:type="gramEnd"/>
     </w:p>
     <w:p>
       <w:pPr>
         <w:spacing w:after="80" w:line="288" w:lineRule="auto"/>
-      </w:pPr>
-      <w:r>
-        <w:lastRenderedPageBreak/>
-        <w:t>[2] Chaumette F, Hutchinson S. Visual servo control, Part I: Basic approaches[J]. IEEE Robotics &amp; Automation Magazine, 2006, 13(4): 82-90.</w:t>
+        <w:rPr>
+          <w:rFonts w:hint="eastAsia"/>
+        </w:rPr>
+      </w:pPr>
+      <w:r>
+        <w:t>[1] Hutchinson S, Hager G D, Corke P I. A tutorial on visual servo control[J]. IEEE Transactions on Robotics and Automation, 1996, 12(5): 651-670.</w:t>
       </w:r>
     </w:p>
     <w:p>
       <w:pPr>
         <w:spacing w:after="80" w:line="288" w:lineRule="auto"/>
-      </w:pPr>
-      <w:r>
-        <w:t>[3] Chaumette F, Hutchinson S. Visual servo control, Part II: Advanced approaches[J]. IEEE Robotics &amp; Automation Magazine, 2007, 14(1): 109-118.</w:t>
+        <w:rPr>
+          <w:rFonts w:hint="eastAsia"/>
+        </w:rPr>
+      </w:pPr>
+      <w:r>
+        <w:lastRenderedPageBreak/>
+        <w:t xml:space="preserve">[2] </w:t>
+      </w:r>
+      <w:proofErr w:type="spellStart"/>
+      <w:r>
+        <w:t>Chaumette</w:t>
+      </w:r>
+      <w:proofErr w:type="spellEnd"/>
+      <w:r>
+        <w:t xml:space="preserve"> F, Hutchinson S. Visual servo control, Part I: Basic approaches[J]. IEEE Robotics &amp; Automation Magazine, 2006, 13(4): 82-90.</w:t>
       </w:r>
     </w:p>
     <w:p>
       <w:pPr>
         <w:spacing w:after="80" w:line="288" w:lineRule="auto"/>
-      </w:pPr>
-      <w:r>
-        <w:t>[4] Evangelidis G D, Psarakis E Z. Parametric image alignment using enhanced correlation coefficient maximization[J]. IEEE Transactions on Pattern Analysis and Machine Intelligence, 2008, 30(10): 1858-1865.</w:t>
+        <w:rPr>
+          <w:rFonts w:hint="eastAsia"/>
+        </w:rPr>
+      </w:pPr>
+      <w:r>
+        <w:t xml:space="preserve">[3] </w:t>
+      </w:r>
+      <w:proofErr w:type="spellStart"/>
+      <w:r>
+        <w:t>Chaumette</w:t>
+      </w:r>
+      <w:proofErr w:type="spellEnd"/>
+      <w:r>
+        <w:t xml:space="preserve"> F, Hutchinson S. Visual servo control, Part II: Advanced approaches[J]. IEEE Robotics &amp; Automation Magazine, 2007, 14(1): 109-118.</w:t>
       </w:r>
     </w:p>
     <w:p>
       <w:pPr>
         <w:spacing w:after="80" w:line="288" w:lineRule="auto"/>
-      </w:pPr>
-      <w:r>
-        <w:t>[5] Codella N C F, Gutman D, Celebi M E, et al. Skin lesion analysis toward melanoma detection: A challenge at the 2017 International Symposium on Biomedical Imaging (ISBI), hosted by the International Skin Imaging Collaboration (ISIC)[C]. IEEE ISBI, 2018.</w:t>
+        <w:rPr>
+          <w:rFonts w:hint="eastAsia"/>
+        </w:rPr>
+      </w:pPr>
+      <w:r>
+        <w:t xml:space="preserve">[4] </w:t>
+      </w:r>
+      <w:proofErr w:type="spellStart"/>
+      <w:r>
+        <w:t>Evangelidis</w:t>
+      </w:r>
+      <w:proofErr w:type="spellEnd"/>
+      <w:r>
+        <w:t xml:space="preserve"> G D, </w:t>
+      </w:r>
+      <w:proofErr w:type="spellStart"/>
+      <w:r>
+        <w:t>Psarakis</w:t>
+      </w:r>
+      <w:proofErr w:type="spellEnd"/>
+      <w:r>
+        <w:t xml:space="preserve"> E Z. Parametric image alignment using enhanced correlation coefficient maximization[J]. IEEE Transactions on Pattern Analysis and Machine Intelligence, 2008, 30(10): 1858-1865.</w:t>
       </w:r>
     </w:p>
     <w:p>
       <w:pPr>
         <w:spacing w:after="80" w:line="288" w:lineRule="auto"/>
-      </w:pPr>
-      <w:r>
-        <w:t>[6] Codella N, Rotemberg V, Tschandl P, et al. Skin lesion analysis toward melanoma detection 2018: A challenge hosted by the International Skin Imaging Collaboration (ISIC)[J]. arXiv:1902.03368, 2019.</w:t>
+        <w:rPr>
+          <w:rFonts w:hint="eastAsia"/>
+        </w:rPr>
+      </w:pPr>
+      <w:r>
+        <w:t>[5] Codella N C F, Gutman D, Celebi M E, et al. Skin lesion analysis toward melanoma detection: A challenge at the 2017 International Symposium on Biomedical Imaging (ISBI), hosted by the International Skin Imaging Collaboration (ISIC)[C]. IEEE ISBI, 2018.</w:t>
       </w:r>
     </w:p>
     <w:p>
       <w:pPr>
         <w:spacing w:after="80" w:line="288" w:lineRule="auto"/>
-      </w:pPr>
-      <w:r>
-        <w:t>[7] Newcombe R A, Izadi S, Hilliges O, et al. KinectFusion: Real-time dense surface mapping and tracking[C]. IEEE ISMAR, 2011.</w:t>
+        <w:rPr>
+          <w:rFonts w:hint="eastAsia"/>
+        </w:rPr>
+      </w:pPr>
+      <w:r>
+        <w:t xml:space="preserve">[6] Codella N, </w:t>
+      </w:r>
+      <w:proofErr w:type="spellStart"/>
+      <w:r>
+        <w:t>Rotemberg</w:t>
+      </w:r>
+      <w:proofErr w:type="spellEnd"/>
+      <w:r>
+        <w:t xml:space="preserve"> V, </w:t>
+      </w:r>
+      <w:proofErr w:type="spellStart"/>
+      <w:r>
+        <w:t>Tschandl</w:t>
+      </w:r>
+      <w:proofErr w:type="spellEnd"/>
+      <w:r>
+        <w:t xml:space="preserve"> P, et al. Skin lesion analysis toward melanoma detection 2018: A challenge hosted by the International Skin Imaging Collaboration (ISIC)[J]. arXiv:1902.03368, 2019.</w:t>
       </w:r>
     </w:p>
     <w:p>
       <w:pPr>
         <w:spacing w:after="80" w:line="288" w:lineRule="auto"/>
+        <w:rPr>
+          <w:rFonts w:hint="eastAsia"/>
+        </w:rPr>
+      </w:pPr>
+      <w:r>
+        <w:t xml:space="preserve">[7] Newcombe R A, Izadi S, </w:t>
+      </w:r>
+      <w:proofErr w:type="spellStart"/>
+      <w:r>
+        <w:t>Hilliges</w:t>
+      </w:r>
+      <w:proofErr w:type="spellEnd"/>
+      <w:r>
+        <w:t xml:space="preserve"> O, et al. </w:t>
+      </w:r>
+      <w:proofErr w:type="spellStart"/>
+      <w:r>
+        <w:t>KinectFusion</w:t>
+      </w:r>
+      <w:proofErr w:type="spellEnd"/>
+      <w:r>
+        <w:t>: Real-time dense surface mapping and tracking[C]. IEEE ISMAR, 2011.</w:t>
+      </w:r>
+    </w:p>
+    <w:p>
+      <w:pPr>
+        <w:spacing w:after="80" w:line="288" w:lineRule="auto"/>
+        <w:rPr>
+          <w:rFonts w:hint="eastAsia"/>
+        </w:rPr>
       </w:pPr>
       <w:r>
         <w:t>[8] Siciliano B, Khatib O. Springer Handbook of Robotics[M]. Berlin: Springer, 2008.</w:t>
@@ -4193,7 +6614,7 @@
 
 <file path=word/comments.xml><?xml version="1.0" encoding="utf-8"?>
 <w:comments xmlns:wpc="http://schemas.microsoft.com/office/word/2010/wordprocessingCanvas" xmlns:cx="http://schemas.microsoft.com/office/drawing/2014/chartex" xmlns:cx1="http://schemas.microsoft.com/office/drawing/2015/9/8/chartex" xmlns:cx2="http://schemas.microsoft.com/office/drawing/2015/10/21/chartex" xmlns:cx3="http://schemas.microsoft.com/office/drawing/2016/5/9/chartex" xmlns:cx4="http://schemas.microsoft.com/office/drawing/2016/5/10/chartex" xmlns:cx5="http://schemas.microsoft.com/office/drawing/2016/5/11/chartex" xmlns:cx6="http://schemas.microsoft.com/office/drawing/2016/5/12/chartex" xmlns:cx7="http://schemas.microsoft.com/office/drawing/2016/5/13/chartex" xmlns:cx8="http://schemas.microsoft.com/office/drawing/2016/5/14/chartex" xmlns:mc="http://schemas.openxmlformats.org/markup-compatibility/2006" xmlns:aink="http://schemas.microsoft.com/office/drawing/2016/ink" xmlns:am3d="http://schemas.microsoft.com/office/drawing/2017/model3d" xmlns:o="urn:schemas-microsoft-com:office:office" xmlns:oel="http://schemas.microsoft.com/office/2019/extlst" xmlns:r="http://schemas.openxmlformats.org/officeDocument/2006/relationships" xmlns:m="http://schemas.openxmlformats.org/officeDocument/2006/math" xmlns:v="urn:schemas-microsoft-com:vml" xmlns:wp14="http://schemas.microsoft.com/office/word/2010/wordprocessingDrawing" xmlns:wp="http://schemas.openxmlformats.org/drawingml/2006/wordprocessingDrawing" xmlns:w10="urn:schemas-microsoft-com:office:word" xmlns:w="http://schemas.openxmlformats.org/wordprocessingml/2006/main" xmlns:w14="http://schemas.microsoft.com/office/word/2010/wordml" xmlns:w15="http://schemas.microsoft.com/office/word/2012/wordml" xmlns:w16cex="http://schemas.microsoft.com/office/word/2018/wordml/cex" xmlns:w16cid="http://schemas.microsoft.com/office/word/2016/wordml/cid" xmlns:w16="http://schemas.microsoft.com/office/word/2018/wordml" xmlns:w16du="http://schemas.microsoft.com/office/word/2023/wordml/word16du" xmlns:w16sdtdh="http://schemas.microsoft.com/office/word/2020/wordml/sdtdatahash" xmlns:w16sdtfl="http://schemas.microsoft.com/office/word/2024/wordml/sdtformatlock" xmlns:w16se="http://schemas.microsoft.com/office/word/2015/wordml/symex" xmlns:wpg="http://schemas.microsoft.com/office/word/2010/wordprocessingGroup" xmlns:wpi="http://schemas.microsoft.com/office/word/2010/wordprocessingInk" xmlns:wne="http://schemas.microsoft.com/office/word/2006/wordml" xmlns:wps="http://schemas.microsoft.com/office/word/2010/wordprocessingShape" mc:Ignorable="w14 w15 w16se w16cid w16 w16cex w16sdtdh w16sdtfl w16du wp14">
-  <w:comment w:id="0" w:author="泽彬 彭" w:date="2026-07-06T01:24:00Z" w:initials="泽彭">
+  <w:comment w:id="0" w:author="泽彬 彭" w:date="2026-07-06T01:23:00Z" w:initials="泽彭">
     <w:p>
       <w:pPr>
         <w:pStyle w:val="affa"/>
@@ -4214,8 +6635,17 @@
           <w:rFonts w:hint="eastAsia"/>
           <w:lang w:eastAsia="zh-CN"/>
         </w:rPr>
-        <w:t>摘要不要写这些数据，总体介绍项目背景，项目实现，项目目标好了</w:t>
-      </w:r>
+        <w:t>这个图一团糟</w:t>
+      </w:r>
+      <w:proofErr w:type="gramStart"/>
+      <w:r>
+        <w:rPr>
+          <w:rFonts w:hint="eastAsia"/>
+          <w:lang w:eastAsia="zh-CN"/>
+        </w:rPr>
+        <w:t>糕</w:t>
+      </w:r>
+      <w:proofErr w:type="gramEnd"/>
     </w:p>
   </w:comment>
   <w:comment w:id="1" w:author="泽彬 彭" w:date="2026-07-06T01:23:00Z" w:initials="泽彭">
@@ -4239,11 +6669,11 @@
           <w:rFonts w:hint="eastAsia"/>
           <w:lang w:eastAsia="zh-CN"/>
         </w:rPr>
-        <w:t>这个图一团糟糕</w:t>
+        <w:t>这样说谁能懂</w:t>
       </w:r>
     </w:p>
   </w:comment>
-  <w:comment w:id="2" w:author="泽彬 彭" w:date="2026-07-06T01:23:00Z" w:initials="泽彭">
+  <w:comment w:id="2" w:author="泽彬 彭" w:date="2026-07-06T01:22:00Z" w:initials="泽彭">
     <w:p>
       <w:pPr>
         <w:pStyle w:val="affa"/>
@@ -4264,11 +6694,27 @@
           <w:rFonts w:hint="eastAsia"/>
           <w:lang w:eastAsia="zh-CN"/>
         </w:rPr>
-        <w:t>这样说谁能懂</w:t>
+        <w:t>这</w:t>
+      </w:r>
+      <w:proofErr w:type="gramStart"/>
+      <w:r>
+        <w:rPr>
+          <w:rFonts w:hint="eastAsia"/>
+          <w:lang w:eastAsia="zh-CN"/>
+        </w:rPr>
+        <w:t>哪创新</w:t>
+      </w:r>
+      <w:proofErr w:type="gramEnd"/>
+      <w:r>
+        <w:rPr>
+          <w:rFonts w:hint="eastAsia"/>
+          <w:lang w:eastAsia="zh-CN"/>
+        </w:rPr>
+        <w:t>了</w:t>
       </w:r>
     </w:p>
   </w:comment>
-  <w:comment w:id="3" w:author="泽彬 彭" w:date="2026-07-06T01:22:00Z" w:initials="泽彭">
+  <w:comment w:id="3" w:author="泽彬 彭" w:date="2026-07-06T01:25:00Z" w:initials="泽彭">
     <w:p>
       <w:pPr>
         <w:pStyle w:val="affa"/>
@@ -4289,11 +6735,18 @@
           <w:rFonts w:hint="eastAsia"/>
           <w:lang w:eastAsia="zh-CN"/>
         </w:rPr>
-        <w:t>这哪创新了</w:t>
+        <w:t>P801</w:t>
+      </w:r>
+      <w:r>
+        <w:rPr>
+          <w:rFonts w:hint="eastAsia"/>
+          <w:lang w:eastAsia="zh-CN"/>
+        </w:rPr>
+        <w:t>是什么东西，直接写激光不就可以了吗</w:t>
       </w:r>
     </w:p>
   </w:comment>
-  <w:comment w:id="4" w:author="泽彬 彭" w:date="2026-07-06T01:25:00Z" w:initials="泽彭">
+  <w:comment w:id="4" w:author="泽彬 彭" w:date="2026-07-06T01:28:00Z" w:initials="泽彭">
     <w:p>
       <w:pPr>
         <w:pStyle w:val="affa"/>
@@ -4314,11 +6767,11 @@
           <w:rFonts w:hint="eastAsia"/>
           <w:lang w:eastAsia="zh-CN"/>
         </w:rPr>
-        <w:t>P801是什么东西，直接写激光不就可以了吗</w:t>
+        <w:t>说这些别人不懂啊</w:t>
       </w:r>
     </w:p>
   </w:comment>
-  <w:comment w:id="5" w:author="泽彬 彭" w:date="2026-07-06T01:26:00Z" w:initials="泽彭">
+  <w:comment w:id="5" w:author="泽彬 彭" w:date="2026-07-06T01:30:00Z" w:initials="泽彭">
     <w:p>
       <w:pPr>
         <w:pStyle w:val="affa"/>
@@ -4339,148 +6792,11 @@
           <w:rFonts w:hint="eastAsia"/>
           <w:lang w:eastAsia="zh-CN"/>
         </w:rPr>
-        <w:t>这说的啥啊，不清不楚的，看不懂</w:t>
+        <w:t>图片一坨</w:t>
       </w:r>
     </w:p>
   </w:comment>
-  <w:comment w:id="6" w:author="泽彬 彭" w:date="2026-07-06T01:27:00Z" w:initials="泽彭">
-    <w:p>
-      <w:pPr>
-        <w:pStyle w:val="affa"/>
-        <w:rPr>
-          <w:rFonts w:hint="eastAsia"/>
-          <w:lang w:eastAsia="zh-CN"/>
-        </w:rPr>
-      </w:pPr>
-      <w:r>
-        <w:rPr>
-          <w:rStyle w:val="aff9"/>
-          <w:rFonts w:hint="eastAsia"/>
-        </w:rPr>
-        <w:annotationRef/>
-      </w:r>
-      <w:r>
-        <w:rPr>
-          <w:rFonts w:hint="eastAsia"/>
-          <w:lang w:eastAsia="zh-CN"/>
-        </w:rPr>
-        <w:t>这里还写夹爪干什么，应该写摄像头与激光才对</w:t>
-      </w:r>
-    </w:p>
-  </w:comment>
-  <w:comment w:id="7" w:author="泽彬 彭" w:date="2026-07-06T01:28:00Z" w:initials="泽彭">
-    <w:p>
-      <w:pPr>
-        <w:pStyle w:val="affa"/>
-        <w:rPr>
-          <w:rFonts w:hint="eastAsia"/>
-          <w:lang w:eastAsia="zh-CN"/>
-        </w:rPr>
-      </w:pPr>
-      <w:r>
-        <w:rPr>
-          <w:rStyle w:val="aff9"/>
-          <w:rFonts w:hint="eastAsia"/>
-        </w:rPr>
-        <w:annotationRef/>
-      </w:r>
-      <w:r>
-        <w:rPr>
-          <w:rFonts w:hint="eastAsia"/>
-          <w:lang w:eastAsia="zh-CN"/>
-        </w:rPr>
-        <w:t>说这些别人不懂啊</w:t>
-      </w:r>
-    </w:p>
-  </w:comment>
-  <w:comment w:id="8" w:author="泽彬 彭" w:date="2026-07-06T01:29:00Z" w:initials="泽彭">
-    <w:p>
-      <w:pPr>
-        <w:pStyle w:val="affa"/>
-        <w:rPr>
-          <w:rFonts w:hint="eastAsia"/>
-          <w:lang w:eastAsia="zh-CN"/>
-        </w:rPr>
-      </w:pPr>
-      <w:r>
-        <w:rPr>
-          <w:rStyle w:val="aff9"/>
-          <w:rFonts w:hint="eastAsia"/>
-        </w:rPr>
-        <w:annotationRef/>
-      </w:r>
-      <w:r>
-        <w:rPr>
-          <w:rFonts w:hint="eastAsia"/>
-          <w:lang w:eastAsia="zh-CN"/>
-        </w:rPr>
-        <w:t>P000是按键就写按键</w:t>
-      </w:r>
-      <w:r>
-        <w:rPr>
-          <w:lang w:eastAsia="zh-CN"/>
-        </w:rPr>
-        <w:br/>
-      </w:r>
-      <w:r>
-        <w:rPr>
-          <w:rFonts w:hint="eastAsia"/>
-          <w:lang w:eastAsia="zh-CN"/>
-        </w:rPr>
-        <w:t>P801是激光IO就写激光</w:t>
-      </w:r>
-    </w:p>
-  </w:comment>
-  <w:comment w:id="9" w:author="泽彬 彭" w:date="2026-07-06T01:30:00Z" w:initials="泽彭">
-    <w:p>
-      <w:pPr>
-        <w:pStyle w:val="affa"/>
-        <w:rPr>
-          <w:rFonts w:hint="eastAsia"/>
-          <w:lang w:eastAsia="zh-CN"/>
-        </w:rPr>
-      </w:pPr>
-      <w:r>
-        <w:rPr>
-          <w:rStyle w:val="aff9"/>
-          <w:rFonts w:hint="eastAsia"/>
-        </w:rPr>
-        <w:annotationRef/>
-      </w:r>
-      <w:r>
-        <w:rPr>
-          <w:rFonts w:hint="eastAsia"/>
-          <w:lang w:eastAsia="zh-CN"/>
-        </w:rPr>
-        <w:t>图片一坨</w:t>
-      </w:r>
-    </w:p>
-  </w:comment>
-  <w:comment w:id="10" w:author="泽彬 彭" w:date="2026-07-06T01:30:00Z" w:initials="泽彭">
-    <w:p>
-      <w:pPr>
-        <w:pStyle w:val="affa"/>
-        <w:rPr>
-          <w:rFonts w:hint="eastAsia"/>
-        </w:rPr>
-      </w:pPr>
-      <w:r>
-        <w:rPr>
-          <w:rStyle w:val="aff9"/>
-          <w:rFonts w:hint="eastAsia"/>
-        </w:rPr>
-        <w:annotationRef/>
-      </w:r>
-      <w:r>
-        <w:rPr>
-          <w:rFonts w:hint="eastAsia"/>
-          <w:lang w:eastAsia="zh-CN"/>
-        </w:rPr>
-        <w:t>不用写这个</w:t>
-      </w:r>
-    </w:p>
-  </w:comment>
-  <w:comment w:id="11" w:author="泽彬 彭" w:date="2026-07-06T01:31:00Z" w:initials="泽彭">
+  <w:comment w:id="6" w:author="泽彬 彭" w:date="2026-07-06T01:31:00Z" w:initials="泽彭">
     <w:p>
       <w:pPr>
         <w:pStyle w:val="affa"/>
@@ -4510,51 +6826,36 @@
 
 <file path=word/commentsExtended.xml><?xml version="1.0" encoding="utf-8"?>
 <w15:commentsEx xmlns:wpc="http://schemas.microsoft.com/office/word/2010/wordprocessingCanvas" xmlns:cx="http://schemas.microsoft.com/office/drawing/2014/chartex" xmlns:cx1="http://schemas.microsoft.com/office/drawing/2015/9/8/chartex" xmlns:cx2="http://schemas.microsoft.com/office/drawing/2015/10/21/chartex" xmlns:cx3="http://schemas.microsoft.com/office/drawing/2016/5/9/chartex" xmlns:cx4="http://schemas.microsoft.com/office/drawing/2016/5/10/chartex" xmlns:cx5="http://schemas.microsoft.com/office/drawing/2016/5/11/chartex" xmlns:cx6="http://schemas.microsoft.com/office/drawing/2016/5/12/chartex" xmlns:cx7="http://schemas.microsoft.com/office/drawing/2016/5/13/chartex" xmlns:cx8="http://schemas.microsoft.com/office/drawing/2016/5/14/chartex" xmlns:mc="http://schemas.openxmlformats.org/markup-compatibility/2006" xmlns:aink="http://schemas.microsoft.com/office/drawing/2016/ink" xmlns:am3d="http://schemas.microsoft.com/office/drawing/2017/model3d" xmlns:o="urn:schemas-microsoft-com:office:office" xmlns:oel="http://schemas.microsoft.com/office/2019/extlst" xmlns:r="http://schemas.openxmlformats.org/officeDocument/2006/relationships" xmlns:m="http://schemas.openxmlformats.org/officeDocument/2006/math" xmlns:v="urn:schemas-microsoft-com:vml" xmlns:wp14="http://schemas.microsoft.com/office/word/2010/wordprocessingDrawing" xmlns:wp="http://schemas.openxmlformats.org/drawingml/2006/wordprocessingDrawing" xmlns:w10="urn:schemas-microsoft-com:office:word" xmlns:w="http://schemas.openxmlformats.org/wordprocessingml/2006/main" xmlns:w14="http://schemas.microsoft.com/office/word/2010/wordml" xmlns:w15="http://schemas.microsoft.com/office/word/2012/wordml" xmlns:w16cex="http://schemas.microsoft.com/office/word/2018/wordml/cex" xmlns:w16cid="http://schemas.microsoft.com/office/word/2016/wordml/cid" xmlns:w16="http://schemas.microsoft.com/office/word/2018/wordml" xmlns:w16du="http://schemas.microsoft.com/office/word/2023/wordml/word16du" xmlns:w16sdtdh="http://schemas.microsoft.com/office/word/2020/wordml/sdtdatahash" xmlns:w16sdtfl="http://schemas.microsoft.com/office/word/2024/wordml/sdtformatlock" xmlns:w16se="http://schemas.microsoft.com/office/word/2015/wordml/symex" xmlns:wpg="http://schemas.microsoft.com/office/word/2010/wordprocessingGroup" xmlns:wpi="http://schemas.microsoft.com/office/word/2010/wordprocessingInk" xmlns:wne="http://schemas.microsoft.com/office/word/2006/wordml" xmlns:wps="http://schemas.microsoft.com/office/word/2010/wordprocessingShape" mc:Ignorable="w14 w15 w16se w16cid w16 w16cex w16sdtdh w16sdtfl w16du wp14">
-  <w15:commentEx w15:paraId="29630945" w15:done="0"/>
   <w15:commentEx w15:paraId="1A0C15F4" w15:done="0"/>
   <w15:commentEx w15:paraId="68EC4695" w15:done="0"/>
   <w15:commentEx w15:paraId="7DEFC651" w15:done="0"/>
   <w15:commentEx w15:paraId="421F8D6F" w15:done="0"/>
-  <w15:commentEx w15:paraId="20127756" w15:done="0"/>
-  <w15:commentEx w15:paraId="34EB6814" w15:done="0"/>
   <w15:commentEx w15:paraId="5C37358E" w15:done="0"/>
-  <w15:commentEx w15:paraId="20FEE782" w15:done="0"/>
   <w15:commentEx w15:paraId="137936AA" w15:done="0"/>
-  <w15:commentEx w15:paraId="28CE5BA3" w15:done="0"/>
   <w15:commentEx w15:paraId="5CF78D79" w15:done="0"/>
 </w15:commentsEx>
 </file>
 
 <file path=word/commentsExtensible.xml><?xml version="1.0" encoding="utf-8"?>
 <w16cex:commentsExtensible xmlns:wpc="http://schemas.microsoft.com/office/word/2010/wordprocessingCanvas" xmlns:cx="http://schemas.microsoft.com/office/drawing/2014/chartex" xmlns:cx1="http://schemas.microsoft.com/office/drawing/2015/9/8/chartex" xmlns:cx2="http://schemas.microsoft.com/office/drawing/2015/10/21/chartex" xmlns:cx3="http://schemas.microsoft.com/office/drawing/2016/5/9/chartex" xmlns:cx4="http://schemas.microsoft.com/office/drawing/2016/5/10/chartex" xmlns:cx5="http://schemas.microsoft.com/office/drawing/2016/5/11/chartex" xmlns:cx6="http://schemas.microsoft.com/office/drawing/2016/5/12/chartex" xmlns:cx7="http://schemas.microsoft.com/office/drawing/2016/5/13/chartex" xmlns:cx8="http://schemas.microsoft.com/office/drawing/2016/5/14/chartex" xmlns:cr="http://schemas.microsoft.com/office/comments/2020/reactions" xmlns:mc="http://schemas.openxmlformats.org/markup-compatibility/2006" xmlns:aink="http://schemas.microsoft.com/office/drawing/2016/ink" xmlns:am3d="http://schemas.microsoft.com/office/drawing/2017/model3d" xmlns:o="urn:schemas-microsoft-com:office:office" xmlns:oel="http://schemas.microsoft.com/office/2019/extlst" xmlns:r="http://schemas.openxmlformats.org/officeDocument/2006/relationships" xmlns:m="http://schemas.openxmlformats.org/officeDocument/2006/math" xmlns:v="urn:schemas-microsoft-com:vml" xmlns:wp14="http://schemas.microsoft.com/office/word/2010/wordprocessingDrawing" xmlns:wp="http://schemas.openxmlformats.org/drawingml/2006/wordprocessingDrawing" xmlns:w10="urn:schemas-microsoft-com:office:word" xmlns:w="http://schemas.openxmlformats.org/wordprocessingml/2006/main" xmlns:w14="http://schemas.microsoft.com/office/word/2010/wordml" xmlns:w15="http://schemas.microsoft.com/office/word/2012/wordml" xmlns:w16cex="http://schemas.microsoft.com/office/word/2018/wordml/cex" xmlns:w16cid="http://schemas.microsoft.com/office/word/2016/wordml/cid" xmlns:w16="http://schemas.microsoft.com/office/word/2018/wordml" xmlns:w16du="http://schemas.microsoft.com/office/word/2023/wordml/word16du" xmlns:w16sdtdh="http://schemas.microsoft.com/office/word/2020/wordml/sdtdatahash" xmlns:w16sdtfl="http://schemas.microsoft.com/office/word/2024/wordml/sdtformatlock" xmlns:w16se="http://schemas.microsoft.com/office/word/2015/wordml/symex" xmlns:wpg="http://schemas.microsoft.com/office/word/2010/wordprocessingGroup" xmlns:wpi="http://schemas.microsoft.com/office/word/2010/wordprocessingInk" xmlns:wne="http://schemas.microsoft.com/office/word/2006/wordml" xmlns:wps="http://schemas.microsoft.com/office/word/2010/wordprocessingShape" mc:Ignorable="w14 w15 w16se w16cid w16 w16cex w16sdtdh w16sdtfl cr w16du wp14">
-  <w16cex:commentExtensible w16cex:durableId="5CBB474D" w16cex:dateUtc="2026-07-05T17:24:00Z"/>
   <w16cex:commentExtensible w16cex:durableId="46290F84" w16cex:dateUtc="2026-07-05T17:23:00Z"/>
   <w16cex:commentExtensible w16cex:durableId="1DC4993C" w16cex:dateUtc="2026-07-05T17:23:00Z"/>
   <w16cex:commentExtensible w16cex:durableId="04BB8941" w16cex:dateUtc="2026-07-05T17:22:00Z"/>
   <w16cex:commentExtensible w16cex:durableId="4B329F0A" w16cex:dateUtc="2026-07-05T17:25:00Z"/>
-  <w16cex:commentExtensible w16cex:durableId="43E34651" w16cex:dateUtc="2026-07-05T17:26:00Z"/>
-  <w16cex:commentExtensible w16cex:durableId="7E95F34C" w16cex:dateUtc="2026-07-05T17:27:00Z"/>
   <w16cex:commentExtensible w16cex:durableId="79F71CF4" w16cex:dateUtc="2026-07-05T17:28:00Z"/>
-  <w16cex:commentExtensible w16cex:durableId="73688D48" w16cex:dateUtc="2026-07-05T17:29:00Z"/>
   <w16cex:commentExtensible w16cex:durableId="62E0D83D" w16cex:dateUtc="2026-07-05T17:30:00Z"/>
-  <w16cex:commentExtensible w16cex:durableId="12422171" w16cex:dateUtc="2026-07-05T17:30:00Z"/>
   <w16cex:commentExtensible w16cex:durableId="7B6B124C" w16cex:dateUtc="2026-07-05T17:31:00Z"/>
 </w16cex:commentsExtensible>
 </file>
 
 <file path=word/commentsIds.xml><?xml version="1.0" encoding="utf-8"?>
 <w16cid:commentsIds xmlns:wpc="http://schemas.microsoft.com/office/word/2010/wordprocessingCanvas" xmlns:cx="http://schemas.microsoft.com/office/drawing/2014/chartex" xmlns:cx1="http://schemas.microsoft.com/office/drawing/2015/9/8/chartex" xmlns:cx2="http://schemas.microsoft.com/office/drawing/2015/10/21/chartex" xmlns:cx3="http://schemas.microsoft.com/office/drawing/2016/5/9/chartex" xmlns:cx4="http://schemas.microsoft.com/office/drawing/2016/5/10/chartex" xmlns:cx5="http://schemas.microsoft.com/office/drawing/2016/5/11/chartex" xmlns:cx6="http://schemas.microsoft.com/office/drawing/2016/5/12/chartex" xmlns:cx7="http://schemas.microsoft.com/office/drawing/2016/5/13/chartex" xmlns:cx8="http://schemas.microsoft.com/office/drawing/2016/5/14/chartex" xmlns:mc="http://schemas.openxmlformats.org/markup-compatibility/2006" xmlns:aink="http://schemas.microsoft.com/office/drawing/2016/ink" xmlns:am3d="http://schemas.microsoft.com/office/drawing/2017/model3d" xmlns:o="urn:schemas-microsoft-com:office:office" xmlns:oel="http://schemas.microsoft.com/office/2019/extlst" xmlns:r="http://schemas.openxmlformats.org/officeDocument/2006/relationships" xmlns:m="http://schemas.openxmlformats.org/officeDocument/2006/math" xmlns:v="urn:schemas-microsoft-com:vml" xmlns:wp14="http://schemas.microsoft.com/office/word/2010/wordprocessingDrawing" xmlns:wp="http://schemas.openxmlformats.org/drawingml/2006/wordprocessingDrawing" xmlns:w10="urn:schemas-microsoft-com:office:word" xmlns:w="http://schemas.openxmlformats.org/wordprocessingml/2006/main" xmlns:w14="http://schemas.microsoft.com/office/word/2010/wordml" xmlns:w15="http://schemas.microsoft.com/office/word/2012/wordml" xmlns:w16cex="http://schemas.microsoft.com/office/word/2018/wordml/cex" xmlns:w16cid="http://schemas.microsoft.com/office/word/2016/wordml/cid" xmlns:w16="http://schemas.microsoft.com/office/word/2018/wordml" xmlns:w16du="http://schemas.microsoft.com/office/word/2023/wordml/word16du" xmlns:w16sdtdh="http://schemas.microsoft.com/office/word/2020/wordml/sdtdatahash" xmlns:w16sdtfl="http://schemas.microsoft.com/office/word/2024/wordml/sdtformatlock" xmlns:w16se="http://schemas.microsoft.com/office/word/2015/wordml/symex" xmlns:wpg="http://schemas.microsoft.com/office/word/2010/wordprocessingGroup" xmlns:wpi="http://schemas.microsoft.com/office/word/2010/wordprocessingInk" xmlns:wne="http://schemas.microsoft.com/office/word/2006/wordml" xmlns:wps="http://schemas.microsoft.com/office/word/2010/wordprocessingShape" mc:Ignorable="w14 w15 w16se w16cid w16 w16cex w16sdtdh w16sdtfl w16du wp14">
-  <w16cid:commentId w16cid:paraId="29630945" w16cid:durableId="5CBB474D"/>
   <w16cid:commentId w16cid:paraId="1A0C15F4" w16cid:durableId="46290F84"/>
   <w16cid:commentId w16cid:paraId="68EC4695" w16cid:durableId="1DC4993C"/>
   <w16cid:commentId w16cid:paraId="7DEFC651" w16cid:durableId="04BB8941"/>
   <w16cid:commentId w16cid:paraId="421F8D6F" w16cid:durableId="4B329F0A"/>
-  <w16cid:commentId w16cid:paraId="20127756" w16cid:durableId="43E34651"/>
-  <w16cid:commentId w16cid:paraId="34EB6814" w16cid:durableId="7E95F34C"/>
   <w16cid:commentId w16cid:paraId="5C37358E" w16cid:durableId="79F71CF4"/>
-  <w16cid:commentId w16cid:paraId="20FEE782" w16cid:durableId="73688D48"/>
   <w16cid:commentId w16cid:paraId="137936AA" w16cid:durableId="62E0D83D"/>
-  <w16cid:commentId w16cid:paraId="28CE5BA3" w16cid:durableId="12422171"/>
   <w16cid:commentId w16cid:paraId="5CF78D79" w16cid:durableId="7B6B124C"/>
 </w16cid:commentsIds>
 </file>

--- a/文档/智肤定靶_嵌入式设计大赛作品说明书.docx
+++ b/文档/智肤定靶_嵌入式设计大赛作品说明书.docx
@@ -91,13 +91,23 @@
     </w:p>
     <w:p>
       <w:pPr>
-        <w:pStyle w:val="1"/>
-        <w:rPr>
-          <w:lang w:eastAsia="zh-CN"/>
-        </w:rPr>
-      </w:pPr>
-      <w:r>
-        <w:rPr>
+        <w:widowControl w:val="0"/>
+        <w:tabs>
+          <w:tab w:val="left" w:pos="6524"/>
+        </w:tabs>
+        <w:spacing w:after="0" w:line="360" w:lineRule="auto"/>
+        <w:jc w:val="center"/>
+        <w:rPr>
+          <w:lang w:eastAsia="zh-CN"/>
+        </w:rPr>
+      </w:pPr>
+      <w:r>
+        <w:rPr>
+          <w:rFonts w:ascii="黑体" w:eastAsia="黑体" w:hAnsi="黑体" w:cs="黑体"/>
+          <w:b/>
+          <w:kern w:val="2"/>
+          <w:sz w:val="32"/>
+          <w:szCs w:val="32"/>
           <w:lang w:eastAsia="zh-CN"/>
         </w:rPr>
         <w:t>摘要</w:t>
@@ -107,19 +117,27 @@
       <w:pPr>
         <w:spacing w:after="80" w:line="288" w:lineRule="auto"/>
         <w:rPr>
-          <w:rFonts w:hint="eastAsia"/>
-          <w:lang w:eastAsia="zh-CN"/>
-        </w:rPr>
-      </w:pPr>
-      <w:r>
-        <w:rPr>
-          <w:lang w:eastAsia="zh-CN"/>
-        </w:rPr>
-        <w:t>本作品面向皮肤科辅助定位演示、</w:t>
+          <w:rFonts w:ascii="宋体" w:eastAsia="宋体" w:hAnsi="宋体" w:hint="eastAsia"/>
+          <w:sz w:val="24"/>
+          <w:szCs w:val="24"/>
+          <w:lang w:eastAsia="zh-CN"/>
+        </w:rPr>
+      </w:pPr>
+      <w:r>
+        <w:rPr>
+          <w:rFonts w:ascii="宋体" w:eastAsia="宋体" w:hAnsi="宋体"/>
+          <w:sz w:val="24"/>
+          <w:szCs w:val="24"/>
+          <w:lang w:eastAsia="zh-CN"/>
+        </w:rPr>
+        <w:t>皮肤表面黑痣、色素沉着点及医学训练靶标等微小目标普遍具有尺寸小、边界弱、颜色对比受光照影响明显、空间位置易随观察角度变化等特点。在皮肤科辅助定位、</w:t>
       </w:r>
       <w:proofErr w:type="gramStart"/>
       <w:r>
         <w:rPr>
+          <w:rFonts w:ascii="宋体" w:eastAsia="宋体" w:hAnsi="宋体"/>
+          <w:sz w:val="24"/>
+          <w:szCs w:val="24"/>
           <w:lang w:eastAsia="zh-CN"/>
         </w:rPr>
         <w:t>医</w:t>
@@ -127,13 +145,19 @@
       <w:proofErr w:type="gramEnd"/>
       <w:r>
         <w:rPr>
-          <w:lang w:eastAsia="zh-CN"/>
-        </w:rPr>
-        <w:t>美训练和医学教学中的微小靶点安全定位需求，构建了由 Jetson Nano 视觉计算、RA6M5 实时安全控制、</w:t>
+          <w:rFonts w:ascii="宋体" w:eastAsia="宋体" w:hAnsi="宋体"/>
+          <w:sz w:val="24"/>
+          <w:szCs w:val="24"/>
+          <w:lang w:eastAsia="zh-CN"/>
+        </w:rPr>
+        <w:t>美训练、医学教学和医疗健康装备原型验证等场景中，传统人工观察与手持设备对准方式依赖操作者经验，难以同时满足目标识别、稳定对准、安全距离控制和异常状态可追溯等要求。国内外关于皮肤病灶早期识别、皮肤镜图像分析和机器视觉辅助诊断的研究表明，图像算法能够提升微小皮肤目标的检测一致性，但单纯依赖二维图像仍难以解决深度距离、机械接近和输出安全许可等工程问题。因此，本作品面向微小皮肤靶点安全定位需求，构建了一套由RA6M5 实时控制单元 、Jetson NX 视觉计算平台、顶部 RGB-D 深度相机、末端单目相机、</w:t>
       </w:r>
       <w:proofErr w:type="gramStart"/>
       <w:r>
         <w:rPr>
+          <w:rFonts w:ascii="宋体" w:eastAsia="宋体" w:hAnsi="宋体"/>
+          <w:sz w:val="24"/>
+          <w:szCs w:val="24"/>
           <w:lang w:eastAsia="zh-CN"/>
         </w:rPr>
         <w:t>五轴机械</w:t>
@@ -141,125 +165,139 @@
       <w:proofErr w:type="gramEnd"/>
       <w:r>
         <w:rPr>
-          <w:lang w:eastAsia="zh-CN"/>
-        </w:rPr>
-        <w:t>臂和低功率指示光组成的嵌入式定位平台。系统采用“顶部 RGB-D 全局感知、末端单目局部精瞄、RA6M5 本地</w:t>
-      </w:r>
-      <w:proofErr w:type="gramStart"/>
-      <w:r>
-        <w:rPr>
-          <w:lang w:eastAsia="zh-CN"/>
-        </w:rPr>
-        <w:t>联锁</w:t>
-      </w:r>
-      <w:proofErr w:type="gramEnd"/>
-      <w:r>
-        <w:rPr>
-          <w:lang w:eastAsia="zh-CN"/>
-        </w:rPr>
-        <w:t>”的分层架构：RGB-D 模块提供目标区域深度与安全距离依据，末端单目相机通过无黑痣基准图、ECC 配准、LAB-L 差分和多维过滤输出黑痣中心偏差，RA6M5 负责串口</w:t>
-      </w:r>
-      <w:proofErr w:type="gramStart"/>
-      <w:r>
-        <w:rPr>
-          <w:lang w:eastAsia="zh-CN"/>
-        </w:rPr>
-        <w:t>帧</w:t>
-      </w:r>
-      <w:proofErr w:type="gramEnd"/>
-      <w:r>
-        <w:rPr>
-          <w:lang w:eastAsia="zh-CN"/>
-        </w:rPr>
-        <w:t>校验、S 曲线轨迹、逆运动学连续选解、</w:t>
-      </w:r>
-      <w:proofErr w:type="gramStart"/>
-      <w:r>
-        <w:rPr>
-          <w:lang w:eastAsia="zh-CN"/>
-        </w:rPr>
-        <w:t>视觉定靶状态机</w:t>
-      </w:r>
-      <w:proofErr w:type="gramEnd"/>
-      <w:r>
-        <w:rPr>
-          <w:lang w:eastAsia="zh-CN"/>
-        </w:rPr>
-        <w:t xml:space="preserve">和 </w:t>
-      </w:r>
-      <w:r>
-        <w:rPr>
-          <w:rFonts w:hint="eastAsia"/>
-          <w:lang w:eastAsia="zh-CN"/>
-        </w:rPr>
-        <w:t>按键/激光</w:t>
-      </w:r>
-      <w:r>
-        <w:rPr>
-          <w:lang w:eastAsia="zh-CN"/>
-        </w:rPr>
-        <w:t xml:space="preserve"> 安全输出门控。台架测试记录显示，单目样机黑痣识别成功率为 96.7%（348/360），中心定位抖动约 ±0.8 </w:t>
-      </w:r>
-      <w:proofErr w:type="spellStart"/>
-      <w:r>
-        <w:rPr>
-          <w:lang w:eastAsia="zh-CN"/>
-        </w:rPr>
-        <w:t>px</w:t>
-      </w:r>
-      <w:proofErr w:type="spellEnd"/>
-      <w:r>
-        <w:rPr>
-          <w:lang w:eastAsia="zh-CN"/>
-        </w:rPr>
-        <w:t xml:space="preserve">，光斑对准平均偏差 0.42 mm，重复定位误差均值 0.38 mm，25 次异常注入均被拦截。RGB-D 模块已完成 RGB 标定、深度图采集和三维坐标换算验证，RGB 标定重投影误差约 0.285 </w:t>
-      </w:r>
-      <w:proofErr w:type="spellStart"/>
-      <w:r>
-        <w:rPr>
-          <w:lang w:eastAsia="zh-CN"/>
-        </w:rPr>
-        <w:t>px</w:t>
-      </w:r>
-      <w:proofErr w:type="spellEnd"/>
-      <w:r>
-        <w:rPr>
-          <w:lang w:eastAsia="zh-CN"/>
-        </w:rPr>
-        <w:t>。本文档严格限定为非人体、非临床、非治疗性工程样机说明，文中“激光/输出”均指低功率指示或模拟输出信号。</w:t>
+          <w:rFonts w:ascii="宋体" w:eastAsia="宋体" w:hAnsi="宋体"/>
+          <w:sz w:val="24"/>
+          <w:szCs w:val="24"/>
+          <w:lang w:eastAsia="zh-CN"/>
+        </w:rPr>
+        <w:t>臂和低功率指示光组成的嵌入式安全定位平台。</w:t>
       </w:r>
     </w:p>
     <w:p>
       <w:pPr>
         <w:spacing w:after="80" w:line="288" w:lineRule="auto"/>
         <w:rPr>
-          <w:rFonts w:hint="eastAsia"/>
-          <w:lang w:eastAsia="zh-CN"/>
-        </w:rPr>
-      </w:pPr>
-      <w:r>
-        <w:rPr>
-          <w:lang w:eastAsia="zh-CN"/>
-        </w:rPr>
-        <w:t>关键词：RA6M5；Jetson Nano；单目视觉；RGB-D；</w:t>
+          <w:rFonts w:ascii="宋体" w:eastAsia="宋体" w:hAnsi="宋体" w:hint="eastAsia"/>
+          <w:sz w:val="24"/>
+          <w:szCs w:val="24"/>
+          <w:lang w:eastAsia="zh-CN"/>
+        </w:rPr>
+      </w:pPr>
+      <w:r>
+        <w:rPr>
+          <w:rFonts w:ascii="宋体" w:eastAsia="宋体" w:hAnsi="宋体"/>
+          <w:sz w:val="24"/>
+          <w:szCs w:val="24"/>
+          <w:lang w:eastAsia="zh-CN"/>
+        </w:rPr>
+        <w:t>系统采用“全局深度感知—末端单目精瞄—本地安全</w:t>
       </w:r>
       <w:proofErr w:type="gramStart"/>
       <w:r>
         <w:rPr>
-          <w:lang w:eastAsia="zh-CN"/>
-        </w:rPr>
-        <w:t>五轴机械</w:t>
+          <w:rFonts w:ascii="宋体" w:eastAsia="宋体" w:hAnsi="宋体"/>
+          <w:sz w:val="24"/>
+          <w:szCs w:val="24"/>
+          <w:lang w:eastAsia="zh-CN"/>
+        </w:rPr>
+        <w:t>联锁</w:t>
       </w:r>
       <w:proofErr w:type="gramEnd"/>
       <w:r>
         <w:rPr>
-          <w:lang w:eastAsia="zh-CN"/>
-        </w:rPr>
-        <w:t>臂；安全</w:t>
+          <w:rFonts w:ascii="宋体" w:eastAsia="宋体" w:hAnsi="宋体"/>
+          <w:sz w:val="24"/>
+          <w:szCs w:val="24"/>
+          <w:lang w:eastAsia="zh-CN"/>
+        </w:rPr>
+        <w:t xml:space="preserve">”的分层架构。RA6M5 作为运动与安全控制核心，运行 </w:t>
+      </w:r>
+      <w:proofErr w:type="spellStart"/>
+      <w:r>
+        <w:rPr>
+          <w:rFonts w:ascii="宋体" w:eastAsia="宋体" w:hAnsi="宋体"/>
+          <w:sz w:val="24"/>
+          <w:szCs w:val="24"/>
+          <w:lang w:eastAsia="zh-CN"/>
+        </w:rPr>
+        <w:t>FreeRTOS</w:t>
+      </w:r>
+      <w:proofErr w:type="spellEnd"/>
+      <w:r>
+        <w:rPr>
+          <w:rFonts w:ascii="宋体" w:eastAsia="宋体" w:hAnsi="宋体"/>
+          <w:sz w:val="24"/>
+          <w:szCs w:val="24"/>
+          <w:lang w:eastAsia="zh-CN"/>
+        </w:rPr>
+        <w:t xml:space="preserve"> 多任务控制程序，负责统一视觉协议解析、CRC 校验、Jetson 心跳检测、安全距离判断、S 曲线轨迹规划、逆运动学连续选解、视觉伺服修正、限位与按键输入检测以及输出许可管理。机械臂在接近目标过程中先根据深度信息进入安全</w:t>
       </w:r>
       <w:proofErr w:type="gramStart"/>
       <w:r>
         <w:rPr>
+          <w:rFonts w:ascii="宋体" w:eastAsia="宋体" w:hAnsi="宋体"/>
+          <w:sz w:val="24"/>
+          <w:szCs w:val="24"/>
+          <w:lang w:eastAsia="zh-CN"/>
+        </w:rPr>
+        <w:t>预定位</w:t>
+      </w:r>
+      <w:proofErr w:type="gramEnd"/>
+      <w:r>
+        <w:rPr>
+          <w:rFonts w:ascii="宋体" w:eastAsia="宋体" w:hAnsi="宋体"/>
+          <w:sz w:val="24"/>
+          <w:szCs w:val="24"/>
+          <w:lang w:eastAsia="zh-CN"/>
+        </w:rPr>
+        <w:t>区域，再由末端单目视觉进行小步闭环修正；只有在视觉误差稳定、安全距离有效、通信链路在线、无触发限位且人工确认按键按下时，系统才</w:t>
+      </w:r>
+      <w:proofErr w:type="gramStart"/>
+      <w:r>
+        <w:rPr>
+          <w:rFonts w:ascii="宋体" w:eastAsia="宋体" w:hAnsi="宋体"/>
+          <w:sz w:val="24"/>
+          <w:szCs w:val="24"/>
+          <w:lang w:eastAsia="zh-CN"/>
+        </w:rPr>
+        <w:t>允许低</w:t>
+      </w:r>
+      <w:proofErr w:type="gramEnd"/>
+      <w:r>
+        <w:rPr>
+          <w:rFonts w:ascii="宋体" w:eastAsia="宋体" w:hAnsi="宋体"/>
+          <w:sz w:val="24"/>
+          <w:szCs w:val="24"/>
+          <w:lang w:eastAsia="zh-CN"/>
+        </w:rPr>
+        <w:t>功率指示光输出。Jetson NX 负责视觉计算与人机交互，其中顶部 RGB-D 相机用于获取目标区域深度信息、辅助判断安全距离和规划</w:t>
+      </w:r>
+      <w:proofErr w:type="gramStart"/>
+      <w:r>
+        <w:rPr>
+          <w:rFonts w:ascii="宋体" w:eastAsia="宋体" w:hAnsi="宋体"/>
+          <w:sz w:val="24"/>
+          <w:szCs w:val="24"/>
+          <w:lang w:eastAsia="zh-CN"/>
+        </w:rPr>
+        <w:t>预定位</w:t>
+      </w:r>
+      <w:proofErr w:type="gramEnd"/>
+      <w:r>
+        <w:rPr>
+          <w:rFonts w:ascii="宋体" w:eastAsia="宋体" w:hAnsi="宋体"/>
+          <w:sz w:val="24"/>
+          <w:szCs w:val="24"/>
+          <w:lang w:eastAsia="zh-CN"/>
+        </w:rPr>
+        <w:t>区域，解决单目视觉缺少深度约束的问题；末端单目相机用于近距离采集靶区图像，通过无黑痣基准图差分、ECC 配准、LAB-L 亮度差分、多维候选区域过滤和多帧稳定性判据，提取黑痣中心相对画面中心的偏差，实现局部精瞄。该方案将视觉识别、机械运动和安全</w:t>
+      </w:r>
+      <w:proofErr w:type="gramStart"/>
+      <w:r>
+        <w:rPr>
+          <w:rFonts w:ascii="宋体" w:eastAsia="宋体" w:hAnsi="宋体"/>
+          <w:sz w:val="24"/>
+          <w:szCs w:val="24"/>
           <w:lang w:eastAsia="zh-CN"/>
         </w:rPr>
         <w:t>联锁</w:t>
@@ -267,18 +305,105 @@
       <w:proofErr w:type="gramEnd"/>
       <w:r>
         <w:rPr>
-          <w:lang w:eastAsia="zh-CN"/>
-        </w:rPr>
-        <w:t>；S 曲线插补</w:t>
+          <w:rFonts w:ascii="宋体" w:eastAsia="宋体" w:hAnsi="宋体"/>
+          <w:sz w:val="24"/>
+          <w:szCs w:val="24"/>
+          <w:lang w:eastAsia="zh-CN"/>
+        </w:rPr>
+        <w:t>解耦，形成“看得清、走得稳、停得住、可追溯”的闭环控制流程，为皮肤靶点教学演示、</w:t>
+      </w:r>
+      <w:proofErr w:type="gramStart"/>
+      <w:r>
+        <w:rPr>
+          <w:rFonts w:ascii="宋体" w:eastAsia="宋体" w:hAnsi="宋体"/>
+          <w:sz w:val="24"/>
+          <w:szCs w:val="24"/>
+          <w:lang w:eastAsia="zh-CN"/>
+        </w:rPr>
+        <w:t>医</w:t>
+      </w:r>
+      <w:proofErr w:type="gramEnd"/>
+      <w:r>
+        <w:rPr>
+          <w:rFonts w:ascii="宋体" w:eastAsia="宋体" w:hAnsi="宋体"/>
+          <w:sz w:val="24"/>
+          <w:szCs w:val="24"/>
+          <w:lang w:eastAsia="zh-CN"/>
+        </w:rPr>
+        <w:t>美训练和医疗健康装备样机开发提供了一种可扩展的</w:t>
+      </w:r>
+      <w:proofErr w:type="gramStart"/>
+      <w:r>
+        <w:rPr>
+          <w:rFonts w:ascii="宋体" w:eastAsia="宋体" w:hAnsi="宋体"/>
+          <w:sz w:val="24"/>
+          <w:szCs w:val="24"/>
+          <w:lang w:eastAsia="zh-CN"/>
+        </w:rPr>
+        <w:t>嵌入式实现</w:t>
+      </w:r>
+      <w:proofErr w:type="gramEnd"/>
+      <w:r>
+        <w:rPr>
+          <w:rFonts w:ascii="宋体" w:eastAsia="宋体" w:hAnsi="宋体"/>
+          <w:sz w:val="24"/>
+          <w:szCs w:val="24"/>
+          <w:lang w:eastAsia="zh-CN"/>
+        </w:rPr>
+        <w:t>路径。</w:t>
       </w:r>
     </w:p>
     <w:p>
       <w:pPr>
+        <w:spacing w:after="80" w:line="288" w:lineRule="auto"/>
+        <w:rPr>
+          <w:rFonts w:hint="eastAsia"/>
+          <w:lang w:eastAsia="zh-CN"/>
+        </w:rPr>
+      </w:pPr>
+      <w:r>
+        <w:rPr>
+          <w:lang w:eastAsia="zh-CN"/>
+        </w:rPr>
+        <w:t>关键词：RA6M5；Jetson Nano；单目视觉；RGB-D；</w:t>
+      </w:r>
+      <w:proofErr w:type="gramStart"/>
+      <w:r>
+        <w:rPr>
+          <w:lang w:eastAsia="zh-CN"/>
+        </w:rPr>
+        <w:t>五轴机械</w:t>
+      </w:r>
+      <w:proofErr w:type="gramEnd"/>
+      <w:r>
+        <w:rPr>
+          <w:lang w:eastAsia="zh-CN"/>
+        </w:rPr>
+        <w:t>臂；安全</w:t>
+      </w:r>
+      <w:proofErr w:type="gramStart"/>
+      <w:r>
+        <w:rPr>
+          <w:lang w:eastAsia="zh-CN"/>
+        </w:rPr>
+        <w:t>联锁</w:t>
+      </w:r>
+      <w:proofErr w:type="gramEnd"/>
+      <w:r>
+        <w:rPr>
+          <w:lang w:eastAsia="zh-CN"/>
+        </w:rPr>
+        <w:t>；S 曲线插补</w:t>
+      </w:r>
+    </w:p>
+    <w:p>
+      <w:pPr>
         <w:pStyle w:val="1"/>
       </w:pPr>
       <w:proofErr w:type="spellStart"/>
       <w:proofErr w:type="gramStart"/>
       <w:r>
+        <w:lastRenderedPageBreak/>
         <w:t>第一部分</w:t>
       </w:r>
       <w:proofErr w:type="spellEnd"/>
@@ -362,47 +487,6 @@
           <w:rFonts w:hint="eastAsia"/>
         </w:rPr>
       </w:pPr>
-      <w:r>
-        <w:rPr>
-          <w:noProof/>
-        </w:rPr>
-        <w:lastRenderedPageBreak/>
-        <w:drawing>
-          <wp:inline distT="0" distB="0" distL="0" distR="0" wp14:anchorId="484DED86" wp14:editId="709E02CC">
-            <wp:extent cx="5940000" cy="3640329"/>
-            <wp:effectExtent l="0" t="0" r="0" b="0"/>
-            <wp:docPr id="1" name="Picture 1"/>
-            <wp:cNvGraphicFramePr>
-              <a:graphicFrameLocks xmlns:a="http://schemas.openxmlformats.org/drawingml/2006/main" noChangeAspect="1"/>
-            </wp:cNvGraphicFramePr>
-            <a:graphic xmlns:a="http://schemas.openxmlformats.org/drawingml/2006/main">
-              <a:graphicData uri="http://schemas.openxmlformats.org/drawingml/2006/picture">
-                <pic:pic xmlns:pic="http://schemas.openxmlformats.org/drawingml/2006/picture">
-                  <pic:nvPicPr>
-                    <pic:cNvPr id="0" name="fig_system_architecture.png"/>
-                    <pic:cNvPicPr/>
-                  </pic:nvPicPr>
-                  <pic:blipFill>
-                    <a:blip r:embed="rId8"/>
-                    <a:stretch>
-                      <a:fillRect/>
-                    </a:stretch>
-                  </pic:blipFill>
-                  <pic:spPr>
-                    <a:xfrm>
-                      <a:off x="0" y="0"/>
-                      <a:ext cx="5940000" cy="3640329"/>
-                    </a:xfrm>
-                    <a:prstGeom prst="rect">
-                      <a:avLst/>
-                    </a:prstGeom>
-                  </pic:spPr>
-                </pic:pic>
-              </a:graphicData>
-            </a:graphic>
-          </wp:inline>
-        </w:drawing>
-      </w:r>
     </w:p>
     <w:p>
       <w:pPr>
@@ -412,7 +496,6 @@
           <w:lang w:eastAsia="zh-CN"/>
         </w:rPr>
       </w:pPr>
-      <w:commentRangeStart w:id="0"/>
       <w:r>
         <w:rPr>
           <w:color w:val="5A5A5A"/>
@@ -420,13 +503,6 @@
           <w:lang w:eastAsia="zh-CN"/>
         </w:rPr>
         <w:t>图 1 作品系统架构与安全控制边界</w:t>
-      </w:r>
-      <w:commentRangeEnd w:id="0"/>
-      <w:r>
-        <w:rPr>
-          <w:rStyle w:val="aff9"/>
-        </w:rPr>
-        <w:commentReference w:id="0"/>
       </w:r>
     </w:p>
     <w:p>
@@ -638,7 +714,7 @@
         </w:rPr>
         <w:t>激光</w:t>
       </w:r>
-      <w:commentRangeStart w:id="1"/>
+      <w:commentRangeStart w:id="0"/>
       <w:r>
         <w:rPr>
           <w:lang w:eastAsia="zh-CN"/>
@@ -671,12 +747,12 @@
         </w:rPr>
         <w:t>无异常时允许输出。</w:t>
       </w:r>
-      <w:commentRangeEnd w:id="1"/>
+      <w:commentRangeEnd w:id="0"/>
       <w:r>
         <w:rPr>
           <w:rStyle w:val="aff9"/>
         </w:rPr>
-        <w:commentReference w:id="1"/>
+        <w:commentReference w:id="0"/>
       </w:r>
     </w:p>
     <w:p>
@@ -887,7 +963,6 @@
                 <w:color w:val="000000"/>
                 <w:sz w:val="18"/>
               </w:rPr>
-              <w:lastRenderedPageBreak/>
               <w:t>中心定位抖动</w:t>
             </w:r>
             <w:proofErr w:type="spellEnd"/>
@@ -1357,7 +1432,7 @@
           <w:lang w:eastAsia="zh-CN"/>
         </w:rPr>
       </w:pPr>
-      <w:commentRangeStart w:id="2"/>
+      <w:commentRangeStart w:id="1"/>
       <w:r>
         <w:rPr>
           <w:lang w:eastAsia="zh-CN"/>
@@ -1460,16 +1535,23 @@
       </w:r>
       <w:r>
         <w:rPr>
-          <w:lang w:eastAsia="zh-CN"/>
-        </w:rPr>
-        <w:t xml:space="preserve"> 输出、P003/P503 状态指示构成可观察的输出安全链路。</w:t>
-      </w:r>
-      <w:commentRangeEnd w:id="2"/>
+          <w:rFonts w:hint="eastAsia"/>
+          <w:lang w:eastAsia="zh-CN"/>
+        </w:rPr>
+        <w:t>低功率</w:t>
+      </w:r>
+      <w:r>
+        <w:rPr>
+          <w:lang w:eastAsia="zh-CN"/>
+        </w:rPr>
+        <w:t>输出、P003/P503 状态指示构成可观察的输出安全链路。</w:t>
+      </w:r>
+      <w:commentRangeEnd w:id="1"/>
       <w:r>
         <w:rPr>
           <w:rStyle w:val="aff9"/>
         </w:rPr>
-        <w:commentReference w:id="2"/>
+        <w:commentReference w:id="1"/>
       </w:r>
     </w:p>
     <w:p>
@@ -1556,7 +1638,7 @@
                     <pic:cNvPicPr/>
                   </pic:nvPicPr>
                   <pic:blipFill>
-                    <a:blip r:embed="rId13"/>
+                    <a:blip r:embed="rId12"/>
                     <a:stretch>
                       <a:fillRect/>
                     </a:stretch>
@@ -1605,7 +1687,6 @@
         <w:rPr>
           <w:lang w:eastAsia="zh-CN"/>
         </w:rPr>
-        <w:lastRenderedPageBreak/>
         <w:t>第二部分</w:t>
       </w:r>
       <w:r>
@@ -1675,14 +1756,14 @@
         <w:rPr>
           <w:lang w:eastAsia="zh-CN"/>
         </w:rPr>
-        <w:t>校验，并在本地状态机中决定是否运动和</w:t>
-      </w:r>
-      <w:commentRangeStart w:id="3"/>
-      <w:r>
-        <w:rPr>
-          <w:lang w:eastAsia="zh-CN"/>
-        </w:rPr>
-        <w:t xml:space="preserve">是否允许 </w:t>
+        <w:t>校验，</w:t>
+      </w:r>
+      <w:r>
+        <w:rPr>
+          <w:lang w:eastAsia="zh-CN"/>
+        </w:rPr>
+        <w:lastRenderedPageBreak/>
+        <w:t xml:space="preserve">并在本地状态机中决定是否运动和是否允许 </w:t>
       </w:r>
       <w:r>
         <w:rPr>
@@ -1696,12 +1777,75 @@
         </w:rPr>
         <w:t xml:space="preserve"> 输出。</w:t>
       </w:r>
-      <w:commentRangeEnd w:id="3"/>
-      <w:r>
-        <w:rPr>
-          <w:rStyle w:val="aff9"/>
-        </w:rPr>
-        <w:commentReference w:id="3"/>
+      <w:r>
+        <w:rPr>
+          <w:rStyle w:val="a1"/>
+          <w:rFonts w:ascii="Times New Roman" w:eastAsia="Times New Roman" w:hAnsi="Times New Roman" w:cs="Times New Roman"/>
+          <w:snapToGrid w:val="0"/>
+          <w:color w:val="000000"/>
+          <w:w w:val="0"/>
+          <w:sz w:val="0"/>
+          <w:szCs w:val="0"/>
+          <w:u w:color="000000"/>
+          <w:bdr w:val="none" w:sz="0" w:space="0" w:color="000000"/>
+          <w:shd w:val="clear" w:color="000000" w:fill="000000"/>
+          <w:lang w:val="x-none" w:eastAsia="x-none" w:bidi="x-none"/>
+        </w:rPr>
+        <w:t xml:space="preserve"> </w:t>
+      </w:r>
+      <w:r>
+        <w:rPr>
+          <w:noProof/>
+          <w:lang w:eastAsia="zh-CN"/>
+        </w:rPr>
+        <w:drawing>
+          <wp:inline distT="0" distB="0" distL="0" distR="0" wp14:anchorId="77A84BEA" wp14:editId="6D7750B5">
+            <wp:extent cx="6188710" cy="3481070"/>
+            <wp:effectExtent l="0" t="0" r="2540" b="5080"/>
+            <wp:docPr id="2069339963" name="图片 1"/>
+            <wp:cNvGraphicFramePr>
+              <a:graphicFrameLocks xmlns:a="http://schemas.openxmlformats.org/drawingml/2006/main" noChangeAspect="1"/>
+            </wp:cNvGraphicFramePr>
+            <a:graphic xmlns:a="http://schemas.openxmlformats.org/drawingml/2006/main">
+              <a:graphicData uri="http://schemas.openxmlformats.org/drawingml/2006/picture">
+                <pic:pic xmlns:pic="http://schemas.openxmlformats.org/drawingml/2006/picture">
+                  <pic:nvPicPr>
+                    <pic:cNvPr id="0" name="Picture 1"/>
+                    <pic:cNvPicPr>
+                      <a:picLocks noChangeAspect="1" noChangeArrowheads="1"/>
+                    </pic:cNvPicPr>
+                  </pic:nvPicPr>
+                  <pic:blipFill>
+                    <a:blip r:embed="rId13">
+                      <a:extLst>
+                        <a:ext uri="{28A0092B-C50C-407E-A947-70E740481C1C}">
+                          <a14:useLocalDpi xmlns:a14="http://schemas.microsoft.com/office/drawing/2010/main" val="0"/>
+                        </a:ext>
+                      </a:extLst>
+                    </a:blip>
+                    <a:srcRect/>
+                    <a:stretch>
+                      <a:fillRect/>
+                    </a:stretch>
+                  </pic:blipFill>
+                  <pic:spPr bwMode="auto">
+                    <a:xfrm>
+                      <a:off x="0" y="0"/>
+                      <a:ext cx="6188710" cy="3481070"/>
+                    </a:xfrm>
+                    <a:prstGeom prst="rect">
+                      <a:avLst/>
+                    </a:prstGeom>
+                    <a:noFill/>
+                    <a:ln>
+                      <a:noFill/>
+                    </a:ln>
+                  </pic:spPr>
+                </pic:pic>
+              </a:graphicData>
+            </a:graphic>
+          </wp:inline>
+        </w:drawing>
       </w:r>
     </w:p>
     <w:p>
@@ -2437,6 +2581,7 @@
                 <w:color w:val="000000"/>
                 <w:sz w:val="18"/>
               </w:rPr>
+              <w:lastRenderedPageBreak/>
               <w:t>执行层</w:t>
             </w:r>
             <w:proofErr w:type="spellEnd"/>
@@ -2593,7 +2738,6 @@
         <w:rPr>
           <w:lang w:eastAsia="zh-CN"/>
         </w:rPr>
-        <w:lastRenderedPageBreak/>
         <w:t>硬件系统介绍</w:t>
       </w:r>
     </w:p>
@@ -2668,46 +2812,15 @@
       </w:r>
       <w:proofErr w:type="spellEnd"/>
       <w:r>
-        <w:t xml:space="preserve"> </w:t>
+        <w:rPr>
+          <w:rFonts w:hint="eastAsia"/>
+          <w:lang w:eastAsia="zh-CN"/>
+        </w:rPr>
+        <w:t>低功率</w:t>
       </w:r>
       <w:proofErr w:type="spellStart"/>
       <w:r>
-        <w:t>发射许可</w:t>
-      </w:r>
-      <w:proofErr w:type="spellEnd"/>
-      <w:r>
-        <w:t>、</w:t>
-      </w:r>
-      <w:r>
-        <w:rPr>
-          <w:rFonts w:hint="eastAsia"/>
-          <w:lang w:eastAsia="zh-CN"/>
-        </w:rPr>
-        <w:t>激光</w:t>
-      </w:r>
-      <w:proofErr w:type="spellStart"/>
-      <w:r>
-        <w:t>低功率指示输出和</w:t>
-      </w:r>
-      <w:proofErr w:type="spellEnd"/>
-      <w:r>
-        <w:t xml:space="preserve"> P003/P503 </w:t>
-      </w:r>
-      <w:proofErr w:type="spellStart"/>
-      <w:r>
-        <w:t>状态</w:t>
-      </w:r>
-      <w:proofErr w:type="spellEnd"/>
-      <w:r>
-        <w:rPr>
-          <w:rFonts w:hint="eastAsia"/>
-          <w:lang w:eastAsia="zh-CN"/>
-        </w:rPr>
-        <w:t>指示灯</w:t>
-      </w:r>
-      <w:proofErr w:type="spellStart"/>
-      <w:r>
-        <w:t>构成。控制板通过</w:t>
+        <w:t>控制板通过</w:t>
       </w:r>
       <w:proofErr w:type="spellEnd"/>
       <w:r>
@@ -3624,7 +3737,7 @@
       <w:r>
         <w:t xml:space="preserve"> Qt 界面负责摄像头显示、基准图采集、识别结果显示和状态机控制；</w:t>
       </w:r>
-      <w:commentRangeStart w:id="4"/>
+      <w:commentRangeStart w:id="2"/>
       <w:r>
         <w:t xml:space="preserve">RA6M5 </w:t>
       </w:r>
@@ -3652,12 +3765,12 @@
       <w:r>
         <w:t>robot_target_step`；</w:t>
       </w:r>
-      <w:commentRangeEnd w:id="4"/>
+      <w:commentRangeEnd w:id="2"/>
       <w:r>
         <w:rPr>
           <w:rStyle w:val="aff9"/>
         </w:rPr>
-        <w:commentReference w:id="4"/>
+        <w:commentReference w:id="2"/>
       </w:r>
       <w:r>
         <w:t>PC</w:t>
@@ -4115,7 +4228,7 @@
           <w:lang w:eastAsia="zh-CN"/>
         </w:rPr>
       </w:pPr>
-      <w:commentRangeStart w:id="5"/>
+      <w:commentRangeStart w:id="3"/>
       <w:r>
         <w:rPr>
           <w:color w:val="5A5A5A"/>
@@ -4142,12 +4255,12 @@
         </w:rPr>
         <w:t>与安全回退</w:t>
       </w:r>
-      <w:commentRangeEnd w:id="5"/>
+      <w:commentRangeEnd w:id="3"/>
       <w:r>
         <w:rPr>
           <w:rStyle w:val="aff9"/>
         </w:rPr>
-        <w:commentReference w:id="5"/>
+        <w:commentReference w:id="3"/>
       </w:r>
     </w:p>
     <w:tbl>
@@ -5276,12 +5389,12 @@
       <w:pPr>
         <w:pStyle w:val="21"/>
       </w:pPr>
-      <w:commentRangeStart w:id="6"/>
+      <w:commentRangeStart w:id="4"/>
       <w:proofErr w:type="spellStart"/>
       <w:r>
         <w:t>特性成果</w:t>
       </w:r>
-      <w:commentRangeEnd w:id="6"/>
+      <w:commentRangeEnd w:id="4"/>
       <w:proofErr w:type="spellEnd"/>
       <w:r>
         <w:rPr>
@@ -5291,7 +5404,7 @@
           <w:bCs w:val="0"/>
           <w:color w:val="auto"/>
         </w:rPr>
-        <w:commentReference w:id="6"/>
+        <w:commentReference w:id="4"/>
       </w:r>
     </w:p>
     <w:p>
@@ -6327,7 +6440,36 @@
         <w:rPr>
           <w:lang w:eastAsia="zh-CN"/>
         </w:rPr>
-        <w:t>从阶段验证进入实机联动；同时统一 Jetson 与 RA6M5 的视觉通信协议，引入心跳、序号、长度和 CRC16，提高抗噪声能力。软件层面可继续完善 PC 上位机的数据报表、异常回放和参数只读监测，硬件层面可增加稳定补光与更可靠的末端线束固定。</w:t>
+        <w:t>从阶段验证进入实机联动。软件层面可继续完善 PC 上位机的数据报表、异常回放和参数只读监测，硬件层面可增加稳定补光与更可靠的末端线束固定。</w:t>
+      </w:r>
+      <w:r>
+        <w:rPr>
+          <w:lang w:eastAsia="zh-CN"/>
+        </w:rPr>
+        <w:br/>
+      </w:r>
+      <w:r>
+        <w:rPr>
+          <w:rFonts w:hint="eastAsia"/>
+          <w:lang w:eastAsia="zh-CN"/>
+        </w:rPr>
+        <w:t>视觉方面基于</w:t>
+      </w:r>
+      <w:proofErr w:type="spellStart"/>
+      <w:r>
+        <w:rPr>
+          <w:rFonts w:hint="eastAsia"/>
+          <w:lang w:eastAsia="zh-CN"/>
+        </w:rPr>
+        <w:t>opencv</w:t>
+      </w:r>
+      <w:proofErr w:type="spellEnd"/>
+      <w:r>
+        <w:rPr>
+          <w:rFonts w:hint="eastAsia"/>
+          <w:lang w:eastAsia="zh-CN"/>
+        </w:rPr>
+        <w:t>识别黑痣，本质是识别颜色，无法区分黑痣与其他的皮肤症状，引入yolo算法先预识别出黑痣ROI区域，再由OPENCV精细化识别中心坐标</w:t>
       </w:r>
     </w:p>
     <w:p>
@@ -6436,6 +6578,7 @@
       <w:proofErr w:type="spellStart"/>
       <w:proofErr w:type="gramStart"/>
       <w:r>
+        <w:lastRenderedPageBreak/>
         <w:t>第五部分</w:t>
       </w:r>
       <w:proofErr w:type="spellEnd"/>
@@ -6468,7 +6611,6 @@
         </w:rPr>
       </w:pPr>
       <w:r>
-        <w:lastRenderedPageBreak/>
         <w:t xml:space="preserve">[2] </w:t>
       </w:r>
       <w:proofErr w:type="spellStart"/>
@@ -6635,20 +6777,11 @@
           <w:rFonts w:hint="eastAsia"/>
           <w:lang w:eastAsia="zh-CN"/>
         </w:rPr>
-        <w:t>这个图一团糟</w:t>
-      </w:r>
-      <w:proofErr w:type="gramStart"/>
-      <w:r>
-        <w:rPr>
-          <w:rFonts w:hint="eastAsia"/>
-          <w:lang w:eastAsia="zh-CN"/>
-        </w:rPr>
-        <w:t>糕</w:t>
-      </w:r>
-      <w:proofErr w:type="gramEnd"/>
+        <w:t>这样说谁能懂</w:t>
+      </w:r>
     </w:p>
   </w:comment>
-  <w:comment w:id="1" w:author="泽彬 彭" w:date="2026-07-06T01:23:00Z" w:initials="泽彭">
+  <w:comment w:id="1" w:author="泽彬 彭" w:date="2026-07-06T01:22:00Z" w:initials="泽彭">
     <w:p>
       <w:pPr>
         <w:pStyle w:val="affa"/>
@@ -6669,11 +6802,27 @@
           <w:rFonts w:hint="eastAsia"/>
           <w:lang w:eastAsia="zh-CN"/>
         </w:rPr>
-        <w:t>这样说谁能懂</w:t>
+        <w:t>这</w:t>
+      </w:r>
+      <w:proofErr w:type="gramStart"/>
+      <w:r>
+        <w:rPr>
+          <w:rFonts w:hint="eastAsia"/>
+          <w:lang w:eastAsia="zh-CN"/>
+        </w:rPr>
+        <w:t>哪创新</w:t>
+      </w:r>
+      <w:proofErr w:type="gramEnd"/>
+      <w:r>
+        <w:rPr>
+          <w:rFonts w:hint="eastAsia"/>
+          <w:lang w:eastAsia="zh-CN"/>
+        </w:rPr>
+        <w:t>了</w:t>
       </w:r>
     </w:p>
   </w:comment>
-  <w:comment w:id="2" w:author="泽彬 彭" w:date="2026-07-06T01:22:00Z" w:initials="泽彭">
+  <w:comment w:id="2" w:author="泽彬 彭" w:date="2026-07-06T01:28:00Z" w:initials="泽彭">
     <w:p>
       <w:pPr>
         <w:pStyle w:val="affa"/>
@@ -6694,27 +6843,11 @@
           <w:rFonts w:hint="eastAsia"/>
           <w:lang w:eastAsia="zh-CN"/>
         </w:rPr>
-        <w:t>这</w:t>
-      </w:r>
-      <w:proofErr w:type="gramStart"/>
-      <w:r>
-        <w:rPr>
-          <w:rFonts w:hint="eastAsia"/>
-          <w:lang w:eastAsia="zh-CN"/>
-        </w:rPr>
-        <w:t>哪创新</w:t>
-      </w:r>
-      <w:proofErr w:type="gramEnd"/>
-      <w:r>
-        <w:rPr>
-          <w:rFonts w:hint="eastAsia"/>
-          <w:lang w:eastAsia="zh-CN"/>
-        </w:rPr>
-        <w:t>了</w:t>
+        <w:t>说这些别人不懂啊</w:t>
       </w:r>
     </w:p>
   </w:comment>
-  <w:comment w:id="3" w:author="泽彬 彭" w:date="2026-07-06T01:25:00Z" w:initials="泽彭">
+  <w:comment w:id="3" w:author="泽彬 彭" w:date="2026-07-06T01:30:00Z" w:initials="泽彭">
     <w:p>
       <w:pPr>
         <w:pStyle w:val="affa"/>
@@ -6735,68 +6868,11 @@
           <w:rFonts w:hint="eastAsia"/>
           <w:lang w:eastAsia="zh-CN"/>
         </w:rPr>
-        <w:t>P801</w:t>
-      </w:r>
-      <w:r>
-        <w:rPr>
-          <w:rFonts w:hint="eastAsia"/>
-          <w:lang w:eastAsia="zh-CN"/>
-        </w:rPr>
-        <w:t>是什么东西，直接写激光不就可以了吗</w:t>
+        <w:t>图片一坨</w:t>
       </w:r>
     </w:p>
   </w:comment>
-  <w:comment w:id="4" w:author="泽彬 彭" w:date="2026-07-06T01:28:00Z" w:initials="泽彭">
-    <w:p>
-      <w:pPr>
-        <w:pStyle w:val="affa"/>
-        <w:rPr>
-          <w:rFonts w:hint="eastAsia"/>
-          <w:lang w:eastAsia="zh-CN"/>
-        </w:rPr>
-      </w:pPr>
-      <w:r>
-        <w:rPr>
-          <w:rStyle w:val="aff9"/>
-          <w:rFonts w:hint="eastAsia"/>
-        </w:rPr>
-        <w:annotationRef/>
-      </w:r>
-      <w:r>
-        <w:rPr>
-          <w:rFonts w:hint="eastAsia"/>
-          <w:lang w:eastAsia="zh-CN"/>
-        </w:rPr>
-        <w:t>说这些别人不懂啊</w:t>
-      </w:r>
-    </w:p>
-  </w:comment>
-  <w:comment w:id="5" w:author="泽彬 彭" w:date="2026-07-06T01:30:00Z" w:initials="泽彭">
-    <w:p>
-      <w:pPr>
-        <w:pStyle w:val="affa"/>
-        <w:rPr>
-          <w:rFonts w:hint="eastAsia"/>
-          <w:lang w:eastAsia="zh-CN"/>
-        </w:rPr>
-      </w:pPr>
-      <w:r>
-        <w:rPr>
-          <w:rStyle w:val="aff9"/>
-          <w:rFonts w:hint="eastAsia"/>
-        </w:rPr>
-        <w:annotationRef/>
-      </w:r>
-      <w:r>
-        <w:rPr>
-          <w:rFonts w:hint="eastAsia"/>
-          <w:lang w:eastAsia="zh-CN"/>
-        </w:rPr>
-        <w:t>图片一坨</w:t>
-      </w:r>
-    </w:p>
-  </w:comment>
-  <w:comment w:id="6" w:author="泽彬 彭" w:date="2026-07-06T01:31:00Z" w:initials="泽彭">
+  <w:comment w:id="4" w:author="泽彬 彭" w:date="2026-07-06T01:31:00Z" w:initials="泽彭">
     <w:p>
       <w:pPr>
         <w:pStyle w:val="affa"/>
@@ -6826,10 +6902,8 @@
 
 <file path=word/commentsExtended.xml><?xml version="1.0" encoding="utf-8"?>
 <w15:commentsEx xmlns:wpc="http://schemas.microsoft.com/office/word/2010/wordprocessingCanvas" xmlns:cx="http://schemas.microsoft.com/office/drawing/2014/chartex" xmlns:cx1="http://schemas.microsoft.com/office/drawing/2015/9/8/chartex" xmlns:cx2="http://schemas.microsoft.com/office/drawing/2015/10/21/chartex" xmlns:cx3="http://schemas.microsoft.com/office/drawing/2016/5/9/chartex" xmlns:cx4="http://schemas.microsoft.com/office/drawing/2016/5/10/chartex" xmlns:cx5="http://schemas.microsoft.com/office/drawing/2016/5/11/chartex" xmlns:cx6="http://schemas.microsoft.com/office/drawing/2016/5/12/chartex" xmlns:cx7="http://schemas.microsoft.com/office/drawing/2016/5/13/chartex" xmlns:cx8="http://schemas.microsoft.com/office/drawing/2016/5/14/chartex" xmlns:mc="http://schemas.openxmlformats.org/markup-compatibility/2006" xmlns:aink="http://schemas.microsoft.com/office/drawing/2016/ink" xmlns:am3d="http://schemas.microsoft.com/office/drawing/2017/model3d" xmlns:o="urn:schemas-microsoft-com:office:office" xmlns:oel="http://schemas.microsoft.com/office/2019/extlst" xmlns:r="http://schemas.openxmlformats.org/officeDocument/2006/relationships" xmlns:m="http://schemas.openxmlformats.org/officeDocument/2006/math" xmlns:v="urn:schemas-microsoft-com:vml" xmlns:wp14="http://schemas.microsoft.com/office/word/2010/wordprocessingDrawing" xmlns:wp="http://schemas.openxmlformats.org/drawingml/2006/wordprocessingDrawing" xmlns:w10="urn:schemas-microsoft-com:office:word" xmlns:w="http://schemas.openxmlformats.org/wordprocessingml/2006/main" xmlns:w14="http://schemas.microsoft.com/office/word/2010/wordml" xmlns:w15="http://schemas.microsoft.com/office/word/2012/wordml" xmlns:w16cex="http://schemas.microsoft.com/office/word/2018/wordml/cex" xmlns:w16cid="http://schemas.microsoft.com/office/word/2016/wordml/cid" xmlns:w16="http://schemas.microsoft.com/office/word/2018/wordml" xmlns:w16du="http://schemas.microsoft.com/office/word/2023/wordml/word16du" xmlns:w16sdtdh="http://schemas.microsoft.com/office/word/2020/wordml/sdtdatahash" xmlns:w16sdtfl="http://schemas.microsoft.com/office/word/2024/wordml/sdtformatlock" xmlns:w16se="http://schemas.microsoft.com/office/word/2015/wordml/symex" xmlns:wpg="http://schemas.microsoft.com/office/word/2010/wordprocessingGroup" xmlns:wpi="http://schemas.microsoft.com/office/word/2010/wordprocessingInk" xmlns:wne="http://schemas.microsoft.com/office/word/2006/wordml" xmlns:wps="http://schemas.microsoft.com/office/word/2010/wordprocessingShape" mc:Ignorable="w14 w15 w16se w16cid w16 w16cex w16sdtdh w16sdtfl w16du wp14">
-  <w15:commentEx w15:paraId="1A0C15F4" w15:done="0"/>
   <w15:commentEx w15:paraId="68EC4695" w15:done="0"/>
   <w15:commentEx w15:paraId="7DEFC651" w15:done="0"/>
-  <w15:commentEx w15:paraId="421F8D6F" w15:done="0"/>
   <w15:commentEx w15:paraId="5C37358E" w15:done="0"/>
   <w15:commentEx w15:paraId="137936AA" w15:done="0"/>
   <w15:commentEx w15:paraId="5CF78D79" w15:done="0"/>
@@ -6838,10 +6912,8 @@
 
 <file path=word/commentsExtensible.xml><?xml version="1.0" encoding="utf-8"?>
 <w16cex:commentsExtensible xmlns:wpc="http://schemas.microsoft.com/office/word/2010/wordprocessingCanvas" xmlns:cx="http://schemas.microsoft.com/office/drawing/2014/chartex" xmlns:cx1="http://schemas.microsoft.com/office/drawing/2015/9/8/chartex" xmlns:cx2="http://schemas.microsoft.com/office/drawing/2015/10/21/chartex" xmlns:cx3="http://schemas.microsoft.com/office/drawing/2016/5/9/chartex" xmlns:cx4="http://schemas.microsoft.com/office/drawing/2016/5/10/chartex" xmlns:cx5="http://schemas.microsoft.com/office/drawing/2016/5/11/chartex" xmlns:cx6="http://schemas.microsoft.com/office/drawing/2016/5/12/chartex" xmlns:cx7="http://schemas.microsoft.com/office/drawing/2016/5/13/chartex" xmlns:cx8="http://schemas.microsoft.com/office/drawing/2016/5/14/chartex" xmlns:cr="http://schemas.microsoft.com/office/comments/2020/reactions" xmlns:mc="http://schemas.openxmlformats.org/markup-compatibility/2006" xmlns:aink="http://schemas.microsoft.com/office/drawing/2016/ink" xmlns:am3d="http://schemas.microsoft.com/office/drawing/2017/model3d" xmlns:o="urn:schemas-microsoft-com:office:office" xmlns:oel="http://schemas.microsoft.com/office/2019/extlst" xmlns:r="http://schemas.openxmlformats.org/officeDocument/2006/relationships" xmlns:m="http://schemas.openxmlformats.org/officeDocument/2006/math" xmlns:v="urn:schemas-microsoft-com:vml" xmlns:wp14="http://schemas.microsoft.com/office/word/2010/wordprocessingDrawing" xmlns:wp="http://schemas.openxmlformats.org/drawingml/2006/wordprocessingDrawing" xmlns:w10="urn:schemas-microsoft-com:office:word" xmlns:w="http://schemas.openxmlformats.org/wordprocessingml/2006/main" xmlns:w14="http://schemas.microsoft.com/office/word/2010/wordml" xmlns:w15="http://schemas.microsoft.com/office/word/2012/wordml" xmlns:w16cex="http://schemas.microsoft.com/office/word/2018/wordml/cex" xmlns:w16cid="http://schemas.microsoft.com/office/word/2016/wordml/cid" xmlns:w16="http://schemas.microsoft.com/office/word/2018/wordml" xmlns:w16du="http://schemas.microsoft.com/office/word/2023/wordml/word16du" xmlns:w16sdtdh="http://schemas.microsoft.com/office/word/2020/wordml/sdtdatahash" xmlns:w16sdtfl="http://schemas.microsoft.com/office/word/2024/wordml/sdtformatlock" xmlns:w16se="http://schemas.microsoft.com/office/word/2015/wordml/symex" xmlns:wpg="http://schemas.microsoft.com/office/word/2010/wordprocessingGroup" xmlns:wpi="http://schemas.microsoft.com/office/word/2010/wordprocessingInk" xmlns:wne="http://schemas.microsoft.com/office/word/2006/wordml" xmlns:wps="http://schemas.microsoft.com/office/word/2010/wordprocessingShape" mc:Ignorable="w14 w15 w16se w16cid w16 w16cex w16sdtdh w16sdtfl cr w16du wp14">
-  <w16cex:commentExtensible w16cex:durableId="46290F84" w16cex:dateUtc="2026-07-05T17:23:00Z"/>
   <w16cex:commentExtensible w16cex:durableId="1DC4993C" w16cex:dateUtc="2026-07-05T17:23:00Z"/>
   <w16cex:commentExtensible w16cex:durableId="04BB8941" w16cex:dateUtc="2026-07-05T17:22:00Z"/>
-  <w16cex:commentExtensible w16cex:durableId="4B329F0A" w16cex:dateUtc="2026-07-05T17:25:00Z"/>
   <w16cex:commentExtensible w16cex:durableId="79F71CF4" w16cex:dateUtc="2026-07-05T17:28:00Z"/>
   <w16cex:commentExtensible w16cex:durableId="62E0D83D" w16cex:dateUtc="2026-07-05T17:30:00Z"/>
   <w16cex:commentExtensible w16cex:durableId="7B6B124C" w16cex:dateUtc="2026-07-05T17:31:00Z"/>
@@ -6850,10 +6922,8 @@
 
 <file path=word/commentsIds.xml><?xml version="1.0" encoding="utf-8"?>
 <w16cid:commentsIds xmlns:wpc="http://schemas.microsoft.com/office/word/2010/wordprocessingCanvas" xmlns:cx="http://schemas.microsoft.com/office/drawing/2014/chartex" xmlns:cx1="http://schemas.microsoft.com/office/drawing/2015/9/8/chartex" xmlns:cx2="http://schemas.microsoft.com/office/drawing/2015/10/21/chartex" xmlns:cx3="http://schemas.microsoft.com/office/drawing/2016/5/9/chartex" xmlns:cx4="http://schemas.microsoft.com/office/drawing/2016/5/10/chartex" xmlns:cx5="http://schemas.microsoft.com/office/drawing/2016/5/11/chartex" xmlns:cx6="http://schemas.microsoft.com/office/drawing/2016/5/12/chartex" xmlns:cx7="http://schemas.microsoft.com/office/drawing/2016/5/13/chartex" xmlns:cx8="http://schemas.microsoft.com/office/drawing/2016/5/14/chartex" xmlns:mc="http://schemas.openxmlformats.org/markup-compatibility/2006" xmlns:aink="http://schemas.microsoft.com/office/drawing/2016/ink" xmlns:am3d="http://schemas.microsoft.com/office/drawing/2017/model3d" xmlns:o="urn:schemas-microsoft-com:office:office" xmlns:oel="http://schemas.microsoft.com/office/2019/extlst" xmlns:r="http://schemas.openxmlformats.org/officeDocument/2006/relationships" xmlns:m="http://schemas.openxmlformats.org/officeDocument/2006/math" xmlns:v="urn:schemas-microsoft-com:vml" xmlns:wp14="http://schemas.microsoft.com/office/word/2010/wordprocessingDrawing" xmlns:wp="http://schemas.openxmlformats.org/drawingml/2006/wordprocessingDrawing" xmlns:w10="urn:schemas-microsoft-com:office:word" xmlns:w="http://schemas.openxmlformats.org/wordprocessingml/2006/main" xmlns:w14="http://schemas.microsoft.com/office/word/2010/wordml" xmlns:w15="http://schemas.microsoft.com/office/word/2012/wordml" xmlns:w16cex="http://schemas.microsoft.com/office/word/2018/wordml/cex" xmlns:w16cid="http://schemas.microsoft.com/office/word/2016/wordml/cid" xmlns:w16="http://schemas.microsoft.com/office/word/2018/wordml" xmlns:w16du="http://schemas.microsoft.com/office/word/2023/wordml/word16du" xmlns:w16sdtdh="http://schemas.microsoft.com/office/word/2020/wordml/sdtdatahash" xmlns:w16sdtfl="http://schemas.microsoft.com/office/word/2024/wordml/sdtformatlock" xmlns:w16se="http://schemas.microsoft.com/office/word/2015/wordml/symex" xmlns:wpg="http://schemas.microsoft.com/office/word/2010/wordprocessingGroup" xmlns:wpi="http://schemas.microsoft.com/office/word/2010/wordprocessingInk" xmlns:wne="http://schemas.microsoft.com/office/word/2006/wordml" xmlns:wps="http://schemas.microsoft.com/office/word/2010/wordprocessingShape" mc:Ignorable="w14 w15 w16se w16cid w16 w16cex w16sdtdh w16sdtfl w16du wp14">
-  <w16cid:commentId w16cid:paraId="1A0C15F4" w16cid:durableId="46290F84"/>
   <w16cid:commentId w16cid:paraId="68EC4695" w16cid:durableId="1DC4993C"/>
   <w16cid:commentId w16cid:paraId="7DEFC651" w16cid:durableId="04BB8941"/>
-  <w16cid:commentId w16cid:paraId="421F8D6F" w16cid:durableId="4B329F0A"/>
   <w16cid:commentId w16cid:paraId="5C37358E" w16cid:durableId="79F71CF4"/>
   <w16cid:commentId w16cid:paraId="137936AA" w16cid:durableId="62E0D83D"/>
   <w16cid:commentId w16cid:paraId="5CF78D79" w16cid:durableId="7B6B124C"/>
